--- a/Lab 2/ECE 260C Lab 2.docx
+++ b/Lab 2/ECE 260C Lab 2.docx
@@ -5,14 +5,25 @@
     <w:p>
       <w:pPr>
         <w:pStyle w:val="a3"/>
+        <w:rPr>
+          <w:rFonts w:hint="eastAsia"/>
+        </w:rPr>
       </w:pPr>
       <w:bookmarkStart w:id="0" w:name="_1yjqu1dwtrtc" w:colFirst="0" w:colLast="0"/>
       <w:bookmarkEnd w:id="0"/>
+      <w:proofErr w:type="spellStart"/>
       <w:r>
         <w:rPr>
           <w:rFonts w:eastAsia="IBM Plex Sans"/>
         </w:rPr>
-        <w:t xml:space="preserve">ece 260c. </w:t>
+        <w:t>ece</w:t>
+      </w:r>
+      <w:proofErr w:type="spellEnd"/>
+      <w:r>
+        <w:rPr>
+          <w:rFonts w:eastAsia="IBM Plex Sans"/>
+        </w:rPr>
+        <w:t xml:space="preserve"> 260c. </w:t>
       </w:r>
       <w:r>
         <w:rPr>
@@ -28,29 +39,43 @@
         <w:t>Scripting with the Database</w:t>
       </w:r>
     </w:p>
-    <w:p/>
-    <w:p>
-      <w:pPr>
-        <w:rPr>
+    <w:p>
+      <w:pPr>
+        <w:rPr>
+          <w:rFonts w:hint="eastAsia"/>
+        </w:rPr>
+      </w:pPr>
+    </w:p>
+    <w:p>
+      <w:pPr>
+        <w:rPr>
+          <w:rFonts w:hint="eastAsia"/>
           <w:b/>
         </w:rPr>
       </w:pPr>
+      <w:proofErr w:type="spellStart"/>
       <w:r>
         <w:rPr>
           <w:rFonts w:eastAsia="IBM Plex Sans"/>
           <w:b/>
         </w:rPr>
-        <w:t>Shijie Sun</w:t>
-      </w:r>
+        <w:t>Shijie</w:t>
+      </w:r>
+      <w:proofErr w:type="spellEnd"/>
       <w:r>
         <w:rPr>
           <w:rFonts w:eastAsia="IBM Plex Sans"/>
           <w:b/>
         </w:rPr>
-        <w:t xml:space="preserve"> / ysyx_25050135</w:t>
-      </w:r>
-    </w:p>
-    <w:p>
+        <w:t xml:space="preserve"> Sun / ysyx_25050135</w:t>
+      </w:r>
+    </w:p>
+    <w:p>
+      <w:pPr>
+        <w:rPr>
+          <w:rFonts w:hint="eastAsia"/>
+        </w:rPr>
+      </w:pPr>
       <w:r>
         <w:rPr>
           <w:rFonts w:eastAsia="IBM Plex Sans"/>
@@ -71,20 +96,27 @@
         <w:rPr>
           <w:rFonts w:eastAsia="IBM Plex Sans"/>
         </w:rPr>
-        <w:t>. Please ensure you submit this lab within this report document templ</w:t>
-      </w:r>
-      <w:r>
-        <w:rPr>
-          <w:rFonts w:eastAsia="IBM Plex Sans"/>
-        </w:rPr>
-        <w:t xml:space="preserve">ate. </w:t>
-      </w:r>
-    </w:p>
-    <w:p/>
-    <w:p/>
-    <w:p>
-      <w:pPr>
-        <w:rPr>
+        <w:t xml:space="preserve">. Please ensure you submit this lab within this report document template. </w:t>
+      </w:r>
+    </w:p>
+    <w:p>
+      <w:pPr>
+        <w:rPr>
+          <w:rFonts w:hint="eastAsia"/>
+        </w:rPr>
+      </w:pPr>
+    </w:p>
+    <w:p>
+      <w:pPr>
+        <w:rPr>
+          <w:rFonts w:hint="eastAsia"/>
+        </w:rPr>
+      </w:pPr>
+    </w:p>
+    <w:p>
+      <w:pPr>
+        <w:rPr>
+          <w:rFonts w:hint="eastAsia"/>
           <w:sz w:val="24"/>
           <w:szCs w:val="24"/>
         </w:rPr>
@@ -153,6 +185,7 @@
     <w:p>
       <w:pPr>
         <w:rPr>
+          <w:rFonts w:hint="eastAsia"/>
           <w:sz w:val="24"/>
           <w:szCs w:val="24"/>
         </w:rPr>
@@ -161,6 +194,7 @@
     <w:p>
       <w:pPr>
         <w:rPr>
+          <w:rFonts w:hint="eastAsia"/>
           <w:sz w:val="24"/>
           <w:szCs w:val="24"/>
         </w:rPr>
@@ -171,20 +205,13 @@
           <w:sz w:val="24"/>
           <w:szCs w:val="24"/>
         </w:rPr>
-        <w:t>GitHub Classroom for ac</w:t>
-      </w:r>
-      <w:r>
-        <w:rPr>
-          <w:rFonts w:eastAsia="IBM Plex Sans"/>
-          <w:sz w:val="24"/>
-          <w:szCs w:val="24"/>
-        </w:rPr>
-        <w:t xml:space="preserve">cessing all necessary data files and submitting your work. </w:t>
-      </w:r>
-    </w:p>
-    <w:p>
-      <w:pPr>
-        <w:rPr>
+        <w:t xml:space="preserve">GitHub Classroom for accessing all necessary data files and submitting your work. </w:t>
+      </w:r>
+    </w:p>
+    <w:p>
+      <w:pPr>
+        <w:rPr>
+          <w:rFonts w:hint="eastAsia"/>
           <w:sz w:val="24"/>
           <w:szCs w:val="24"/>
         </w:rPr>
@@ -213,6 +240,7 @@
     <w:p>
       <w:pPr>
         <w:rPr>
+          <w:rFonts w:hint="eastAsia"/>
           <w:sz w:val="24"/>
           <w:szCs w:val="24"/>
         </w:rPr>
@@ -221,6 +249,7 @@
     <w:p>
       <w:pPr>
         <w:rPr>
+          <w:rFonts w:hint="eastAsia"/>
           <w:sz w:val="24"/>
           <w:szCs w:val="24"/>
         </w:rPr>
@@ -268,6 +297,7 @@
                 <w:highlight w:val="white"/>
               </w:rPr>
             </w:pPr>
+            <w:proofErr w:type="spellStart"/>
             <w:r>
               <w:rPr>
                 <w:rFonts w:ascii="Consolas" w:eastAsia="Consolas" w:hAnsi="Consolas" w:cs="Consolas"/>
@@ -276,7 +306,18 @@
                 <w:szCs w:val="24"/>
                 <w:highlight w:val="white"/>
               </w:rPr>
-              <w:t xml:space="preserve">gh repo </w:t>
+              <w:t>gh</w:t>
+            </w:r>
+            <w:proofErr w:type="spellEnd"/>
+            <w:r>
+              <w:rPr>
+                <w:rFonts w:ascii="Consolas" w:eastAsia="Consolas" w:hAnsi="Consolas" w:cs="Consolas"/>
+                <w:color w:val="4D4D4C"/>
+                <w:sz w:val="24"/>
+                <w:szCs w:val="24"/>
+                <w:highlight w:val="white"/>
+              </w:rPr>
+              <w:t xml:space="preserve"> repo </w:t>
             </w:r>
             <w:r>
               <w:rPr>
@@ -296,12 +337,10 @@
                 <w:szCs w:val="24"/>
                 <w:highlight w:val="white"/>
               </w:rPr>
-              <w:t xml:space="preserve"> ABKCourses/ece260c-lab2-YourUsername</w:t>
-            </w:r>
-          </w:p>
-          <w:p>
-            <w:pPr>
-              <w:widowControl w:val="0"/>
+              <w:t xml:space="preserve"> </w:t>
+            </w:r>
+            <w:proofErr w:type="spellStart"/>
+            <w:r>
               <w:rPr>
                 <w:rFonts w:ascii="Consolas" w:eastAsia="Consolas" w:hAnsi="Consolas" w:cs="Consolas"/>
                 <w:color w:val="4D4D4C"/>
@@ -309,7 +348,9 @@
                 <w:szCs w:val="24"/>
                 <w:highlight w:val="white"/>
               </w:rPr>
-            </w:pPr>
+              <w:t>ABKCourses</w:t>
+            </w:r>
+            <w:proofErr w:type="spellEnd"/>
             <w:r>
               <w:rPr>
                 <w:rFonts w:ascii="Consolas" w:eastAsia="Consolas" w:hAnsi="Consolas" w:cs="Consolas"/>
@@ -318,9 +359,12 @@
                 <w:szCs w:val="24"/>
                 <w:highlight w:val="white"/>
               </w:rPr>
-              <w:t xml:space="preserve">cd </w:t>
-            </w:r>
-            <w:r>
+              <w:t>/ece260c-lab2-YourUsername</w:t>
+            </w:r>
+          </w:p>
+          <w:p>
+            <w:pPr>
+              <w:widowControl w:val="0"/>
               <w:rPr>
                 <w:rFonts w:ascii="Consolas" w:eastAsia="Consolas" w:hAnsi="Consolas" w:cs="Consolas"/>
                 <w:color w:val="4D4D4C"/>
@@ -328,12 +372,8 @@
                 <w:szCs w:val="24"/>
                 <w:highlight w:val="white"/>
               </w:rPr>
-              <w:t>ece260c-lab2-YourUsername</w:t>
-            </w:r>
-          </w:p>
-          <w:p>
-            <w:pPr>
-              <w:widowControl w:val="0"/>
+            </w:pPr>
+            <w:r>
               <w:rPr>
                 <w:rFonts w:ascii="Consolas" w:eastAsia="Consolas" w:hAnsi="Consolas" w:cs="Consolas"/>
                 <w:color w:val="4D4D4C"/>
@@ -341,6 +381,19 @@
                 <w:szCs w:val="24"/>
                 <w:highlight w:val="white"/>
               </w:rPr>
+              <w:t>cd ece260c-lab2-YourUsername</w:t>
+            </w:r>
+          </w:p>
+          <w:p>
+            <w:pPr>
+              <w:widowControl w:val="0"/>
+              <w:rPr>
+                <w:rFonts w:ascii="Consolas" w:eastAsia="Consolas" w:hAnsi="Consolas" w:cs="Consolas"/>
+                <w:color w:val="4D4D4C"/>
+                <w:sz w:val="24"/>
+                <w:szCs w:val="24"/>
+                <w:highlight w:val="white"/>
+              </w:rPr>
             </w:pPr>
           </w:p>
           <w:p>
@@ -358,8 +411,20 @@
         </w:tc>
       </w:tr>
     </w:tbl>
-    <w:p/>
-    <w:p/>
+    <w:p>
+      <w:pPr>
+        <w:rPr>
+          <w:rFonts w:hint="eastAsia"/>
+        </w:rPr>
+      </w:pPr>
+    </w:p>
+    <w:p>
+      <w:pPr>
+        <w:rPr>
+          <w:rFonts w:hint="eastAsia"/>
+        </w:rPr>
+      </w:pPr>
+    </w:p>
     <w:p>
       <w:pPr>
         <w:pStyle w:val="1"/>
@@ -376,20 +441,51 @@
         <w:rPr>
           <w:b w:val="0"/>
         </w:rPr>
-        <w:t>Working with Python in OpenROAD</w:t>
-      </w:r>
-    </w:p>
-    <w:p>
+        <w:t xml:space="preserve">Working with Python in </w:t>
+      </w:r>
+      <w:proofErr w:type="spellStart"/>
+      <w:r>
+        <w:rPr>
+          <w:b w:val="0"/>
+        </w:rPr>
+        <w:t>OpenROAD</w:t>
+      </w:r>
+      <w:proofErr w:type="spellEnd"/>
+    </w:p>
+    <w:p>
+      <w:pPr>
+        <w:rPr>
+          <w:rFonts w:hint="eastAsia"/>
+        </w:rPr>
+      </w:pPr>
       <w:r>
         <w:tab/>
       </w:r>
     </w:p>
     <w:p>
-      <w:r>
-        <w:t>The database is the core of OpenROAD – and of any EDA tool. It stores both design and technology data in a unified object model that lives in memory and on disk. By giving every Ope</w:t>
-      </w:r>
-      <w:r>
-        <w:t xml:space="preserve">nROAD component access to this common, </w:t>
+      <w:pPr>
+        <w:rPr>
+          <w:rFonts w:hint="eastAsia"/>
+        </w:rPr>
+      </w:pPr>
+      <w:r>
+        <w:t xml:space="preserve">The database is the core of </w:t>
+      </w:r>
+      <w:proofErr w:type="spellStart"/>
+      <w:r>
+        <w:t>OpenROAD</w:t>
+      </w:r>
+      <w:proofErr w:type="spellEnd"/>
+      <w:r>
+        <w:t xml:space="preserve"> – and of any EDA tool. It stores both design and technology data in a unified object model that lives in memory and on disk. By giving every </w:t>
+      </w:r>
+      <w:proofErr w:type="spellStart"/>
+      <w:r>
+        <w:t>OpenROAD</w:t>
+      </w:r>
+      <w:proofErr w:type="spellEnd"/>
+      <w:r>
+        <w:t xml:space="preserve"> component access to this common, </w:t>
       </w:r>
       <w:hyperlink r:id="rId8">
         <w:r>
@@ -401,15 +497,15 @@
         </w:r>
       </w:hyperlink>
       <w:r>
-        <w:t xml:space="preserve"> (as seen in classroom lectures), the tool stays modular while still supporting tight, iterative optimization loo</w:t>
-      </w:r>
-      <w:r>
-        <w:t>ps.</w:t>
+        <w:t xml:space="preserve"> (as seen in classroom lectures), the tool stays modular while still supporting tight, iterative optimization loops.</w:t>
       </w:r>
     </w:p>
     <w:p>
       <w:pPr>
         <w:spacing w:before="240" w:after="240"/>
+        <w:rPr>
+          <w:rFonts w:hint="eastAsia"/>
+        </w:rPr>
       </w:pPr>
       <w:r>
         <w:t>Traditionally, EDA tools treat the user as an after-thought in the data model. Accessing or modifying design data typically requires one of three awkward routes:</w:t>
@@ -422,6 +518,9 @@
           <w:numId w:val="1"/>
         </w:numPr>
         <w:spacing w:before="240"/>
+        <w:rPr>
+          <w:rFonts w:hint="eastAsia"/>
+        </w:rPr>
       </w:pPr>
       <w:r>
         <w:rPr>
@@ -439,19 +538,27 @@
           <w:ilvl w:val="0"/>
           <w:numId w:val="1"/>
         </w:numPr>
-      </w:pPr>
+        <w:rPr>
+          <w:rFonts w:hint="eastAsia"/>
+        </w:rPr>
+      </w:pPr>
+      <w:proofErr w:type="spellStart"/>
       <w:r>
         <w:rPr>
           <w:b/>
         </w:rPr>
         <w:lastRenderedPageBreak/>
-        <w:t>Tcl scripting:</w:t>
-      </w:r>
-      <w:r>
-        <w:t xml:space="preserve"> a niche language with limited l</w:t>
-      </w:r>
-      <w:r>
-        <w:t>ibraries and an idiosyncratic syntax.</w:t>
+        <w:t>Tcl</w:t>
+      </w:r>
+      <w:proofErr w:type="spellEnd"/>
+      <w:r>
+        <w:rPr>
+          <w:b/>
+        </w:rPr>
+        <w:t xml:space="preserve"> scripting:</w:t>
+      </w:r>
+      <w:r>
+        <w:t xml:space="preserve"> a niche language with limited libraries and an idiosyncratic syntax.</w:t>
       </w:r>
     </w:p>
     <w:p>
@@ -461,6 +568,9 @@
           <w:numId w:val="1"/>
         </w:numPr>
         <w:spacing w:after="240"/>
+        <w:rPr>
+          <w:rFonts w:hint="eastAsia"/>
+        </w:rPr>
       </w:pPr>
       <w:r>
         <w:rPr>
@@ -475,26 +585,70 @@
     <w:p>
       <w:pPr>
         <w:spacing w:before="240" w:after="240"/>
-      </w:pPr>
-      <w:r>
-        <w:t>Each of the above options</w:t>
-      </w:r>
-      <w:r>
-        <w:t xml:space="preserve"> hampers productivity and makes advanced customization difficult. OpenROAD is unique in that it introduces two great improvements to this status quo. First, being open source means the full OpenDB source is available to engineers needing custom components </w:t>
-      </w:r>
-      <w:r>
-        <w:t xml:space="preserve">or the full breadth of data – with the class definitions serving a self-documenting purpose. Major components like the global placer being directly modifiable also help enable bespoke changes. </w:t>
-      </w:r>
-    </w:p>
-    <w:p>
-      <w:r>
-        <w:t>The second breakthrough is native Python support inside OpenRO</w:t>
-      </w:r>
-      <w:r>
-        <w:t>AD. Engineers can now tap the entire Python ecosystem—NumPy, pandas, PyTorch, and more—to query and manipulate OpenDB objects directly, side by side with the traditional Tcl commands. This makes physical-design scripting far more expressive and also enable</w:t>
-      </w:r>
-      <w:r>
-        <w:t xml:space="preserve">s ML-driven workflows: tools such as NVIDIA’s </w:t>
+        <w:rPr>
+          <w:rFonts w:hint="eastAsia"/>
+        </w:rPr>
+      </w:pPr>
+      <w:r>
+        <w:t xml:space="preserve">Each of the above options hampers productivity and makes advanced customization difficult. </w:t>
+      </w:r>
+      <w:proofErr w:type="spellStart"/>
+      <w:r>
+        <w:t>OpenROAD</w:t>
+      </w:r>
+      <w:proofErr w:type="spellEnd"/>
+      <w:r>
+        <w:t xml:space="preserve"> is unique in that it introduces two great improvements to this status quo. First, being open source means the full </w:t>
+      </w:r>
+      <w:proofErr w:type="spellStart"/>
+      <w:r>
+        <w:t>OpenDB</w:t>
+      </w:r>
+      <w:proofErr w:type="spellEnd"/>
+      <w:r>
+        <w:t xml:space="preserve"> source is available to engineers needing custom components or the full breadth of data – with the class definitions serving a self-documenting purpose. Major components like the global placer being directly modifiable also help enable bespoke changes. </w:t>
+      </w:r>
+    </w:p>
+    <w:p>
+      <w:pPr>
+        <w:rPr>
+          <w:rFonts w:hint="eastAsia"/>
+        </w:rPr>
+      </w:pPr>
+      <w:r>
+        <w:t xml:space="preserve">The second breakthrough is native Python support inside </w:t>
+      </w:r>
+      <w:proofErr w:type="spellStart"/>
+      <w:r>
+        <w:t>OpenROAD</w:t>
+      </w:r>
+      <w:proofErr w:type="spellEnd"/>
+      <w:r>
+        <w:t xml:space="preserve">. Engineers can now tap the entire Python ecosystem—NumPy, pandas, </w:t>
+      </w:r>
+      <w:proofErr w:type="spellStart"/>
+      <w:r>
+        <w:t>PyTorch</w:t>
+      </w:r>
+      <w:proofErr w:type="spellEnd"/>
+      <w:r>
+        <w:t xml:space="preserve">, and more—to query and manipulate </w:t>
+      </w:r>
+      <w:proofErr w:type="spellStart"/>
+      <w:r>
+        <w:t>OpenDB</w:t>
+      </w:r>
+      <w:proofErr w:type="spellEnd"/>
+      <w:r>
+        <w:t xml:space="preserve"> objects directly, side by side with the traditional </w:t>
+      </w:r>
+      <w:proofErr w:type="spellStart"/>
+      <w:r>
+        <w:t>Tcl</w:t>
+      </w:r>
+      <w:proofErr w:type="spellEnd"/>
+      <w:r>
+        <w:t xml:space="preserve"> commands. This makes physical-design scripting far more expressive and also enables ML-driven workflows: tools such as NVIDIA’s </w:t>
       </w:r>
       <w:hyperlink r:id="rId9">
         <w:r>
@@ -514,36 +668,62 @@
             <w:color w:val="1155CC"/>
             <w:u w:val="single"/>
           </w:rPr>
-          <w:t xml:space="preserve"> stream circuit structure and metrics fr</w:t>
-        </w:r>
-        <w:r>
-          <w:rPr>
-            <w:color w:val="1155CC"/>
-            <w:u w:val="single"/>
-          </w:rPr>
-          <w:t>om OpenDB</w:t>
+          <w:t xml:space="preserve"> stream circuit structure and metrics from OpenDB</w:t>
         </w:r>
       </w:hyperlink>
       <w:r>
         <w:t xml:space="preserve"> straight into machine-learning frameworks, eliminating slow file round-trips and extra conversion code.</w:t>
       </w:r>
     </w:p>
-    <w:p/>
-    <w:p>
+    <w:p>
+      <w:pPr>
+        <w:rPr>
+          <w:rFonts w:hint="eastAsia"/>
+        </w:rPr>
+      </w:pPr>
+    </w:p>
+    <w:p>
+      <w:pPr>
+        <w:rPr>
+          <w:rFonts w:hint="eastAsia"/>
+        </w:rPr>
+      </w:pPr>
       <w:r>
         <w:t>In this section, you will begin to explore the Python interface by using it to manipulate the database.</w:t>
       </w:r>
     </w:p>
-    <w:p/>
-    <w:p>
-      <w:r>
-        <w:t>One thing to note is that OpenROAD c</w:t>
-      </w:r>
-      <w:r>
-        <w:t>urrently does not support running the GUI alongside Python so we will first run our scripts to generate our results and then, if needed, we will reopen these results in the GUI.</w:t>
-      </w:r>
-    </w:p>
-    <w:p/>
+    <w:p>
+      <w:pPr>
+        <w:rPr>
+          <w:rFonts w:hint="eastAsia"/>
+        </w:rPr>
+      </w:pPr>
+    </w:p>
+    <w:p>
+      <w:pPr>
+        <w:rPr>
+          <w:rFonts w:hint="eastAsia"/>
+        </w:rPr>
+      </w:pPr>
+      <w:r>
+        <w:t xml:space="preserve">One thing to note is that </w:t>
+      </w:r>
+      <w:proofErr w:type="spellStart"/>
+      <w:r>
+        <w:t>OpenROAD</w:t>
+      </w:r>
+      <w:proofErr w:type="spellEnd"/>
+      <w:r>
+        <w:t xml:space="preserve"> currently does not support running the GUI alongside Python so we will first run our scripts to generate our results and then, if needed, we will reopen these results in the GUI.</w:t>
+      </w:r>
+    </w:p>
+    <w:p>
+      <w:pPr>
+        <w:rPr>
+          <w:rFonts w:hint="eastAsia"/>
+        </w:rPr>
+      </w:pPr>
+    </w:p>
     <w:p>
       <w:pPr>
         <w:pStyle w:val="2"/>
@@ -555,6 +735,11 @@
       </w:r>
     </w:p>
     <w:p>
+      <w:pPr>
+        <w:rPr>
+          <w:rFonts w:hint="eastAsia"/>
+        </w:rPr>
+      </w:pPr>
       <w:r>
         <w:t xml:space="preserve">Open </w:t>
       </w:r>
@@ -565,13 +750,47 @@
         <w:t>template.py</w:t>
       </w:r>
       <w:r>
-        <w:t xml:space="preserve"> in your repository; it shows the canonic</w:t>
-      </w:r>
-      <w:r>
-        <w:t>al structure of an OpenROAD Python script. Every OpenROAD Python script will typically follow this basic format. The first lines import OpenROAD”s Tech/Design objects as well as OpenDB’s own bindings to Python (odb), which can be used to create database ob</w:t>
-      </w:r>
-      <w:r>
-        <w:t xml:space="preserve">jects but is more experimental. </w:t>
+        <w:t xml:space="preserve"> in your repository; it shows the canonical structure of an </w:t>
+      </w:r>
+      <w:proofErr w:type="spellStart"/>
+      <w:r>
+        <w:t>OpenROAD</w:t>
+      </w:r>
+      <w:proofErr w:type="spellEnd"/>
+      <w:r>
+        <w:t xml:space="preserve"> Python script. Every </w:t>
+      </w:r>
+      <w:proofErr w:type="spellStart"/>
+      <w:r>
+        <w:t>OpenROAD</w:t>
+      </w:r>
+      <w:proofErr w:type="spellEnd"/>
+      <w:r>
+        <w:t xml:space="preserve"> Python script will typically follow this basic format. The first lines import </w:t>
+      </w:r>
+      <w:proofErr w:type="spellStart"/>
+      <w:r>
+        <w:t>OpenROAD”s</w:t>
+      </w:r>
+      <w:proofErr w:type="spellEnd"/>
+      <w:r>
+        <w:t xml:space="preserve"> Tech/Design objects as well as </w:t>
+      </w:r>
+      <w:proofErr w:type="spellStart"/>
+      <w:r>
+        <w:t>OpenDB’s</w:t>
+      </w:r>
+      <w:proofErr w:type="spellEnd"/>
+      <w:r>
+        <w:t xml:space="preserve"> own bindings to Python (</w:t>
+      </w:r>
+      <w:proofErr w:type="spellStart"/>
+      <w:r>
+        <w:t>odb</w:t>
+      </w:r>
+      <w:proofErr w:type="spellEnd"/>
+      <w:r>
+        <w:t xml:space="preserve">), which can be used to create database objects but is more experimental. </w:t>
       </w:r>
       <w:r>
         <w:rPr>
@@ -589,16 +808,37 @@
         <w:t>Design</w:t>
       </w:r>
       <w:r>
-        <w:t xml:space="preserve"> </w:t>
-      </w:r>
-      <w:r>
-        <w:t xml:space="preserve">expose the same global OpenDB instance that OpenROAD uses when you launch the tool normally. In other words, </w:t>
-      </w:r>
+        <w:t xml:space="preserve"> expose the same global </w:t>
+      </w:r>
+      <w:proofErr w:type="spellStart"/>
+      <w:r>
+        <w:t>OpenDB</w:t>
+      </w:r>
+      <w:proofErr w:type="spellEnd"/>
+      <w:r>
+        <w:t xml:space="preserve"> instance that </w:t>
+      </w:r>
+      <w:proofErr w:type="spellStart"/>
+      <w:r>
+        <w:t>OpenROAD</w:t>
+      </w:r>
+      <w:proofErr w:type="spellEnd"/>
+      <w:r>
+        <w:t xml:space="preserve"> uses when you launch the tool normally. In other words, </w:t>
+      </w:r>
+      <w:proofErr w:type="spellStart"/>
       <w:r>
         <w:rPr>
           <w:i/>
         </w:rPr>
-        <w:t>OpenROAD – not your script – owns the database</w:t>
+        <w:t>OpenROAD</w:t>
+      </w:r>
+      <w:proofErr w:type="spellEnd"/>
+      <w:r>
+        <w:rPr>
+          <w:i/>
+        </w:rPr>
+        <w:t xml:space="preserve"> – not your script – owns the database</w:t>
       </w:r>
       <w:r>
         <w:t>. Your Python code merely holds references to objects that already live inside that global DB.</w:t>
@@ -607,12 +847,12 @@
     <w:p>
       <w:pPr>
         <w:spacing w:before="240" w:after="240"/>
-      </w:pPr>
-      <w:r>
-        <w:t>Conseq</w:t>
-      </w:r>
-      <w:r>
-        <w:t>uences of this ownership model:</w:t>
+        <w:rPr>
+          <w:rFonts w:hint="eastAsia"/>
+        </w:rPr>
+      </w:pPr>
+      <w:r>
+        <w:t>Consequences of this ownership model:</w:t>
       </w:r>
     </w:p>
     <w:p>
@@ -622,6 +862,9 @@
           <w:numId w:val="3"/>
         </w:numPr>
         <w:spacing w:before="240"/>
+        <w:rPr>
+          <w:rFonts w:hint="eastAsia"/>
+        </w:rPr>
       </w:pPr>
       <w:r>
         <w:rPr>
@@ -637,10 +880,7 @@
         <w:br/>
       </w:r>
       <w:r>
-        <w:t xml:space="preserve"> If you load a design inside a helper function and then exit that function, the design remains in the database. Attempting to load another copy of the same block later will trigger n</w:t>
-      </w:r>
-      <w:r>
-        <w:t>ame collisions unless you delete the original instance first.</w:t>
+        <w:t xml:space="preserve"> If you load a design inside a helper function and then exit that function, the design remains in the database. Attempting to load another copy of the same block later will trigger name collisions unless you delete the original instance first.</w:t>
       </w:r>
       <w:r>
         <w:br/>
@@ -653,6 +893,9 @@
           <w:numId w:val="3"/>
         </w:numPr>
         <w:spacing w:after="240"/>
+        <w:rPr>
+          <w:rFonts w:hint="eastAsia"/>
+        </w:rPr>
       </w:pPr>
       <w:r>
         <w:rPr>
@@ -676,15 +919,21 @@
         <w:t>not</w:t>
       </w:r>
       <w:r>
-        <w:t xml:space="preserve"> invalidate any Python variables that still point to it. Accessing or modifying such a stale handle can crash OpenROAD </w:t>
-      </w:r>
-      <w:r>
-        <w:t>(e.g., seg-fault).</w:t>
-      </w:r>
-    </w:p>
-    <w:p>
-      <w:pPr>
-        <w:rPr>
+        <w:t xml:space="preserve"> invalidate any Python variables that still point to it. Accessing or modifying such a stale handle can crash </w:t>
+      </w:r>
+      <w:proofErr w:type="spellStart"/>
+      <w:r>
+        <w:t>OpenROAD</w:t>
+      </w:r>
+      <w:proofErr w:type="spellEnd"/>
+      <w:r>
+        <w:t xml:space="preserve"> (e.g., seg-fault).</w:t>
+      </w:r>
+    </w:p>
+    <w:p>
+      <w:pPr>
+        <w:rPr>
+          <w:rFonts w:hint="eastAsia"/>
           <w:color w:val="0000FF"/>
         </w:rPr>
       </w:pPr>
@@ -692,10 +941,30 @@
         <w:rPr>
           <w:color w:val="0000FF"/>
         </w:rPr>
-        <w:t>Rule: treat the Python API with the same discipline you would apply in Tcl or C++: load only what you need, delete what you discard, and avoid keeping stray references around.</w:t>
-      </w:r>
-    </w:p>
-    <w:p/>
+        <w:t xml:space="preserve">Rule: treat the Python API with the same discipline you would apply in </w:t>
+      </w:r>
+      <w:proofErr w:type="spellStart"/>
+      <w:r>
+        <w:rPr>
+          <w:color w:val="0000FF"/>
+        </w:rPr>
+        <w:t>Tcl</w:t>
+      </w:r>
+      <w:proofErr w:type="spellEnd"/>
+      <w:r>
+        <w:rPr>
+          <w:color w:val="0000FF"/>
+        </w:rPr>
+        <w:t xml:space="preserve"> or C++: load only what you need, delete what you discard, and avoid keeping stray references around.</w:t>
+      </w:r>
+    </w:p>
+    <w:p>
+      <w:pPr>
+        <w:rPr>
+          <w:rFonts w:hint="eastAsia"/>
+        </w:rPr>
+      </w:pPr>
+    </w:p>
     <w:p>
       <w:pPr>
         <w:pStyle w:val="3"/>
@@ -716,11 +985,21 @@
       </w:r>
     </w:p>
     <w:p>
-      <w:r>
-        <w:t>The Design object we create is our interfa</w:t>
-      </w:r>
-      <w:r>
-        <w:t>ce to OpenROAD. It contains many methods but the important ones can be classified into the following categories:</w:t>
+      <w:pPr>
+        <w:rPr>
+          <w:rFonts w:hint="eastAsia"/>
+        </w:rPr>
+      </w:pPr>
+      <w:r>
+        <w:t xml:space="preserve">The Design object we create is our interface to </w:t>
+      </w:r>
+      <w:proofErr w:type="spellStart"/>
+      <w:r>
+        <w:t>OpenROAD</w:t>
+      </w:r>
+      <w:proofErr w:type="spellEnd"/>
+      <w:r>
+        <w:t>. It contains many methods but the important ones can be classified into the following categories:</w:t>
       </w:r>
       <w:r>
         <w:br/>
@@ -773,6 +1052,9 @@
                 <w:between w:val="nil"/>
               </w:pBdr>
               <w:spacing w:line="240" w:lineRule="auto"/>
+              <w:rPr>
+                <w:rFonts w:hint="eastAsia"/>
+              </w:rPr>
             </w:pPr>
             <w:r>
               <w:rPr>
@@ -805,6 +1087,7 @@
               </w:pBdr>
               <w:spacing w:line="240" w:lineRule="auto"/>
               <w:rPr>
+                <w:rFonts w:hint="eastAsia"/>
                 <w:b/>
               </w:rPr>
             </w:pPr>
@@ -847,11 +1130,33 @@
                 <w:rFonts w:ascii="Consolas" w:eastAsia="Consolas" w:hAnsi="Consolas" w:cs="Consolas"/>
               </w:rPr>
             </w:pPr>
+            <w:proofErr w:type="spellStart"/>
             <w:r>
               <w:rPr>
                 <w:rFonts w:ascii="Consolas" w:eastAsia="Consolas" w:hAnsi="Consolas" w:cs="Consolas"/>
               </w:rPr>
-              <w:t>getReplace, getTritonroute, …</w:t>
+              <w:t>getReplace</w:t>
+            </w:r>
+            <w:proofErr w:type="spellEnd"/>
+            <w:r>
+              <w:rPr>
+                <w:rFonts w:ascii="Consolas" w:eastAsia="Consolas" w:hAnsi="Consolas" w:cs="Consolas"/>
+              </w:rPr>
+              <w:t xml:space="preserve">, </w:t>
+            </w:r>
+            <w:proofErr w:type="spellStart"/>
+            <w:r>
+              <w:rPr>
+                <w:rFonts w:ascii="Consolas" w:eastAsia="Consolas" w:hAnsi="Consolas" w:cs="Consolas"/>
+              </w:rPr>
+              <w:t>getTritonroute</w:t>
+            </w:r>
+            <w:proofErr w:type="spellEnd"/>
+            <w:r>
+              <w:rPr>
+                <w:rFonts w:ascii="Consolas" w:eastAsia="Consolas" w:hAnsi="Consolas" w:cs="Consolas"/>
+              </w:rPr>
+              <w:t>, …</w:t>
             </w:r>
           </w:p>
         </w:tc>
@@ -877,9 +1182,20 @@
                 <w:between w:val="nil"/>
               </w:pBdr>
               <w:spacing w:line="240" w:lineRule="auto"/>
+              <w:rPr>
+                <w:rFonts w:hint="eastAsia"/>
+              </w:rPr>
             </w:pPr>
             <w:r>
-              <w:t xml:space="preserve">These getters correspond to their respective components of the OpenROAD application. Once you have these objects, you can control this component. </w:t>
+              <w:t xml:space="preserve">These getters correspond to their respective components of the </w:t>
+            </w:r>
+            <w:proofErr w:type="spellStart"/>
+            <w:r>
+              <w:t>OpenROAD</w:t>
+            </w:r>
+            <w:proofErr w:type="spellEnd"/>
+            <w:r>
+              <w:t xml:space="preserve"> application. Once you have these objects, you can control this component. </w:t>
             </w:r>
           </w:p>
           <w:p>
@@ -893,6 +1209,9 @@
                 <w:between w:val="nil"/>
               </w:pBdr>
               <w:spacing w:line="240" w:lineRule="auto"/>
+              <w:rPr>
+                <w:rFonts w:hint="eastAsia"/>
+              </w:rPr>
             </w:pPr>
           </w:p>
           <w:p>
@@ -906,15 +1225,40 @@
                 <w:between w:val="nil"/>
               </w:pBdr>
               <w:spacing w:line="240" w:lineRule="auto"/>
+              <w:rPr>
+                <w:rFonts w:hint="eastAsia"/>
+              </w:rPr>
             </w:pPr>
             <w:r>
               <w:t xml:space="preserve">For example, </w:t>
             </w:r>
+            <w:proofErr w:type="spellStart"/>
             <w:r>
               <w:rPr>
                 <w:rFonts w:ascii="Consolas" w:eastAsia="Consolas" w:hAnsi="Consolas" w:cs="Consolas"/>
               </w:rPr>
-              <w:t>design.getGlobalRouter().globalRoute()</w:t>
+              <w:t>design.getGlobalRouter</w:t>
+            </w:r>
+            <w:proofErr w:type="spellEnd"/>
+            <w:r>
+              <w:rPr>
+                <w:rFonts w:ascii="Consolas" w:eastAsia="Consolas" w:hAnsi="Consolas" w:cs="Consolas"/>
+              </w:rPr>
+              <w:t>().</w:t>
+            </w:r>
+            <w:proofErr w:type="spellStart"/>
+            <w:r>
+              <w:rPr>
+                <w:rFonts w:ascii="Consolas" w:eastAsia="Consolas" w:hAnsi="Consolas" w:cs="Consolas"/>
+              </w:rPr>
+              <w:t>globalRoute</w:t>
+            </w:r>
+            <w:proofErr w:type="spellEnd"/>
+            <w:r>
+              <w:rPr>
+                <w:rFonts w:ascii="Consolas" w:eastAsia="Consolas" w:hAnsi="Consolas" w:cs="Consolas"/>
+              </w:rPr>
+              <w:t>()</w:t>
             </w:r>
             <w:r>
               <w:t xml:space="preserve"> will run global routing.</w:t>
@@ -952,12 +1296,14 @@
                 <w:rFonts w:ascii="Consolas" w:eastAsia="Consolas" w:hAnsi="Consolas" w:cs="Consolas"/>
               </w:rPr>
             </w:pPr>
+            <w:proofErr w:type="spellStart"/>
             <w:r>
               <w:rPr>
                 <w:rFonts w:ascii="Consolas" w:eastAsia="Consolas" w:hAnsi="Consolas" w:cs="Consolas"/>
               </w:rPr>
               <w:t>getDb</w:t>
             </w:r>
+            <w:proofErr w:type="spellEnd"/>
           </w:p>
         </w:tc>
         <w:tc>
@@ -982,21 +1328,39 @@
                 <w:between w:val="nil"/>
               </w:pBdr>
               <w:spacing w:line="240" w:lineRule="auto"/>
+              <w:rPr>
+                <w:rFonts w:hint="eastAsia"/>
+              </w:rPr>
             </w:pPr>
             <w:r>
               <w:t xml:space="preserve">Returns the </w:t>
             </w:r>
+            <w:proofErr w:type="spellStart"/>
             <w:r>
               <w:rPr>
                 <w:i/>
               </w:rPr>
               <w:t>dbDatabase</w:t>
             </w:r>
-            <w:r>
-              <w:t xml:space="preserve"> o</w:t>
-            </w:r>
-            <w:r>
-              <w:t>bject – OpenROAD’s master OpenDB instance.</w:t>
+            <w:proofErr w:type="spellEnd"/>
+            <w:r>
+              <w:t xml:space="preserve"> object – </w:t>
+            </w:r>
+            <w:proofErr w:type="spellStart"/>
+            <w:r>
+              <w:t>OpenROAD’s</w:t>
+            </w:r>
+            <w:proofErr w:type="spellEnd"/>
+            <w:r>
+              <w:t xml:space="preserve"> master </w:t>
+            </w:r>
+            <w:proofErr w:type="spellStart"/>
+            <w:r>
+              <w:t>OpenDB</w:t>
+            </w:r>
+            <w:proofErr w:type="spellEnd"/>
+            <w:r>
+              <w:t xml:space="preserve"> instance.</w:t>
             </w:r>
           </w:p>
           <w:p>
@@ -1010,6 +1374,9 @@
                 <w:between w:val="nil"/>
               </w:pBdr>
               <w:spacing w:line="240" w:lineRule="auto"/>
+              <w:rPr>
+                <w:rFonts w:hint="eastAsia"/>
+              </w:rPr>
             </w:pPr>
           </w:p>
           <w:p>
@@ -1023,9 +1390,20 @@
                 <w:between w:val="nil"/>
               </w:pBdr>
               <w:spacing w:line="240" w:lineRule="auto"/>
+              <w:rPr>
+                <w:rFonts w:hint="eastAsia"/>
+              </w:rPr>
             </w:pPr>
             <w:r>
-              <w:t xml:space="preserve"> While the getBlock method described below is more convenient for getting your actual design database, use this when you need low-level access (e.g., LEF/DEF or Liberty tech/library data).</w:t>
+              <w:t xml:space="preserve"> While the </w:t>
+            </w:r>
+            <w:proofErr w:type="spellStart"/>
+            <w:r>
+              <w:t>getBlock</w:t>
+            </w:r>
+            <w:proofErr w:type="spellEnd"/>
+            <w:r>
+              <w:t xml:space="preserve"> method described below is more convenient for getting your actual design database, use this when you need low-level access (e.g., LEF/DEF or Liberty tech/library data).</w:t>
             </w:r>
           </w:p>
         </w:tc>
@@ -1060,12 +1438,14 @@
                 <w:rFonts w:ascii="Consolas" w:eastAsia="Consolas" w:hAnsi="Consolas" w:cs="Consolas"/>
               </w:rPr>
             </w:pPr>
+            <w:proofErr w:type="spellStart"/>
             <w:r>
               <w:rPr>
                 <w:rFonts w:ascii="Consolas" w:eastAsia="Consolas" w:hAnsi="Consolas" w:cs="Consolas"/>
               </w:rPr>
               <w:t>getBlock</w:t>
             </w:r>
+            <w:proofErr w:type="spellEnd"/>
           </w:p>
         </w:tc>
         <w:tc>
@@ -1090,16 +1470,21 @@
                 <w:between w:val="nil"/>
               </w:pBdr>
               <w:spacing w:line="240" w:lineRule="auto"/>
+              <w:rPr>
+                <w:rFonts w:hint="eastAsia"/>
+              </w:rPr>
             </w:pPr>
             <w:r>
               <w:t xml:space="preserve">Returns the primary </w:t>
             </w:r>
+            <w:proofErr w:type="spellStart"/>
             <w:r>
               <w:rPr>
                 <w:i/>
               </w:rPr>
               <w:t>dbBlock</w:t>
             </w:r>
+            <w:proofErr w:type="spellEnd"/>
             <w:r>
               <w:t xml:space="preserve"> within the database (i.e., the top-level design), allowing you to access its instances, etc.</w:t>
             </w:r>
@@ -1115,6 +1500,9 @@
                 <w:between w:val="nil"/>
               </w:pBdr>
               <w:spacing w:line="240" w:lineRule="auto"/>
+              <w:rPr>
+                <w:rFonts w:hint="eastAsia"/>
+              </w:rPr>
             </w:pPr>
           </w:p>
           <w:p>
@@ -1128,16 +1516,55 @@
                 <w:between w:val="nil"/>
               </w:pBdr>
               <w:spacing w:line="240" w:lineRule="auto"/>
+              <w:rPr>
+                <w:rFonts w:hint="eastAsia"/>
+              </w:rPr>
             </w:pPr>
             <w:r>
               <w:t xml:space="preserve">Equivalent to </w:t>
             </w:r>
+            <w:proofErr w:type="spellStart"/>
             <w:r>
               <w:rPr>
                 <w:rFonts w:ascii="Roboto Mono" w:eastAsia="Roboto Mono" w:hAnsi="Roboto Mono" w:cs="Roboto Mono"/>
               </w:rPr>
               <w:lastRenderedPageBreak/>
-              <w:t>design.getDb().getChip().getBlock()</w:t>
+              <w:t>design.getDb</w:t>
+            </w:r>
+            <w:proofErr w:type="spellEnd"/>
+            <w:r>
+              <w:rPr>
+                <w:rFonts w:ascii="Roboto Mono" w:eastAsia="Roboto Mono" w:hAnsi="Roboto Mono" w:cs="Roboto Mono"/>
+              </w:rPr>
+              <w:t>().</w:t>
+            </w:r>
+            <w:proofErr w:type="spellStart"/>
+            <w:r>
+              <w:rPr>
+                <w:rFonts w:ascii="Roboto Mono" w:eastAsia="Roboto Mono" w:hAnsi="Roboto Mono" w:cs="Roboto Mono"/>
+              </w:rPr>
+              <w:t>getChip</w:t>
+            </w:r>
+            <w:proofErr w:type="spellEnd"/>
+            <w:r>
+              <w:rPr>
+                <w:rFonts w:ascii="Roboto Mono" w:eastAsia="Roboto Mono" w:hAnsi="Roboto Mono" w:cs="Roboto Mono"/>
+              </w:rPr>
+              <w:t>().</w:t>
+            </w:r>
+            <w:proofErr w:type="spellStart"/>
+            <w:r>
+              <w:rPr>
+                <w:rFonts w:ascii="Roboto Mono" w:eastAsia="Roboto Mono" w:hAnsi="Roboto Mono" w:cs="Roboto Mono"/>
+              </w:rPr>
+              <w:t>getBlock</w:t>
+            </w:r>
+            <w:proofErr w:type="spellEnd"/>
+            <w:r>
+              <w:rPr>
+                <w:rFonts w:ascii="Roboto Mono" w:eastAsia="Roboto Mono" w:hAnsi="Roboto Mono" w:cs="Roboto Mono"/>
+              </w:rPr>
+              <w:t>()</w:t>
             </w:r>
             <w:r>
               <w:t xml:space="preserve"> but shorter. Note that a DB can hold multiple chips to support multi-die designs.</w:t>
@@ -1175,19 +1602,15 @@
                 <w:rFonts w:ascii="Consolas" w:eastAsia="Consolas" w:hAnsi="Consolas" w:cs="Consolas"/>
               </w:rPr>
             </w:pPr>
+            <w:proofErr w:type="spellStart"/>
             <w:r>
               <w:rPr>
                 <w:rFonts w:ascii="Consolas" w:eastAsia="Consolas" w:hAnsi="Consolas" w:cs="Consolas"/>
               </w:rPr>
               <w:lastRenderedPageBreak/>
-              <w:t>e</w:t>
-            </w:r>
-            <w:r>
-              <w:rPr>
-                <w:rFonts w:ascii="Consolas" w:eastAsia="Consolas" w:hAnsi="Consolas" w:cs="Consolas"/>
-              </w:rPr>
-              <w:t>valTclString</w:t>
-            </w:r>
+              <w:t>evalTclString</w:t>
+            </w:r>
+            <w:proofErr w:type="spellEnd"/>
           </w:p>
         </w:tc>
         <w:tc>
@@ -1212,9 +1635,20 @@
                 <w:between w:val="nil"/>
               </w:pBdr>
               <w:spacing w:line="240" w:lineRule="auto"/>
+              <w:rPr>
+                <w:rFonts w:hint="eastAsia"/>
+              </w:rPr>
             </w:pPr>
             <w:r>
-              <w:t>Executes an arbitrary Tcl command string and returns its result.</w:t>
+              <w:t xml:space="preserve">Executes an arbitrary </w:t>
+            </w:r>
+            <w:proofErr w:type="spellStart"/>
+            <w:r>
+              <w:t>Tcl</w:t>
+            </w:r>
+            <w:proofErr w:type="spellEnd"/>
+            <w:r>
+              <w:t xml:space="preserve"> command string and returns its result.</w:t>
             </w:r>
           </w:p>
           <w:p>
@@ -1228,6 +1662,9 @@
                 <w:between w:val="nil"/>
               </w:pBdr>
               <w:spacing w:line="240" w:lineRule="auto"/>
+              <w:rPr>
+                <w:rFonts w:hint="eastAsia"/>
+              </w:rPr>
             </w:pPr>
           </w:p>
           <w:p>
@@ -1241,21 +1678,45 @@
                 <w:between w:val="nil"/>
               </w:pBdr>
               <w:spacing w:line="240" w:lineRule="auto"/>
+              <w:rPr>
+                <w:rFonts w:hint="eastAsia"/>
+              </w:rPr>
             </w:pPr>
             <w:r>
               <w:t xml:space="preserve">This can be useful in situations where Python bindings lack a one-to-one wrapper. E.g., </w:t>
             </w:r>
+            <w:proofErr w:type="spellStart"/>
             <w:r>
               <w:rPr>
                 <w:rFonts w:ascii="Consolas" w:eastAsia="Consolas" w:hAnsi="Consolas" w:cs="Consolas"/>
               </w:rPr>
-              <w:t>design.getReplace()</w:t>
-            </w:r>
-            <w:r>
-              <w:t xml:space="preserve"> does not have the same functionality as the familiar global_placement</w:t>
-            </w:r>
-            <w:r>
-              <w:t xml:space="preserve"> Tcl command.</w:t>
+              <w:t>design.getReplace</w:t>
+            </w:r>
+            <w:proofErr w:type="spellEnd"/>
+            <w:r>
+              <w:rPr>
+                <w:rFonts w:ascii="Consolas" w:eastAsia="Consolas" w:hAnsi="Consolas" w:cs="Consolas"/>
+              </w:rPr>
+              <w:t>()</w:t>
+            </w:r>
+            <w:r>
+              <w:t xml:space="preserve"> does not have the same functionality as the familiar </w:t>
+            </w:r>
+            <w:proofErr w:type="spellStart"/>
+            <w:r>
+              <w:t>global_placement</w:t>
+            </w:r>
+            <w:proofErr w:type="spellEnd"/>
+            <w:r>
+              <w:t xml:space="preserve"> </w:t>
+            </w:r>
+            <w:proofErr w:type="spellStart"/>
+            <w:r>
+              <w:t>Tcl</w:t>
+            </w:r>
+            <w:proofErr w:type="spellEnd"/>
+            <w:r>
+              <w:t xml:space="preserve"> command.</w:t>
             </w:r>
           </w:p>
         </w:tc>
@@ -1290,12 +1751,14 @@
                 <w:rFonts w:ascii="Consolas" w:eastAsia="Consolas" w:hAnsi="Consolas" w:cs="Consolas"/>
               </w:rPr>
             </w:pPr>
+            <w:proofErr w:type="spellStart"/>
             <w:r>
               <w:rPr>
                 <w:rFonts w:ascii="Consolas" w:eastAsia="Consolas" w:hAnsi="Consolas" w:cs="Consolas"/>
               </w:rPr>
               <w:t>createDetachedDb</w:t>
             </w:r>
+            <w:proofErr w:type="spellEnd"/>
           </w:p>
         </w:tc>
         <w:tc>
@@ -1320,16 +1783,21 @@
                 <w:between w:val="nil"/>
               </w:pBdr>
               <w:spacing w:line="240" w:lineRule="auto"/>
+              <w:rPr>
+                <w:rFonts w:hint="eastAsia"/>
+              </w:rPr>
             </w:pPr>
             <w:r>
               <w:t xml:space="preserve">Creates a stand-alone </w:t>
             </w:r>
+            <w:proofErr w:type="spellStart"/>
             <w:r>
               <w:rPr>
                 <w:i/>
               </w:rPr>
               <w:t>dbDatabase</w:t>
             </w:r>
+            <w:proofErr w:type="spellEnd"/>
             <w:r>
               <w:t xml:space="preserve"> that is </w:t>
             </w:r>
@@ -1340,7 +1808,15 @@
               <w:t>not</w:t>
             </w:r>
             <w:r>
-              <w:t xml:space="preserve"> connected to the global OpenROAD DB. This allows you to load and manipulate multiple designs side-by-side. </w:t>
+              <w:t xml:space="preserve"> connected to the global </w:t>
+            </w:r>
+            <w:proofErr w:type="spellStart"/>
+            <w:r>
+              <w:t>OpenROAD</w:t>
+            </w:r>
+            <w:proofErr w:type="spellEnd"/>
+            <w:r>
+              <w:t xml:space="preserve"> DB. This allows you to load and manipulate multiple designs side-by-side. </w:t>
             </w:r>
             <w:r>
               <w:rPr>
@@ -1381,12 +1857,42 @@
                 <w:rFonts w:ascii="Consolas" w:eastAsia="Consolas" w:hAnsi="Consolas" w:cs="Consolas"/>
               </w:rPr>
             </w:pPr>
+            <w:proofErr w:type="spellStart"/>
             <w:r>
               <w:rPr>
                 <w:rFonts w:ascii="Consolas" w:eastAsia="Consolas" w:hAnsi="Consolas" w:cs="Consolas"/>
               </w:rPr>
-              <w:t>readDb, readDef, readVerilog</w:t>
-            </w:r>
+              <w:t>readDb</w:t>
+            </w:r>
+            <w:proofErr w:type="spellEnd"/>
+            <w:r>
+              <w:rPr>
+                <w:rFonts w:ascii="Consolas" w:eastAsia="Consolas" w:hAnsi="Consolas" w:cs="Consolas"/>
+              </w:rPr>
+              <w:t xml:space="preserve">, </w:t>
+            </w:r>
+            <w:proofErr w:type="spellStart"/>
+            <w:r>
+              <w:rPr>
+                <w:rFonts w:ascii="Consolas" w:eastAsia="Consolas" w:hAnsi="Consolas" w:cs="Consolas"/>
+              </w:rPr>
+              <w:t>readDef</w:t>
+            </w:r>
+            <w:proofErr w:type="spellEnd"/>
+            <w:r>
+              <w:rPr>
+                <w:rFonts w:ascii="Consolas" w:eastAsia="Consolas" w:hAnsi="Consolas" w:cs="Consolas"/>
+              </w:rPr>
+              <w:t xml:space="preserve">, </w:t>
+            </w:r>
+            <w:proofErr w:type="spellStart"/>
+            <w:r>
+              <w:rPr>
+                <w:rFonts w:ascii="Consolas" w:eastAsia="Consolas" w:hAnsi="Consolas" w:cs="Consolas"/>
+              </w:rPr>
+              <w:t>readVerilog</w:t>
+            </w:r>
+            <w:proofErr w:type="spellEnd"/>
           </w:p>
           <w:p>
             <w:pPr>
@@ -1419,12 +1925,28 @@
                 <w:rFonts w:ascii="Consolas" w:eastAsia="Consolas" w:hAnsi="Consolas" w:cs="Consolas"/>
               </w:rPr>
             </w:pPr>
+            <w:proofErr w:type="spellStart"/>
             <w:r>
               <w:rPr>
                 <w:rFonts w:ascii="Consolas" w:eastAsia="Consolas" w:hAnsi="Consolas" w:cs="Consolas"/>
               </w:rPr>
-              <w:t>writeDb, writeDef</w:t>
-            </w:r>
+              <w:t>writeDb</w:t>
+            </w:r>
+            <w:proofErr w:type="spellEnd"/>
+            <w:r>
+              <w:rPr>
+                <w:rFonts w:ascii="Consolas" w:eastAsia="Consolas" w:hAnsi="Consolas" w:cs="Consolas"/>
+              </w:rPr>
+              <w:t xml:space="preserve">, </w:t>
+            </w:r>
+            <w:proofErr w:type="spellStart"/>
+            <w:r>
+              <w:rPr>
+                <w:rFonts w:ascii="Consolas" w:eastAsia="Consolas" w:hAnsi="Consolas" w:cs="Consolas"/>
+              </w:rPr>
+              <w:t>writeDef</w:t>
+            </w:r>
+            <w:proofErr w:type="spellEnd"/>
           </w:p>
         </w:tc>
         <w:tc>
@@ -1449,6 +1971,9 @@
                 <w:between w:val="nil"/>
               </w:pBdr>
               <w:spacing w:line="240" w:lineRule="auto"/>
+              <w:rPr>
+                <w:rFonts w:hint="eastAsia"/>
+              </w:rPr>
             </w:pPr>
             <w:r>
               <w:t>Commands for reading and writing database/design snapshots and netlists</w:t>
@@ -1457,8 +1982,20 @@
         </w:tc>
       </w:tr>
     </w:tbl>
-    <w:p/>
-    <w:p/>
+    <w:p>
+      <w:pPr>
+        <w:rPr>
+          <w:rFonts w:hint="eastAsia"/>
+        </w:rPr>
+      </w:pPr>
+    </w:p>
+    <w:p>
+      <w:pPr>
+        <w:rPr>
+          <w:rFonts w:hint="eastAsia"/>
+        </w:rPr>
+      </w:pPr>
+    </w:p>
     <w:p>
       <w:pPr>
         <w:pStyle w:val="2"/>
@@ -1470,6 +2007,11 @@
       </w:r>
     </w:p>
     <w:p>
+      <w:pPr>
+        <w:rPr>
+          <w:rFonts w:hint="eastAsia"/>
+        </w:rPr>
+      </w:pPr>
       <w:r>
         <w:t xml:space="preserve">Let’s quickly explore the database format. In the terminal, </w:t>
       </w:r>
@@ -1494,62 +2036,103 @@
       <w:r>
         <w:br/>
       </w:r>
-      <w:r>
-        <w:rPr>
-          <w:rFonts w:ascii="Consolas" w:eastAsia="Consolas" w:hAnsi="Consolas" w:cs="Consolas"/>
-        </w:rPr>
-        <w:t>openroad -python template.py</w:t>
-      </w:r>
-      <w:r>
-        <w:t>. You will be dropped into the interactiv</w:t>
-      </w:r>
-      <w:r>
-        <w:t xml:space="preserve">e Python REPL.  Ignore the warning </w:t>
-      </w:r>
-      <w:r>
-        <w:rPr>
-          <w:rFonts w:ascii="Consolas" w:eastAsia="Consolas" w:hAnsi="Consolas" w:cs="Consolas"/>
-        </w:rPr>
-        <w:t>“.openroad ignored with -python</w:t>
+      <w:proofErr w:type="spellStart"/>
+      <w:r>
+        <w:rPr>
+          <w:rFonts w:ascii="Consolas" w:eastAsia="Consolas" w:hAnsi="Consolas" w:cs="Consolas"/>
+        </w:rPr>
+        <w:t>openroad</w:t>
+      </w:r>
+      <w:proofErr w:type="spellEnd"/>
+      <w:r>
+        <w:rPr>
+          <w:rFonts w:ascii="Consolas" w:eastAsia="Consolas" w:hAnsi="Consolas" w:cs="Consolas"/>
+        </w:rPr>
+        <w:t xml:space="preserve"> -python template.py</w:t>
+      </w:r>
+      <w:r>
+        <w:t xml:space="preserve">. You will be dropped into the interactive Python REPL.  Ignore the warning </w:t>
+      </w:r>
+      <w:r>
+        <w:rPr>
+          <w:rFonts w:ascii="Consolas" w:eastAsia="Consolas" w:hAnsi="Consolas" w:cs="Consolas"/>
+        </w:rPr>
+        <w:t>“.</w:t>
+      </w:r>
+      <w:proofErr w:type="spellStart"/>
+      <w:r>
+        <w:rPr>
+          <w:rFonts w:ascii="Consolas" w:eastAsia="Consolas" w:hAnsi="Consolas" w:cs="Consolas"/>
+        </w:rPr>
+        <w:t>openroad</w:t>
+      </w:r>
+      <w:proofErr w:type="spellEnd"/>
+      <w:r>
+        <w:rPr>
+          <w:rFonts w:ascii="Consolas" w:eastAsia="Consolas" w:hAnsi="Consolas" w:cs="Consolas"/>
+        </w:rPr>
+        <w:t xml:space="preserve"> ignored with -python</w:t>
       </w:r>
       <w:r>
         <w:t xml:space="preserve">”. </w:t>
       </w:r>
     </w:p>
     <w:p>
+      <w:pPr>
+        <w:rPr>
+          <w:rFonts w:hint="eastAsia"/>
+        </w:rPr>
+      </w:pPr>
       <w:r>
         <w:t xml:space="preserve">If you look at template.py, you will see that we have already run </w:t>
       </w:r>
+      <w:proofErr w:type="spellStart"/>
       <w:r>
         <w:rPr>
           <w:rFonts w:ascii="Consolas" w:eastAsia="Consolas" w:hAnsi="Consolas" w:cs="Consolas"/>
         </w:rPr>
         <w:t>readDb</w:t>
       </w:r>
+      <w:proofErr w:type="spellEnd"/>
       <w:r>
         <w:t xml:space="preserve"> and </w:t>
       </w:r>
+      <w:proofErr w:type="spellStart"/>
       <w:r>
         <w:rPr>
           <w:rFonts w:ascii="Consolas" w:eastAsia="Consolas" w:hAnsi="Consolas" w:cs="Consolas"/>
         </w:rPr>
         <w:t>getBlock</w:t>
       </w:r>
+      <w:proofErr w:type="spellEnd"/>
       <w:r>
         <w:t xml:space="preserve">, giving us the convenient database </w:t>
       </w:r>
+      <w:proofErr w:type="spellStart"/>
       <w:r>
         <w:rPr>
           <w:rFonts w:ascii="Consolas" w:eastAsia="Consolas" w:hAnsi="Consolas" w:cs="Consolas"/>
         </w:rPr>
         <w:t>dbBlock</w:t>
       </w:r>
+      <w:proofErr w:type="spellEnd"/>
       <w:r>
         <w:t xml:space="preserve"> object in a variable called block.</w:t>
       </w:r>
     </w:p>
-    <w:p/>
-    <w:p>
+    <w:p>
+      <w:pPr>
+        <w:rPr>
+          <w:rFonts w:hint="eastAsia"/>
+        </w:rPr>
+      </w:pPr>
+    </w:p>
+    <w:p>
+      <w:pPr>
+        <w:rPr>
+          <w:rFonts w:hint="eastAsia"/>
+        </w:rPr>
+      </w:pPr>
       <w:r>
         <w:rPr>
           <w:b/>
@@ -1557,10 +2140,7 @@
         <w:t>Q1.1</w:t>
       </w:r>
       <w:r>
-        <w:t xml:space="preserve"> Let’s use Tab co</w:t>
-      </w:r>
-      <w:r>
-        <w:t xml:space="preserve">mpletion to explore the </w:t>
+        <w:t xml:space="preserve"> Let’s use Tab completion to explore the </w:t>
       </w:r>
       <w:r>
         <w:rPr>
@@ -1582,19 +2162,157 @@
       </w:r>
     </w:p>
     <w:p>
-      <w:r>
-        <w:t>What function might you use to get the area (bounding box) of the design? What about the pins? (refer to the</w:t>
-      </w:r>
-      <w:r>
-        <w:t xml:space="preserve"> Databases lecture)  </w:t>
-      </w:r>
-    </w:p>
-    <w:p/>
-    <w:p/>
-    <w:p/>
-    <w:p>
-      <w:r>
+      <w:pPr>
+        <w:rPr>
+          <w:rFonts w:hint="eastAsia"/>
+        </w:rPr>
+      </w:pPr>
+      <w:r>
+        <w:t xml:space="preserve">What function might you use to get the area (bounding box) of the design? What about the pins? (refer to the Databases lecture)  </w:t>
+      </w:r>
+    </w:p>
+    <w:p>
+      <w:pPr>
+        <w:rPr>
+          <w:rFonts w:hint="eastAsia"/>
+        </w:rPr>
+      </w:pPr>
+    </w:p>
+    <w:p>
+      <w:r>
+        <w:t>area</w:t>
+      </w:r>
+      <w:r>
+        <w:t xml:space="preserve">: </w:t>
+      </w:r>
+      <w:proofErr w:type="spellStart"/>
+      <w:r>
+        <w:rPr>
+          <w:rFonts w:ascii="Consolas" w:hAnsi="Consolas"/>
+        </w:rPr>
+        <w:t>block.getBBox</w:t>
+      </w:r>
+      <w:proofErr w:type="spellEnd"/>
+      <w:r>
+        <w:rPr>
+          <w:rFonts w:ascii="Consolas" w:hAnsi="Consolas"/>
+        </w:rPr>
+        <w:t>()</w:t>
+      </w:r>
+    </w:p>
+    <w:p>
+      <w:pPr>
+        <w:rPr>
+          <w:rFonts w:hint="eastAsia"/>
+        </w:rPr>
+      </w:pPr>
+      <w:r>
+        <w:rPr>
+          <w:rFonts w:hint="eastAsia"/>
+        </w:rPr>
+        <w:t>p</w:t>
+      </w:r>
+      <w:r>
+        <w:t xml:space="preserve">ins: </w:t>
+      </w:r>
+      <w:proofErr w:type="spellStart"/>
+      <w:r>
+        <w:rPr>
+          <w:rFonts w:ascii="Consolas" w:hAnsi="Consolas"/>
+        </w:rPr>
+        <w:t>block.getITerms</w:t>
+      </w:r>
+      <w:proofErr w:type="spellEnd"/>
+      <w:r>
+        <w:rPr>
+          <w:rFonts w:ascii="Consolas" w:hAnsi="Consolas"/>
+        </w:rPr>
+        <w:t>()</w:t>
+      </w:r>
+      <w:r>
+        <w:rPr>
+          <w:rFonts w:ascii="Consolas" w:hAnsi="Consolas"/>
+        </w:rPr>
+        <w:t xml:space="preserve">, </w:t>
+      </w:r>
+      <w:proofErr w:type="spellStart"/>
+      <w:r>
+        <w:rPr>
+          <w:rFonts w:ascii="Consolas" w:hAnsi="Consolas"/>
+        </w:rPr>
+        <w:t>block.getBlockedRegionsForPins</w:t>
+      </w:r>
+      <w:proofErr w:type="spellEnd"/>
+      <w:r>
+        <w:rPr>
+          <w:rFonts w:ascii="Consolas" w:hAnsi="Consolas"/>
+        </w:rPr>
+        <w:t>()</w:t>
+      </w:r>
+    </w:p>
+    <w:p>
+      <w:pPr>
+        <w:jc w:val="center"/>
+        <w:rPr>
+          <w:rFonts w:hint="eastAsia"/>
+        </w:rPr>
+      </w:pPr>
+      <w:r>
+        <w:rPr>
+          <w:rFonts w:hint="eastAsia"/>
+          <w:noProof/>
+        </w:rPr>
         <w:lastRenderedPageBreak/>
+        <w:drawing>
+          <wp:inline distT="0" distB="0" distL="0" distR="0" wp14:anchorId="74108EA5" wp14:editId="629C1446">
+            <wp:extent cx="5267057" cy="4320000"/>
+            <wp:effectExtent l="0" t="0" r="0" b="4445"/>
+            <wp:docPr id="3" name="图片 3"/>
+            <wp:cNvGraphicFramePr>
+              <a:graphicFrameLocks xmlns:a="http://schemas.openxmlformats.org/drawingml/2006/main" noChangeAspect="1"/>
+            </wp:cNvGraphicFramePr>
+            <a:graphic xmlns:a="http://schemas.openxmlformats.org/drawingml/2006/main">
+              <a:graphicData uri="http://schemas.openxmlformats.org/drawingml/2006/picture">
+                <pic:pic xmlns:pic="http://schemas.openxmlformats.org/drawingml/2006/picture">
+                  <pic:nvPicPr>
+                    <pic:cNvPr id="3" name="图片 3"/>
+                    <pic:cNvPicPr/>
+                  </pic:nvPicPr>
+                  <pic:blipFill>
+                    <a:blip r:embed="rId11" cstate="print">
+                      <a:extLst>
+                        <a:ext uri="{28A0092B-C50C-407E-A947-70E740481C1C}">
+                          <a14:useLocalDpi xmlns:a14="http://schemas.microsoft.com/office/drawing/2010/main" val="0"/>
+                        </a:ext>
+                      </a:extLst>
+                    </a:blip>
+                    <a:stretch>
+                      <a:fillRect/>
+                    </a:stretch>
+                  </pic:blipFill>
+                  <pic:spPr>
+                    <a:xfrm>
+                      <a:off x="0" y="0"/>
+                      <a:ext cx="5267057" cy="4320000"/>
+                    </a:xfrm>
+                    <a:prstGeom prst="rect">
+                      <a:avLst/>
+                    </a:prstGeom>
+                  </pic:spPr>
+                </pic:pic>
+              </a:graphicData>
+            </a:graphic>
+          </wp:inline>
+        </w:drawing>
+      </w:r>
+    </w:p>
+    <w:p>
+      <w:pPr>
+        <w:rPr>
+          <w:rFonts w:hint="eastAsia"/>
+        </w:rPr>
+      </w:pPr>
+      <w:r>
         <w:t xml:space="preserve">If you now try to </w:t>
       </w:r>
       <w:r>
@@ -1606,21 +2324,37 @@
       <w:r>
         <w:t xml:space="preserve"> on a function like </w:t>
       </w:r>
-      <w:r>
-        <w:rPr>
-          <w:rFonts w:ascii="Consolas" w:eastAsia="Consolas" w:hAnsi="Consolas" w:cs="Consolas"/>
-        </w:rPr>
-        <w:t>block.getInsts()</w:t>
-      </w:r>
-      <w:r>
-        <w:t>, you will get no output</w:t>
-      </w:r>
-      <w:r>
-        <w:t>. This is because Python cannot predict the output of function calls. Instead, we need to store the intermediate output of this function so we can explore its methods.</w:t>
-      </w:r>
-    </w:p>
-    <w:p/>
-    <w:p>
+      <w:proofErr w:type="spellStart"/>
+      <w:r>
+        <w:rPr>
+          <w:rFonts w:ascii="Consolas" w:eastAsia="Consolas" w:hAnsi="Consolas" w:cs="Consolas"/>
+        </w:rPr>
+        <w:t>block.getInsts</w:t>
+      </w:r>
+      <w:proofErr w:type="spellEnd"/>
+      <w:r>
+        <w:rPr>
+          <w:rFonts w:ascii="Consolas" w:eastAsia="Consolas" w:hAnsi="Consolas" w:cs="Consolas"/>
+        </w:rPr>
+        <w:t>()</w:t>
+      </w:r>
+      <w:r>
+        <w:t>, you will get no output. This is because Python cannot predict the output of function calls. Instead, we need to store the intermediate output of this function so we can explore its methods.</w:t>
+      </w:r>
+    </w:p>
+    <w:p>
+      <w:pPr>
+        <w:rPr>
+          <w:rFonts w:hint="eastAsia"/>
+        </w:rPr>
+      </w:pPr>
+    </w:p>
+    <w:p>
+      <w:pPr>
+        <w:rPr>
+          <w:rFonts w:hint="eastAsia"/>
+        </w:rPr>
+      </w:pPr>
       <w:r>
         <w:rPr>
           <w:b/>
@@ -1630,42 +2364,161 @@
       <w:r>
         <w:t xml:space="preserve"> Run </w:t>
       </w:r>
-      <w:r>
-        <w:rPr>
-          <w:rFonts w:ascii="Consolas" w:eastAsia="Consolas" w:hAnsi="Consolas" w:cs="Consolas"/>
-        </w:rPr>
-        <w:t>insts = block.getInsts()</w:t>
-      </w:r>
-      <w:r>
-        <w:t>. This will return an array of instances. Then, try Ta</w:t>
-      </w:r>
-      <w:r>
-        <w:t xml:space="preserve">b completion on </w:t>
-      </w:r>
-      <w:r>
-        <w:rPr>
-          <w:rFonts w:ascii="Consolas" w:eastAsia="Consolas" w:hAnsi="Consolas" w:cs="Consolas"/>
-        </w:rPr>
-        <w:t>insts[0]</w:t>
+      <w:proofErr w:type="spellStart"/>
+      <w:r>
+        <w:rPr>
+          <w:rFonts w:ascii="Consolas" w:eastAsia="Consolas" w:hAnsi="Consolas" w:cs="Consolas"/>
+        </w:rPr>
+        <w:t>insts</w:t>
+      </w:r>
+      <w:proofErr w:type="spellEnd"/>
+      <w:r>
+        <w:rPr>
+          <w:rFonts w:ascii="Consolas" w:eastAsia="Consolas" w:hAnsi="Consolas" w:cs="Consolas"/>
+        </w:rPr>
+        <w:t xml:space="preserve"> = </w:t>
+      </w:r>
+      <w:proofErr w:type="spellStart"/>
+      <w:r>
+        <w:rPr>
+          <w:rFonts w:ascii="Consolas" w:eastAsia="Consolas" w:hAnsi="Consolas" w:cs="Consolas"/>
+        </w:rPr>
+        <w:t>block.getInsts</w:t>
+      </w:r>
+      <w:proofErr w:type="spellEnd"/>
+      <w:r>
+        <w:rPr>
+          <w:rFonts w:ascii="Consolas" w:eastAsia="Consolas" w:hAnsi="Consolas" w:cs="Consolas"/>
+        </w:rPr>
+        <w:t>()</w:t>
+      </w:r>
+      <w:r>
+        <w:t xml:space="preserve">. This will return an array of instances. Then, try Tab completion on </w:t>
+      </w:r>
+      <w:proofErr w:type="spellStart"/>
+      <w:r>
+        <w:rPr>
+          <w:rFonts w:ascii="Consolas" w:eastAsia="Consolas" w:hAnsi="Consolas" w:cs="Consolas"/>
+        </w:rPr>
+        <w:t>insts</w:t>
+      </w:r>
+      <w:proofErr w:type="spellEnd"/>
+      <w:r>
+        <w:rPr>
+          <w:rFonts w:ascii="Consolas" w:eastAsia="Consolas" w:hAnsi="Consolas" w:cs="Consolas"/>
+        </w:rPr>
+        <w:t>[0]</w:t>
       </w:r>
       <w:r>
         <w:t xml:space="preserve">. You will see that this doesn’t work because of the array indexing. You could make a new variable to Tab-complete on but, even better, you can run </w:t>
       </w:r>
-      <w:r>
-        <w:rPr>
-          <w:rFonts w:ascii="Consolas" w:eastAsia="Consolas" w:hAnsi="Consolas" w:cs="Consolas"/>
-        </w:rPr>
-        <w:t>dir(insts[0])</w:t>
+      <w:proofErr w:type="spellStart"/>
+      <w:r>
+        <w:rPr>
+          <w:rFonts w:ascii="Consolas" w:eastAsia="Consolas" w:hAnsi="Consolas" w:cs="Consolas"/>
+        </w:rPr>
+        <w:t>dir</w:t>
+      </w:r>
+      <w:proofErr w:type="spellEnd"/>
+      <w:r>
+        <w:rPr>
+          <w:rFonts w:ascii="Consolas" w:eastAsia="Consolas" w:hAnsi="Consolas" w:cs="Consolas"/>
+        </w:rPr>
+        <w:t>(</w:t>
+      </w:r>
+      <w:proofErr w:type="spellStart"/>
+      <w:r>
+        <w:rPr>
+          <w:rFonts w:ascii="Consolas" w:eastAsia="Consolas" w:hAnsi="Consolas" w:cs="Consolas"/>
+        </w:rPr>
+        <w:t>insts</w:t>
+      </w:r>
+      <w:proofErr w:type="spellEnd"/>
+      <w:r>
+        <w:rPr>
+          <w:rFonts w:ascii="Consolas" w:eastAsia="Consolas" w:hAnsi="Consolas" w:cs="Consolas"/>
+        </w:rPr>
+        <w:t>[0])</w:t>
       </w:r>
       <w:r>
         <w:t>. Run this command, then paste a screenshot below.</w:t>
       </w:r>
     </w:p>
-    <w:p/>
-    <w:p/>
-    <w:p/>
-    <w:p/>
-    <w:p>
+    <w:p>
+      <w:pPr>
+        <w:rPr>
+          <w:rFonts w:hint="eastAsia"/>
+        </w:rPr>
+      </w:pPr>
+    </w:p>
+    <w:p>
+      <w:pPr>
+        <w:jc w:val="center"/>
+        <w:rPr>
+          <w:rFonts w:hint="eastAsia"/>
+        </w:rPr>
+      </w:pPr>
+      <w:r>
+        <w:rPr>
+          <w:rFonts w:hint="eastAsia"/>
+          <w:noProof/>
+        </w:rPr>
+        <w:drawing>
+          <wp:inline distT="0" distB="0" distL="0" distR="0" wp14:anchorId="73F8D633" wp14:editId="457C450F">
+            <wp:extent cx="5692981" cy="1908000"/>
+            <wp:effectExtent l="0" t="0" r="3175" b="0"/>
+            <wp:docPr id="2" name="图片 2"/>
+            <wp:cNvGraphicFramePr>
+              <a:graphicFrameLocks xmlns:a="http://schemas.openxmlformats.org/drawingml/2006/main" noChangeAspect="1"/>
+            </wp:cNvGraphicFramePr>
+            <a:graphic xmlns:a="http://schemas.openxmlformats.org/drawingml/2006/main">
+              <a:graphicData uri="http://schemas.openxmlformats.org/drawingml/2006/picture">
+                <pic:pic xmlns:pic="http://schemas.openxmlformats.org/drawingml/2006/picture">
+                  <pic:nvPicPr>
+                    <pic:cNvPr id="2" name="图片 2"/>
+                    <pic:cNvPicPr/>
+                  </pic:nvPicPr>
+                  <pic:blipFill>
+                    <a:blip r:embed="rId12" cstate="print">
+                      <a:extLst>
+                        <a:ext uri="{28A0092B-C50C-407E-A947-70E740481C1C}">
+                          <a14:useLocalDpi xmlns:a14="http://schemas.microsoft.com/office/drawing/2010/main" val="0"/>
+                        </a:ext>
+                      </a:extLst>
+                    </a:blip>
+                    <a:stretch>
+                      <a:fillRect/>
+                    </a:stretch>
+                  </pic:blipFill>
+                  <pic:spPr>
+                    <a:xfrm>
+                      <a:off x="0" y="0"/>
+                      <a:ext cx="5692981" cy="1908000"/>
+                    </a:xfrm>
+                    <a:prstGeom prst="rect">
+                      <a:avLst/>
+                    </a:prstGeom>
+                  </pic:spPr>
+                </pic:pic>
+              </a:graphicData>
+            </a:graphic>
+          </wp:inline>
+        </w:drawing>
+      </w:r>
+    </w:p>
+    <w:p>
+      <w:pPr>
+        <w:rPr>
+          <w:rFonts w:hint="eastAsia"/>
+        </w:rPr>
+      </w:pPr>
+    </w:p>
+    <w:p>
+      <w:pPr>
+        <w:rPr>
+          <w:rFonts w:hint="eastAsia"/>
+        </w:rPr>
+      </w:pPr>
       <w:r>
         <w:t xml:space="preserve">Run </w:t>
       </w:r>
@@ -1676,13 +2529,24 @@
         <w:t>exit()</w:t>
       </w:r>
       <w:r>
-        <w:t xml:space="preserve"> to le</w:t>
-      </w:r>
-      <w:r>
-        <w:t>ave the OpenROAD interactive Python REPL.</w:t>
-      </w:r>
-    </w:p>
-    <w:p/>
+        <w:t xml:space="preserve"> to leave the </w:t>
+      </w:r>
+      <w:proofErr w:type="spellStart"/>
+      <w:r>
+        <w:t>OpenROAD</w:t>
+      </w:r>
+      <w:proofErr w:type="spellEnd"/>
+      <w:r>
+        <w:t xml:space="preserve"> interactive Python REPL.</w:t>
+      </w:r>
+    </w:p>
+    <w:p>
+      <w:pPr>
+        <w:rPr>
+          <w:rFonts w:hint="eastAsia"/>
+        </w:rPr>
+      </w:pPr>
+    </w:p>
     <w:p>
       <w:pPr>
         <w:pStyle w:val="2"/>
@@ -1694,11 +2558,21 @@
       </w:r>
     </w:p>
     <w:p>
+      <w:pPr>
+        <w:rPr>
+          <w:rFonts w:hint="eastAsia"/>
+        </w:rPr>
+      </w:pPr>
       <w:r>
         <w:t>Now that you have some idea of the database’s structure, you can try to write your first Python script.</w:t>
       </w:r>
     </w:p>
     <w:p>
+      <w:pPr>
+        <w:rPr>
+          <w:rFonts w:hint="eastAsia"/>
+        </w:rPr>
+      </w:pPr>
       <w:r>
         <w:t xml:space="preserve">Use the </w:t>
       </w:r>
@@ -1724,38 +2598,53 @@
         <w:rPr>
           <w:rFonts w:ascii="Consolas" w:eastAsia="Consolas" w:hAnsi="Consolas" w:cs="Consolas"/>
         </w:rPr>
-        <w:t>are</w:t>
-      </w:r>
-      <w:r>
-        <w:rPr>
-          <w:rFonts w:ascii="Consolas" w:eastAsia="Consolas" w:hAnsi="Consolas" w:cs="Consolas"/>
-        </w:rPr>
-        <w:t>a.py</w:t>
+        <w:t>area.py</w:t>
       </w:r>
       <w:r>
         <w:t>. This will be our new script for retrieving the sum total area utilized by cells.</w:t>
       </w:r>
     </w:p>
-    <w:p/>
-    <w:p>
+    <w:p>
+      <w:pPr>
+        <w:rPr>
+          <w:rFonts w:hint="eastAsia"/>
+        </w:rPr>
+      </w:pPr>
+    </w:p>
+    <w:p>
+      <w:pPr>
+        <w:rPr>
+          <w:rFonts w:hint="eastAsia"/>
+        </w:rPr>
+      </w:pPr>
       <w:r>
         <w:t xml:space="preserve">In this script, use </w:t>
       </w:r>
+      <w:proofErr w:type="spellStart"/>
       <w:r>
         <w:rPr>
           <w:rFonts w:ascii="Consolas" w:eastAsia="Consolas" w:hAnsi="Consolas" w:cs="Consolas"/>
         </w:rPr>
         <w:t>getInsts</w:t>
       </w:r>
-      <w:r>
-        <w:t xml:space="preserve"> as you did above to get all instances in the block. To get areas, however, we will need their masters. If you remember from our lecture on </w:t>
-      </w:r>
-      <w:r>
-        <w:t xml:space="preserve">Databases, masters are the DB term for the actual standard cell designs from the PDK – intended to be replicated across the design. </w:t>
-      </w:r>
-    </w:p>
-    <w:p/>
-    <w:p>
+      <w:proofErr w:type="spellEnd"/>
+      <w:r>
+        <w:t xml:space="preserve"> as you did above to get all instances in the block. To get areas, however, we will need their masters. If you remember from our lecture on Databases, masters are the DB term for the actual standard cell designs from the PDK – intended to be replicated across the design. </w:t>
+      </w:r>
+    </w:p>
+    <w:p>
+      <w:pPr>
+        <w:rPr>
+          <w:rFonts w:hint="eastAsia"/>
+        </w:rPr>
+      </w:pPr>
+    </w:p>
+    <w:p>
+      <w:pPr>
+        <w:rPr>
+          <w:rFonts w:hint="eastAsia"/>
+        </w:rPr>
+      </w:pPr>
       <w:r>
         <w:rPr>
           <w:b/>
@@ -1765,36 +2654,76 @@
       <w:r>
         <w:t xml:space="preserve"> After inspecting the </w:t>
       </w:r>
+      <w:proofErr w:type="spellStart"/>
       <w:r>
         <w:rPr>
           <w:rFonts w:ascii="Roboto Mono" w:eastAsia="Roboto Mono" w:hAnsi="Roboto Mono" w:cs="Roboto Mono"/>
         </w:rPr>
         <w:t>dbInst</w:t>
       </w:r>
-      <w:r>
-        <w:t xml:space="preserve"> API in Q 1.2, identify the method you would call on a single instance to obtain its maste</w:t>
-      </w:r>
-      <w:r>
-        <w:t>r cell (</w:t>
-      </w:r>
+      <w:proofErr w:type="spellEnd"/>
+      <w:r>
+        <w:t xml:space="preserve"> API in Q 1.2, identify the method you would call on a single instance to obtain its master cell (</w:t>
+      </w:r>
+      <w:proofErr w:type="spellStart"/>
       <w:r>
         <w:rPr>
           <w:rFonts w:ascii="Roboto Mono" w:eastAsia="Roboto Mono" w:hAnsi="Roboto Mono" w:cs="Roboto Mono"/>
         </w:rPr>
         <w:t>dbMaster</w:t>
       </w:r>
+      <w:proofErr w:type="spellEnd"/>
       <w:r>
         <w:t xml:space="preserve">). </w:t>
       </w:r>
     </w:p>
-    <w:p/>
-    <w:p/>
-    <w:p/>
-    <w:p>
-      <w:r>
-        <w:t xml:space="preserve">Retrieving masters for an entire array of instances in a purely procedural language like Tcl or C requires effort to loop through each instance and retrieve its master one by one. Python instead provides a convenient functional syntax known as </w:t>
-      </w:r>
-      <w:hyperlink r:id="rId11" w:anchor="list-comprehensions">
+    <w:p>
+      <w:pPr>
+        <w:rPr>
+          <w:rFonts w:hint="eastAsia"/>
+        </w:rPr>
+      </w:pPr>
+    </w:p>
+    <w:p>
+      <w:pPr>
+        <w:rPr>
+          <w:rFonts w:ascii="Consolas" w:hAnsi="Consolas"/>
+        </w:rPr>
+      </w:pPr>
+      <w:proofErr w:type="spellStart"/>
+      <w:r>
+        <w:rPr>
+          <w:rFonts w:ascii="Consolas" w:hAnsi="Consolas"/>
+        </w:rPr>
+        <w:t>getMaster</w:t>
+      </w:r>
+      <w:proofErr w:type="spellEnd"/>
+    </w:p>
+    <w:p>
+      <w:pPr>
+        <w:rPr>
+          <w:rFonts w:hint="eastAsia"/>
+        </w:rPr>
+      </w:pPr>
+    </w:p>
+    <w:p>
+      <w:pPr>
+        <w:rPr>
+          <w:rFonts w:hint="eastAsia"/>
+        </w:rPr>
+      </w:pPr>
+      <w:r>
+        <w:t xml:space="preserve">Retrieving masters for an entire array of instances in a purely procedural language like </w:t>
+      </w:r>
+      <w:proofErr w:type="spellStart"/>
+      <w:r>
+        <w:t>Tcl</w:t>
+      </w:r>
+      <w:proofErr w:type="spellEnd"/>
+      <w:r>
+        <w:t xml:space="preserve"> or C requires effort to loop through each instance and retrieve its master one by one. Python instead provides a convenient functional syntax known as </w:t>
+      </w:r>
+      <w:hyperlink r:id="rId13" w:anchor="list-comprehensions">
         <w:r>
           <w:rPr>
             <w:color w:val="1155CC"/>
@@ -1821,7 +2750,25 @@
           <w:color w:val="4D4D4C"/>
           <w:highlight w:val="white"/>
         </w:rPr>
-        <w:t xml:space="preserve">[i.getName() </w:t>
+        <w:t>[</w:t>
+      </w:r>
+      <w:proofErr w:type="spellStart"/>
+      <w:r>
+        <w:rPr>
+          <w:rFonts w:ascii="Consolas" w:eastAsia="Consolas" w:hAnsi="Consolas" w:cs="Consolas"/>
+          <w:color w:val="4D4D4C"/>
+          <w:highlight w:val="white"/>
+        </w:rPr>
+        <w:t>i.getName</w:t>
+      </w:r>
+      <w:proofErr w:type="spellEnd"/>
+      <w:r>
+        <w:rPr>
+          <w:rFonts w:ascii="Consolas" w:eastAsia="Consolas" w:hAnsi="Consolas" w:cs="Consolas"/>
+          <w:color w:val="4D4D4C"/>
+          <w:highlight w:val="white"/>
+        </w:rPr>
+        <w:t xml:space="preserve">() </w:t>
       </w:r>
       <w:r>
         <w:rPr>
@@ -1837,7 +2784,25 @@
           <w:color w:val="4D4D4C"/>
           <w:highlight w:val="white"/>
         </w:rPr>
-        <w:t xml:space="preserve"> i </w:t>
+        <w:t xml:space="preserve"> </w:t>
+      </w:r>
+      <w:proofErr w:type="spellStart"/>
+      <w:r>
+        <w:rPr>
+          <w:rFonts w:ascii="Consolas" w:eastAsia="Consolas" w:hAnsi="Consolas" w:cs="Consolas"/>
+          <w:color w:val="4D4D4C"/>
+          <w:highlight w:val="white"/>
+        </w:rPr>
+        <w:t>i</w:t>
+      </w:r>
+      <w:proofErr w:type="spellEnd"/>
+      <w:r>
+        <w:rPr>
+          <w:rFonts w:ascii="Consolas" w:eastAsia="Consolas" w:hAnsi="Consolas" w:cs="Consolas"/>
+          <w:color w:val="4D4D4C"/>
+          <w:highlight w:val="white"/>
+        </w:rPr>
+        <w:t xml:space="preserve"> </w:t>
       </w:r>
       <w:r>
         <w:rPr>
@@ -1853,7 +2818,25 @@
           <w:color w:val="4D4D4C"/>
           <w:highlight w:val="white"/>
         </w:rPr>
-        <w:t xml:space="preserve"> inst] </w:t>
+        <w:t xml:space="preserve"> </w:t>
+      </w:r>
+      <w:proofErr w:type="spellStart"/>
+      <w:r>
+        <w:rPr>
+          <w:rFonts w:ascii="Consolas" w:eastAsia="Consolas" w:hAnsi="Consolas" w:cs="Consolas"/>
+          <w:color w:val="4D4D4C"/>
+          <w:highlight w:val="white"/>
+        </w:rPr>
+        <w:t>inst</w:t>
+      </w:r>
+      <w:proofErr w:type="spellEnd"/>
+      <w:r>
+        <w:rPr>
+          <w:rFonts w:ascii="Consolas" w:eastAsia="Consolas" w:hAnsi="Consolas" w:cs="Consolas"/>
+          <w:color w:val="4D4D4C"/>
+          <w:highlight w:val="white"/>
+        </w:rPr>
+        <w:t xml:space="preserve">] </w:t>
       </w:r>
       <w:r>
         <w:rPr>
@@ -1861,30 +2844,27 @@
           <w:color w:val="8E908C"/>
           <w:highlight w:val="white"/>
         </w:rPr>
-        <w:t># Returns</w:t>
-      </w:r>
-      <w:r>
-        <w:rPr>
-          <w:rFonts w:ascii="Consolas" w:eastAsia="Consolas" w:hAnsi="Consolas" w:cs="Consolas"/>
-          <w:color w:val="8E908C"/>
-          <w:highlight w:val="white"/>
-        </w:rPr>
-        <w:t xml:space="preserve"> an array of cell names</w:t>
-      </w:r>
-    </w:p>
-    <w:p>
-      <w:pPr>
-        <w:rPr>
+        <w:t># Returns an array of cell names</w:t>
+      </w:r>
+    </w:p>
+    <w:p>
+      <w:pPr>
+        <w:rPr>
+          <w:rFonts w:hint="eastAsia"/>
           <w:b/>
         </w:rPr>
       </w:pPr>
     </w:p>
     <w:p>
+      <w:pPr>
+        <w:rPr>
+          <w:rFonts w:hint="eastAsia"/>
+        </w:rPr>
+      </w:pPr>
       <w:r>
         <w:rPr>
           <w:b/>
         </w:rPr>
-        <w:lastRenderedPageBreak/>
         <w:t xml:space="preserve">Q1.4 </w:t>
       </w:r>
       <w:r>
@@ -1900,25 +2880,154 @@
         <w:t>. Place this line both into your script and also below.</w:t>
       </w:r>
     </w:p>
-    <w:p/>
-    <w:p/>
-    <w:p/>
-    <w:p>
-      <w:r>
-        <w:t>Using the interactive REPL investigation techniques you learned above, run your cur</w:t>
-      </w:r>
-      <w:r>
-        <w:t>rent area.py in OpenROAD and try to find the function for getting the area of a master.</w:t>
-      </w:r>
-    </w:p>
-    <w:p>
-      <w:pPr>
-        <w:rPr>
+    <w:p>
+      <w:pPr>
+        <w:rPr>
+          <w:rFonts w:hint="eastAsia"/>
+        </w:rPr>
+      </w:pPr>
+    </w:p>
+    <w:p>
+      <w:pPr>
+        <w:rPr>
+          <w:rFonts w:ascii="Consolas" w:hAnsi="Consolas"/>
+        </w:rPr>
+      </w:pPr>
+      <w:proofErr w:type="spellStart"/>
+      <w:r>
+        <w:rPr>
+          <w:rFonts w:ascii="Consolas" w:hAnsi="Consolas"/>
+        </w:rPr>
+        <w:t>insts</w:t>
+      </w:r>
+      <w:proofErr w:type="spellEnd"/>
+      <w:r>
+        <w:rPr>
+          <w:rFonts w:ascii="Consolas" w:hAnsi="Consolas"/>
+        </w:rPr>
+        <w:t xml:space="preserve"> = </w:t>
+      </w:r>
+      <w:proofErr w:type="spellStart"/>
+      <w:r>
+        <w:rPr>
+          <w:rFonts w:ascii="Consolas" w:hAnsi="Consolas"/>
+        </w:rPr>
+        <w:t>block.getInsts</w:t>
+      </w:r>
+      <w:proofErr w:type="spellEnd"/>
+      <w:r>
+        <w:rPr>
+          <w:rFonts w:ascii="Consolas" w:hAnsi="Consolas"/>
+        </w:rPr>
+        <w:t>()</w:t>
+      </w:r>
+    </w:p>
+    <w:p>
+      <w:pPr>
+        <w:rPr>
+          <w:rFonts w:ascii="Consolas" w:hAnsi="Consolas"/>
+        </w:rPr>
+      </w:pPr>
+      <w:r>
+        <w:rPr>
+          <w:rFonts w:ascii="Consolas" w:hAnsi="Consolas"/>
+        </w:rPr>
+        <w:t>masters = [</w:t>
+      </w:r>
+      <w:proofErr w:type="spellStart"/>
+      <w:r>
+        <w:rPr>
+          <w:rFonts w:ascii="Consolas" w:hAnsi="Consolas"/>
+        </w:rPr>
+        <w:t>inst.ge</w:t>
+      </w:r>
+      <w:r>
+        <w:rPr>
+          <w:rFonts w:ascii="Consolas" w:hAnsi="Consolas"/>
+        </w:rPr>
+        <w:t>t</w:t>
+      </w:r>
+      <w:r>
+        <w:rPr>
+          <w:rFonts w:ascii="Consolas" w:hAnsi="Consolas"/>
+        </w:rPr>
+        <w:t>Master</w:t>
+      </w:r>
+      <w:proofErr w:type="spellEnd"/>
+      <w:r>
+        <w:rPr>
+          <w:rFonts w:ascii="Consolas" w:hAnsi="Consolas"/>
+        </w:rPr>
+        <w:t xml:space="preserve">() for </w:t>
+      </w:r>
+      <w:proofErr w:type="spellStart"/>
+      <w:r>
+        <w:rPr>
+          <w:rFonts w:ascii="Consolas" w:hAnsi="Consolas"/>
+        </w:rPr>
+        <w:t>inst</w:t>
+      </w:r>
+      <w:proofErr w:type="spellEnd"/>
+      <w:r>
+        <w:rPr>
+          <w:rFonts w:ascii="Consolas" w:hAnsi="Consolas"/>
+        </w:rPr>
+        <w:t xml:space="preserve"> in </w:t>
+      </w:r>
+      <w:proofErr w:type="spellStart"/>
+      <w:r>
+        <w:rPr>
+          <w:rFonts w:ascii="Consolas" w:hAnsi="Consolas"/>
+        </w:rPr>
+        <w:t>insts</w:t>
+      </w:r>
+      <w:proofErr w:type="spellEnd"/>
+      <w:r>
+        <w:rPr>
+          <w:rFonts w:ascii="Consolas" w:hAnsi="Consolas"/>
+        </w:rPr>
+        <w:t>]</w:t>
+      </w:r>
+    </w:p>
+    <w:p>
+      <w:pPr>
+        <w:rPr>
+          <w:rFonts w:hint="eastAsia"/>
+        </w:rPr>
+      </w:pPr>
+    </w:p>
+    <w:p>
+      <w:pPr>
+        <w:rPr>
+          <w:rFonts w:hint="eastAsia"/>
+        </w:rPr>
+      </w:pPr>
+      <w:r>
+        <w:t xml:space="preserve">Using the interactive REPL investigation techniques you learned above, run your current area.py in </w:t>
+      </w:r>
+      <w:proofErr w:type="spellStart"/>
+      <w:r>
+        <w:t>OpenROAD</w:t>
+      </w:r>
+      <w:proofErr w:type="spellEnd"/>
+      <w:r>
+        <w:t xml:space="preserve"> and try to find the function for getting the area of a master.</w:t>
+      </w:r>
+    </w:p>
+    <w:p>
+      <w:pPr>
+        <w:rPr>
+          <w:rFonts w:hint="eastAsia"/>
           <w:b/>
         </w:rPr>
       </w:pPr>
     </w:p>
     <w:p>
+      <w:pPr>
+        <w:rPr>
+          <w:rFonts w:hint="eastAsia"/>
+        </w:rPr>
+      </w:pPr>
       <w:r>
         <w:rPr>
           <w:b/>
@@ -1935,16 +3044,56 @@
         <w:t>areas</w:t>
       </w:r>
       <w:r>
-        <w:t xml:space="preserve">. Place this line both into your script </w:t>
-      </w:r>
-      <w:r>
-        <w:t>and also below.</w:t>
-      </w:r>
-    </w:p>
-    <w:p/>
-    <w:p/>
-    <w:p/>
-    <w:p>
+        <w:t>. Place this line both into your script and also below.</w:t>
+      </w:r>
+    </w:p>
+    <w:p>
+      <w:pPr>
+        <w:rPr>
+          <w:rFonts w:hint="eastAsia"/>
+        </w:rPr>
+      </w:pPr>
+    </w:p>
+    <w:p>
+      <w:pPr>
+        <w:rPr>
+          <w:rFonts w:ascii="Consolas" w:hAnsi="Consolas"/>
+        </w:rPr>
+      </w:pPr>
+      <w:r>
+        <w:rPr>
+          <w:rFonts w:ascii="Consolas" w:hAnsi="Consolas"/>
+        </w:rPr>
+        <w:t>areas = [</w:t>
+      </w:r>
+      <w:proofErr w:type="spellStart"/>
+      <w:r>
+        <w:rPr>
+          <w:rFonts w:ascii="Consolas" w:hAnsi="Consolas"/>
+        </w:rPr>
+        <w:t>master.getArea</w:t>
+      </w:r>
+      <w:proofErr w:type="spellEnd"/>
+      <w:r>
+        <w:rPr>
+          <w:rFonts w:ascii="Consolas" w:hAnsi="Consolas"/>
+        </w:rPr>
+        <w:t>() for master in masters]</w:t>
+      </w:r>
+    </w:p>
+    <w:p>
+      <w:pPr>
+        <w:rPr>
+          <w:rFonts w:hint="eastAsia"/>
+        </w:rPr>
+      </w:pPr>
+    </w:p>
+    <w:p>
+      <w:pPr>
+        <w:rPr>
+          <w:rFonts w:hint="eastAsia"/>
+        </w:rPr>
+      </w:pPr>
       <w:r>
         <w:t xml:space="preserve">Now that we have the areas of each cell, we need to sum them up. Rather than looping, Python provides a built-in function called </w:t>
       </w:r>
@@ -1961,11 +3110,17 @@
     <w:p>
       <w:pPr>
         <w:rPr>
+          <w:rFonts w:hint="eastAsia"/>
           <w:b/>
         </w:rPr>
       </w:pPr>
     </w:p>
     <w:p>
+      <w:pPr>
+        <w:rPr>
+          <w:rFonts w:hint="eastAsia"/>
+        </w:rPr>
+      </w:pPr>
       <w:r>
         <w:rPr>
           <w:b/>
@@ -1982,32 +3137,105 @@
         <w:t>print</w:t>
       </w:r>
       <w:r>
-        <w:t xml:space="preserve"> it to the console. Run t</w:t>
-      </w:r>
-      <w:r>
-        <w:t xml:space="preserve">he script with </w:t>
-      </w:r>
-      <w:r>
-        <w:rPr>
-          <w:rFonts w:ascii="Consolas" w:eastAsia="Consolas" w:hAnsi="Consolas" w:cs="Consolas"/>
-        </w:rPr>
-        <w:t>openroad -exit -python area.py</w:t>
+        <w:t xml:space="preserve"> it to the console. Run the script with </w:t>
+      </w:r>
+      <w:proofErr w:type="spellStart"/>
+      <w:r>
+        <w:rPr>
+          <w:rFonts w:ascii="Consolas" w:eastAsia="Consolas" w:hAnsi="Consolas" w:cs="Consolas"/>
+        </w:rPr>
+        <w:t>openroad</w:t>
+      </w:r>
+      <w:proofErr w:type="spellEnd"/>
+      <w:r>
+        <w:rPr>
+          <w:rFonts w:ascii="Consolas" w:eastAsia="Consolas" w:hAnsi="Consolas" w:cs="Consolas"/>
+        </w:rPr>
+        <w:t xml:space="preserve"> -exit -python area.py</w:t>
       </w:r>
       <w:r>
         <w:t xml:space="preserve">. Paste a screenshot of the output below. </w:t>
       </w:r>
     </w:p>
-    <w:p/>
-    <w:p/>
-    <w:p/>
-    <w:p>
-      <w:r>
-        <w:t>What you may notice is that the area number you got is an incredibly large integer. This number is not because it’s not necessarily represented in any standard unit,</w:t>
-      </w:r>
-      <w:r>
-        <w:t xml:space="preserve"> but rather in what is known as Database Units (DBUs). Integers have historically been used because of both precision and performance considerations – you can read about datatype considerations </w:t>
-      </w:r>
-      <w:hyperlink r:id="rId12">
+    <w:p>
+      <w:pPr>
+        <w:rPr>
+          <w:rFonts w:hint="eastAsia"/>
+        </w:rPr>
+      </w:pPr>
+    </w:p>
+    <w:p>
+      <w:pPr>
+        <w:jc w:val="center"/>
+        <w:rPr>
+          <w:rFonts w:hint="eastAsia"/>
+        </w:rPr>
+      </w:pPr>
+      <w:r>
+        <w:rPr>
+          <w:rFonts w:hint="eastAsia"/>
+          <w:noProof/>
+        </w:rPr>
+        <w:drawing>
+          <wp:inline distT="0" distB="0" distL="0" distR="0" wp14:anchorId="1B9E6B6F" wp14:editId="11298141">
+            <wp:extent cx="5824531" cy="972000"/>
+            <wp:effectExtent l="0" t="0" r="5080" b="0"/>
+            <wp:docPr id="4" name="图片 4"/>
+            <wp:cNvGraphicFramePr>
+              <a:graphicFrameLocks xmlns:a="http://schemas.openxmlformats.org/drawingml/2006/main" noChangeAspect="1"/>
+            </wp:cNvGraphicFramePr>
+            <a:graphic xmlns:a="http://schemas.openxmlformats.org/drawingml/2006/main">
+              <a:graphicData uri="http://schemas.openxmlformats.org/drawingml/2006/picture">
+                <pic:pic xmlns:pic="http://schemas.openxmlformats.org/drawingml/2006/picture">
+                  <pic:nvPicPr>
+                    <pic:cNvPr id="4" name="图片 4"/>
+                    <pic:cNvPicPr/>
+                  </pic:nvPicPr>
+                  <pic:blipFill>
+                    <a:blip r:embed="rId14" cstate="print">
+                      <a:extLst>
+                        <a:ext uri="{28A0092B-C50C-407E-A947-70E740481C1C}">
+                          <a14:useLocalDpi xmlns:a14="http://schemas.microsoft.com/office/drawing/2010/main" val="0"/>
+                        </a:ext>
+                      </a:extLst>
+                    </a:blip>
+                    <a:stretch>
+                      <a:fillRect/>
+                    </a:stretch>
+                  </pic:blipFill>
+                  <pic:spPr>
+                    <a:xfrm>
+                      <a:off x="0" y="0"/>
+                      <a:ext cx="5824531" cy="972000"/>
+                    </a:xfrm>
+                    <a:prstGeom prst="rect">
+                      <a:avLst/>
+                    </a:prstGeom>
+                  </pic:spPr>
+                </pic:pic>
+              </a:graphicData>
+            </a:graphic>
+          </wp:inline>
+        </w:drawing>
+      </w:r>
+    </w:p>
+    <w:p>
+      <w:pPr>
+        <w:rPr>
+          <w:rFonts w:hint="eastAsia"/>
+        </w:rPr>
+      </w:pPr>
+    </w:p>
+    <w:p>
+      <w:pPr>
+        <w:rPr>
+          <w:rFonts w:hint="eastAsia"/>
+        </w:rPr>
+      </w:pPr>
+      <w:r>
+        <w:t xml:space="preserve">What you may notice is that the area number you got is an incredibly large integer. This number is not because it’s not necessarily represented in any standard unit, but rather in what is known as Database Units (DBUs). Integers have historically been used because of both precision and performance considerations – you can read about datatype considerations </w:t>
+      </w:r>
+      <w:hyperlink r:id="rId15">
         <w:r>
           <w:rPr>
             <w:color w:val="1155CC"/>
@@ -2021,10 +3249,15 @@
       </w:r>
     </w:p>
     <w:p>
+      <w:pPr>
+        <w:rPr>
+          <w:rFonts w:hint="eastAsia"/>
+        </w:rPr>
+      </w:pPr>
       <w:r>
         <w:t xml:space="preserve">DBUs have no relation to live manufacturing units except as defined in the PDK’s </w:t>
       </w:r>
-      <w:hyperlink r:id="rId13" w:anchor="L25">
+      <w:hyperlink r:id="rId16" w:anchor="L25">
         <w:r>
           <w:rPr>
             <w:color w:val="1155CC"/>
@@ -2047,11 +3280,13 @@
       </w:r>
     </w:p>
     <w:p>
-      <w:r>
-        <w:t xml:space="preserve">Thus, to find how many microns a certain distance is, its length in DBUs must be divided by </w:t>
-      </w:r>
-      <w:r>
-        <w:t>this ratio. Keep in mind that, for area, the unit is DBU</w:t>
+      <w:pPr>
+        <w:rPr>
+          <w:rFonts w:hint="eastAsia"/>
+        </w:rPr>
+      </w:pPr>
+      <w:r>
+        <w:t>Thus, to find how many microns a certain distance is, its length in DBUs must be divided by this ratio. Keep in mind that, for area, the unit is DBU</w:t>
       </w:r>
       <w:r>
         <w:rPr>
@@ -2072,8 +3307,19 @@
         <w:t>.</w:t>
       </w:r>
     </w:p>
-    <w:p/>
-    <w:p>
+    <w:p>
+      <w:pPr>
+        <w:rPr>
+          <w:rFonts w:hint="eastAsia"/>
+        </w:rPr>
+      </w:pPr>
+    </w:p>
+    <w:p>
+      <w:pPr>
+        <w:rPr>
+          <w:rFonts w:hint="eastAsia"/>
+        </w:rPr>
+      </w:pPr>
       <w:r>
         <w:rPr>
           <w:b/>
@@ -2083,12 +3329,14 @@
       <w:r>
         <w:t xml:space="preserve"> Using the ratio already provided in the variable </w:t>
       </w:r>
+      <w:proofErr w:type="spellStart"/>
       <w:r>
         <w:rPr>
           <w:rFonts w:ascii="Consolas" w:eastAsia="Consolas" w:hAnsi="Consolas" w:cs="Consolas"/>
         </w:rPr>
         <w:t>dbu_per_micron</w:t>
       </w:r>
+      <w:proofErr w:type="spellEnd"/>
       <w:r>
         <w:t>, now print out the area in um</w:t>
       </w:r>
@@ -2102,10 +3350,81 @@
         <w:t xml:space="preserve"> – it’s best practice to also print out the unit. Run the finished script and paste a screenshot of the output below.</w:t>
       </w:r>
     </w:p>
-    <w:p/>
-    <w:p/>
-    <w:p/>
-    <w:p>
+    <w:p>
+      <w:pPr>
+        <w:rPr>
+          <w:rFonts w:hint="eastAsia"/>
+        </w:rPr>
+      </w:pPr>
+    </w:p>
+    <w:p>
+      <w:pPr>
+        <w:jc w:val="center"/>
+        <w:rPr>
+          <w:rFonts w:hint="eastAsia"/>
+        </w:rPr>
+      </w:pPr>
+      <w:r>
+        <w:rPr>
+          <w:rFonts w:hint="eastAsia"/>
+          <w:noProof/>
+        </w:rPr>
+        <w:drawing>
+          <wp:inline distT="0" distB="0" distL="0" distR="0" wp14:anchorId="38766548" wp14:editId="300B9430">
+            <wp:extent cx="5860174" cy="1008000"/>
+            <wp:effectExtent l="0" t="0" r="7620" b="1905"/>
+            <wp:docPr id="5" name="图片 5"/>
+            <wp:cNvGraphicFramePr>
+              <a:graphicFrameLocks xmlns:a="http://schemas.openxmlformats.org/drawingml/2006/main" noChangeAspect="1"/>
+            </wp:cNvGraphicFramePr>
+            <a:graphic xmlns:a="http://schemas.openxmlformats.org/drawingml/2006/main">
+              <a:graphicData uri="http://schemas.openxmlformats.org/drawingml/2006/picture">
+                <pic:pic xmlns:pic="http://schemas.openxmlformats.org/drawingml/2006/picture">
+                  <pic:nvPicPr>
+                    <pic:cNvPr id="5" name="图片 5"/>
+                    <pic:cNvPicPr/>
+                  </pic:nvPicPr>
+                  <pic:blipFill>
+                    <a:blip r:embed="rId17" cstate="print">
+                      <a:extLst>
+                        <a:ext uri="{28A0092B-C50C-407E-A947-70E740481C1C}">
+                          <a14:useLocalDpi xmlns:a14="http://schemas.microsoft.com/office/drawing/2010/main" val="0"/>
+                        </a:ext>
+                      </a:extLst>
+                    </a:blip>
+                    <a:stretch>
+                      <a:fillRect/>
+                    </a:stretch>
+                  </pic:blipFill>
+                  <pic:spPr>
+                    <a:xfrm>
+                      <a:off x="0" y="0"/>
+                      <a:ext cx="5860174" cy="1008000"/>
+                    </a:xfrm>
+                    <a:prstGeom prst="rect">
+                      <a:avLst/>
+                    </a:prstGeom>
+                  </pic:spPr>
+                </pic:pic>
+              </a:graphicData>
+            </a:graphic>
+          </wp:inline>
+        </w:drawing>
+      </w:r>
+    </w:p>
+    <w:p>
+      <w:pPr>
+        <w:rPr>
+          <w:rFonts w:hint="eastAsia"/>
+        </w:rPr>
+      </w:pPr>
+    </w:p>
+    <w:p>
+      <w:pPr>
+        <w:rPr>
+          <w:rFonts w:hint="eastAsia"/>
+        </w:rPr>
+      </w:pPr>
       <w:r>
         <w:t xml:space="preserve">Your </w:t>
       </w:r>
@@ -2119,9 +3438,27 @@
         <w:t xml:space="preserve"> is now complete. Make sure you commit this completed version to your GitHub repository.</w:t>
       </w:r>
     </w:p>
-    <w:p/>
-    <w:p/>
-    <w:p/>
+    <w:p>
+      <w:pPr>
+        <w:rPr>
+          <w:rFonts w:hint="eastAsia"/>
+        </w:rPr>
+      </w:pPr>
+    </w:p>
+    <w:p>
+      <w:pPr>
+        <w:rPr>
+          <w:rFonts w:hint="eastAsia"/>
+        </w:rPr>
+      </w:pPr>
+    </w:p>
+    <w:p>
+      <w:pPr>
+        <w:rPr>
+          <w:rFonts w:hint="eastAsia"/>
+        </w:rPr>
+      </w:pPr>
+    </w:p>
     <w:p>
       <w:pPr>
         <w:pStyle w:val="1"/>
@@ -2132,22 +3469,22 @@
       <w:bookmarkStart w:id="6" w:name="_yszk3chhut8f" w:colFirst="0" w:colLast="0"/>
       <w:bookmarkEnd w:id="6"/>
       <w:r>
+        <w:lastRenderedPageBreak/>
         <w:t xml:space="preserve">Section II </w:t>
       </w:r>
       <w:r>
         <w:rPr>
           <w:b w:val="0"/>
         </w:rPr>
-        <w:t>Mutating the Databas</w:t>
-      </w:r>
-      <w:r>
-        <w:rPr>
-          <w:b w:val="0"/>
-        </w:rPr>
-        <w:t>e</w:t>
-      </w:r>
-    </w:p>
-    <w:p>
+        <w:t>Mutating the Database</w:t>
+      </w:r>
+    </w:p>
+    <w:p>
+      <w:pPr>
+        <w:rPr>
+          <w:rFonts w:hint="eastAsia"/>
+        </w:rPr>
+      </w:pPr>
       <w:r>
         <w:tab/>
         <w:t xml:space="preserve">Until now you’ve only </w:t>
@@ -2170,29 +3507,36 @@
       <w:r>
         <w:t xml:space="preserve"> it – specifically by changing cell placements. (We will limit the scope to placement objects and skip topics like </w:t>
       </w:r>
+      <w:proofErr w:type="spellStart"/>
       <w:r>
         <w:rPr>
           <w:rFonts w:ascii="Roboto Mono" w:eastAsia="Roboto Mono" w:hAnsi="Roboto Mono" w:cs="Roboto Mono"/>
         </w:rPr>
         <w:t>dbWire</w:t>
       </w:r>
+      <w:proofErr w:type="spellEnd"/>
       <w:r>
         <w:t xml:space="preserve"> or </w:t>
       </w:r>
+      <w:proofErr w:type="spellStart"/>
       <w:r>
         <w:rPr>
           <w:rFonts w:ascii="Roboto Mono" w:eastAsia="Roboto Mono" w:hAnsi="Roboto Mono" w:cs="Roboto Mono"/>
         </w:rPr>
         <w:t>dbNet</w:t>
       </w:r>
-      <w:r>
-        <w:t xml:space="preserve"> for now.</w:t>
-      </w:r>
-      <w:r>
-        <w:t>)</w:t>
-      </w:r>
-    </w:p>
-    <w:p/>
+      <w:proofErr w:type="spellEnd"/>
+      <w:r>
+        <w:t xml:space="preserve"> for now.)</w:t>
+      </w:r>
+    </w:p>
+    <w:p>
+      <w:pPr>
+        <w:rPr>
+          <w:rFonts w:hint="eastAsia"/>
+        </w:rPr>
+      </w:pPr>
+    </w:p>
     <w:p>
       <w:pPr>
         <w:pStyle w:val="2"/>
@@ -2204,6 +3548,11 @@
       </w:r>
     </w:p>
     <w:p>
+      <w:pPr>
+        <w:rPr>
+          <w:rFonts w:hint="eastAsia"/>
+        </w:rPr>
+      </w:pPr>
       <w:r>
         <w:t xml:space="preserve">In </w:t>
       </w:r>
@@ -2245,35 +3594,39 @@
       </w:r>
     </w:p>
     <w:p>
-      <w:r>
-        <w:t xml:space="preserve"> In practice, swapping masters is something that the </w:t>
-      </w:r>
-      <w:r>
-        <w:t xml:space="preserve">flow does during the resizing pass – the pass where, after global placement, buffers are inserted and cells are sized up (down) to meet drive requirements. For this exercise, we will indiscriminately size up all instances of a certain master – </w:t>
-      </w:r>
-      <w:r>
-        <w:rPr>
-          <w:rFonts w:ascii="Consolas" w:eastAsia="Consolas" w:hAnsi="Consolas" w:cs="Consolas"/>
-        </w:rPr>
-        <w:t>sg13g2_dfrbp</w:t>
-      </w:r>
-      <w:r>
-        <w:rPr>
-          <w:rFonts w:ascii="Consolas" w:eastAsia="Consolas" w:hAnsi="Consolas" w:cs="Consolas"/>
-        </w:rPr>
-        <w:t>_1</w:t>
+      <w:pPr>
+        <w:rPr>
+          <w:rFonts w:hint="eastAsia"/>
+        </w:rPr>
+      </w:pPr>
+      <w:r>
+        <w:t xml:space="preserve"> In practice, swapping masters is something that the flow does during the resizing pass – the pass where, after global placement, buffers are inserted and cells are sized up (down) to meet drive requirements. For this exercise, we will indiscriminately size up all instances of a certain master – </w:t>
+      </w:r>
+      <w:r>
+        <w:rPr>
+          <w:rFonts w:ascii="Consolas" w:eastAsia="Consolas" w:hAnsi="Consolas" w:cs="Consolas"/>
+        </w:rPr>
+        <w:t>sg13g2_dfrbp_1</w:t>
       </w:r>
       <w:r>
         <w:t xml:space="preserve"> – a positive-edged DFF.</w:t>
       </w:r>
     </w:p>
-    <w:p/>
-    <w:p>
-      <w:r>
-        <w:t>Using what you have learned in Section I, retrieve all instances. With these loaded, we can take advantage of another feature of list comprehension – filtering. You can use the following line to filter out only instances that ar</w:t>
-      </w:r>
-      <w:r>
-        <w:t xml:space="preserve">e of master </w:t>
+    <w:p>
+      <w:pPr>
+        <w:rPr>
+          <w:rFonts w:hint="eastAsia"/>
+        </w:rPr>
+      </w:pPr>
+    </w:p>
+    <w:p>
+      <w:pPr>
+        <w:rPr>
+          <w:rFonts w:hint="eastAsia"/>
+        </w:rPr>
+      </w:pPr>
+      <w:r>
+        <w:t xml:space="preserve">Using what you have learned in Section I, retrieve all instances. With these loaded, we can take advantage of another feature of list comprehension – filtering. You can use the following line to filter out only instances that are of master </w:t>
       </w:r>
       <w:r>
         <w:rPr>
@@ -2318,14 +3671,45 @@
                 <w:right w:val="nil"/>
                 <w:between w:val="nil"/>
               </w:pBdr>
+              <w:rPr>
+                <w:rFonts w:hint="eastAsia"/>
+              </w:rPr>
             </w:pPr>
+            <w:proofErr w:type="spellStart"/>
             <w:r>
               <w:rPr>
                 <w:rFonts w:ascii="Consolas" w:eastAsia="Consolas" w:hAnsi="Consolas" w:cs="Consolas"/>
                 <w:color w:val="4D4D4C"/>
                 <w:highlight w:val="white"/>
               </w:rPr>
-              <w:t xml:space="preserve">filtered_insts = [i </w:t>
+              <w:t>filtered_insts</w:t>
+            </w:r>
+            <w:proofErr w:type="spellEnd"/>
+            <w:r>
+              <w:rPr>
+                <w:rFonts w:ascii="Consolas" w:eastAsia="Consolas" w:hAnsi="Consolas" w:cs="Consolas"/>
+                <w:color w:val="4D4D4C"/>
+                <w:highlight w:val="white"/>
+              </w:rPr>
+              <w:t xml:space="preserve"> = [</w:t>
+            </w:r>
+            <w:proofErr w:type="spellStart"/>
+            <w:r>
+              <w:rPr>
+                <w:rFonts w:ascii="Consolas" w:eastAsia="Consolas" w:hAnsi="Consolas" w:cs="Consolas"/>
+                <w:color w:val="4D4D4C"/>
+                <w:highlight w:val="white"/>
+              </w:rPr>
+              <w:t>i</w:t>
+            </w:r>
+            <w:proofErr w:type="spellEnd"/>
+            <w:r>
+              <w:rPr>
+                <w:rFonts w:ascii="Consolas" w:eastAsia="Consolas" w:hAnsi="Consolas" w:cs="Consolas"/>
+                <w:color w:val="4D4D4C"/>
+                <w:highlight w:val="white"/>
+              </w:rPr>
+              <w:t xml:space="preserve"> </w:t>
             </w:r>
             <w:r>
               <w:rPr>
@@ -2341,7 +3725,25 @@
                 <w:color w:val="4D4D4C"/>
                 <w:highlight w:val="white"/>
               </w:rPr>
-              <w:t xml:space="preserve"> i </w:t>
+              <w:t xml:space="preserve"> </w:t>
+            </w:r>
+            <w:proofErr w:type="spellStart"/>
+            <w:r>
+              <w:rPr>
+                <w:rFonts w:ascii="Consolas" w:eastAsia="Consolas" w:hAnsi="Consolas" w:cs="Consolas"/>
+                <w:color w:val="4D4D4C"/>
+                <w:highlight w:val="white"/>
+              </w:rPr>
+              <w:t>i</w:t>
+            </w:r>
+            <w:proofErr w:type="spellEnd"/>
+            <w:r>
+              <w:rPr>
+                <w:rFonts w:ascii="Consolas" w:eastAsia="Consolas" w:hAnsi="Consolas" w:cs="Consolas"/>
+                <w:color w:val="4D4D4C"/>
+                <w:highlight w:val="white"/>
+              </w:rPr>
+              <w:t xml:space="preserve"> </w:t>
             </w:r>
             <w:r>
               <w:rPr>
@@ -2357,7 +3759,25 @@
                 <w:color w:val="4D4D4C"/>
                 <w:highlight w:val="white"/>
               </w:rPr>
-              <w:t xml:space="preserve"> insts </w:t>
+              <w:t xml:space="preserve"> </w:t>
+            </w:r>
+            <w:proofErr w:type="spellStart"/>
+            <w:r>
+              <w:rPr>
+                <w:rFonts w:ascii="Consolas" w:eastAsia="Consolas" w:hAnsi="Consolas" w:cs="Consolas"/>
+                <w:color w:val="4D4D4C"/>
+                <w:highlight w:val="white"/>
+              </w:rPr>
+              <w:t>insts</w:t>
+            </w:r>
+            <w:proofErr w:type="spellEnd"/>
+            <w:r>
+              <w:rPr>
+                <w:rFonts w:ascii="Consolas" w:eastAsia="Consolas" w:hAnsi="Consolas" w:cs="Consolas"/>
+                <w:color w:val="4D4D4C"/>
+                <w:highlight w:val="white"/>
+              </w:rPr>
+              <w:t xml:space="preserve"> </w:t>
             </w:r>
             <w:r>
               <w:rPr>
@@ -2373,7 +3793,43 @@
                 <w:color w:val="4D4D4C"/>
                 <w:highlight w:val="white"/>
               </w:rPr>
-              <w:t xml:space="preserve"> i.getMaster().getName() == </w:t>
+              <w:t xml:space="preserve"> </w:t>
+            </w:r>
+            <w:proofErr w:type="spellStart"/>
+            <w:r>
+              <w:rPr>
+                <w:rFonts w:ascii="Consolas" w:eastAsia="Consolas" w:hAnsi="Consolas" w:cs="Consolas"/>
+                <w:color w:val="4D4D4C"/>
+                <w:highlight w:val="white"/>
+              </w:rPr>
+              <w:t>i.getMaster</w:t>
+            </w:r>
+            <w:proofErr w:type="spellEnd"/>
+            <w:r>
+              <w:rPr>
+                <w:rFonts w:ascii="Consolas" w:eastAsia="Consolas" w:hAnsi="Consolas" w:cs="Consolas"/>
+                <w:color w:val="4D4D4C"/>
+                <w:highlight w:val="white"/>
+              </w:rPr>
+              <w:t>().</w:t>
+            </w:r>
+            <w:proofErr w:type="spellStart"/>
+            <w:r>
+              <w:rPr>
+                <w:rFonts w:ascii="Consolas" w:eastAsia="Consolas" w:hAnsi="Consolas" w:cs="Consolas"/>
+                <w:color w:val="4D4D4C"/>
+                <w:highlight w:val="white"/>
+              </w:rPr>
+              <w:t>getName</w:t>
+            </w:r>
+            <w:proofErr w:type="spellEnd"/>
+            <w:r>
+              <w:rPr>
+                <w:rFonts w:ascii="Consolas" w:eastAsia="Consolas" w:hAnsi="Consolas" w:cs="Consolas"/>
+                <w:color w:val="4D4D4C"/>
+                <w:highlight w:val="white"/>
+              </w:rPr>
+              <w:t xml:space="preserve">() == </w:t>
             </w:r>
             <w:r>
               <w:rPr>
@@ -2396,12 +3852,28 @@
       </w:tr>
     </w:tbl>
     <w:p>
+      <w:pPr>
+        <w:rPr>
+          <w:rFonts w:hint="eastAsia"/>
+        </w:rPr>
+      </w:pPr>
       <w:r>
         <w:t>This syntax makes it possible to perform filters and, if needed, manipulations at the same time.</w:t>
       </w:r>
     </w:p>
-    <w:p/>
-    <w:p>
+    <w:p>
+      <w:pPr>
+        <w:rPr>
+          <w:rFonts w:hint="eastAsia"/>
+        </w:rPr>
+      </w:pPr>
+    </w:p>
+    <w:p>
+      <w:pPr>
+        <w:rPr>
+          <w:rFonts w:hint="eastAsia"/>
+        </w:rPr>
+      </w:pPr>
       <w:r>
         <w:t xml:space="preserve">Now, we need to actually perform the swap. We will be swapping from </w:t>
       </w:r>
@@ -2421,26 +3893,27 @@
         <w:t>sg13g2_dfrbp_2</w:t>
       </w:r>
       <w:r>
-        <w:t>, a higher strength, larger cell. Before we can do this, w</w:t>
-      </w:r>
-      <w:r>
-        <w:t xml:space="preserve">e need to retrieve this new master. We could do this by getting all masters in the library and then filtering out the one with the correct name but the </w:t>
-      </w:r>
+        <w:t xml:space="preserve">, a higher strength, larger cell. Before we can do this, we need to retrieve this new master. We could do this by getting all masters in the library and then filtering out the one with the correct name but the </w:t>
+      </w:r>
+      <w:proofErr w:type="spellStart"/>
       <w:r>
         <w:rPr>
           <w:rFonts w:ascii="Consolas" w:eastAsia="Consolas" w:hAnsi="Consolas" w:cs="Consolas"/>
         </w:rPr>
         <w:t>dbLibrary</w:t>
       </w:r>
+      <w:proofErr w:type="spellEnd"/>
       <w:r>
         <w:t xml:space="preserve"> object provides us with the convenient </w:t>
       </w:r>
+      <w:proofErr w:type="spellStart"/>
       <w:r>
         <w:rPr>
           <w:rFonts w:ascii="Consolas" w:eastAsia="Consolas" w:hAnsi="Consolas" w:cs="Consolas"/>
         </w:rPr>
         <w:t>findMaster</w:t>
       </w:r>
+      <w:proofErr w:type="spellEnd"/>
       <w:r>
         <w:t xml:space="preserve"> method. Try the following:</w:t>
       </w:r>
@@ -2478,14 +3951,27 @@
                 <w:right w:val="nil"/>
                 <w:between w:val="nil"/>
               </w:pBdr>
+              <w:rPr>
+                <w:rFonts w:hint="eastAsia"/>
+              </w:rPr>
             </w:pPr>
+            <w:proofErr w:type="spellStart"/>
             <w:r>
               <w:rPr>
                 <w:rFonts w:ascii="Consolas" w:eastAsia="Consolas" w:hAnsi="Consolas" w:cs="Consolas"/>
                 <w:color w:val="4D4D4C"/>
                 <w:highlight w:val="white"/>
               </w:rPr>
-              <w:t>library.findMaster(</w:t>
+              <w:t>library.findMaster</w:t>
+            </w:r>
+            <w:proofErr w:type="spellEnd"/>
+            <w:r>
+              <w:rPr>
+                <w:rFonts w:ascii="Consolas" w:eastAsia="Consolas" w:hAnsi="Consolas" w:cs="Consolas"/>
+                <w:color w:val="4D4D4C"/>
+                <w:highlight w:val="white"/>
+              </w:rPr>
+              <w:t>(</w:t>
             </w:r>
             <w:r>
               <w:rPr>
@@ -2507,20 +3993,34 @@
         </w:tc>
       </w:tr>
     </w:tbl>
-    <w:p/>
-    <w:p>
+    <w:p>
+      <w:pPr>
+        <w:rPr>
+          <w:rFonts w:hint="eastAsia"/>
+        </w:rPr>
+      </w:pPr>
+    </w:p>
+    <w:p>
+      <w:pPr>
+        <w:rPr>
+          <w:rFonts w:hint="eastAsia"/>
+        </w:rPr>
+      </w:pPr>
       <w:r>
         <w:t xml:space="preserve">With the master loaded, it’s now possible to use the </w:t>
       </w:r>
+      <w:proofErr w:type="spellStart"/>
       <w:r>
         <w:rPr>
           <w:rFonts w:ascii="Consolas" w:eastAsia="Consolas" w:hAnsi="Consolas" w:cs="Consolas"/>
         </w:rPr>
         <w:t>swapMaster</w:t>
       </w:r>
+      <w:proofErr w:type="spellEnd"/>
       <w:r>
         <w:t xml:space="preserve"> function on the </w:t>
       </w:r>
+      <w:proofErr w:type="spellStart"/>
       <w:r>
         <w:rPr>
           <w:rFonts w:ascii="Consolas" w:eastAsia="Consolas" w:hAnsi="Consolas" w:cs="Consolas"/>
@@ -2528,10 +4028,19 @@
         <w:t>dbInst</w:t>
       </w:r>
       <w:r>
-        <w:t xml:space="preserve">’s. </w:t>
-      </w:r>
-    </w:p>
-    <w:p>
+        <w:t>’s</w:t>
+      </w:r>
+      <w:proofErr w:type="spellEnd"/>
+      <w:r>
+        <w:t xml:space="preserve">. </w:t>
+      </w:r>
+    </w:p>
+    <w:p>
+      <w:pPr>
+        <w:rPr>
+          <w:rFonts w:hint="eastAsia"/>
+        </w:rPr>
+      </w:pPr>
       <w:r>
         <w:t xml:space="preserve">You could use a loop with the </w:t>
       </w:r>
@@ -2539,42 +4048,102 @@
         <w:rPr>
           <w:rFonts w:ascii="Consolas" w:eastAsia="Consolas" w:hAnsi="Consolas" w:cs="Consolas"/>
         </w:rPr>
-        <w:t>for i in insts:</w:t>
+        <w:t xml:space="preserve">for </w:t>
+      </w:r>
+      <w:proofErr w:type="spellStart"/>
+      <w:r>
+        <w:rPr>
+          <w:rFonts w:ascii="Consolas" w:eastAsia="Consolas" w:hAnsi="Consolas" w:cs="Consolas"/>
+        </w:rPr>
+        <w:t>i</w:t>
+      </w:r>
+      <w:proofErr w:type="spellEnd"/>
+      <w:r>
+        <w:rPr>
+          <w:rFonts w:ascii="Consolas" w:eastAsia="Consolas" w:hAnsi="Consolas" w:cs="Consolas"/>
+        </w:rPr>
+        <w:t xml:space="preserve"> in </w:t>
+      </w:r>
+      <w:proofErr w:type="spellStart"/>
+      <w:r>
+        <w:rPr>
+          <w:rFonts w:ascii="Consolas" w:eastAsia="Consolas" w:hAnsi="Consolas" w:cs="Consolas"/>
+        </w:rPr>
+        <w:t>insts</w:t>
+      </w:r>
+      <w:proofErr w:type="spellEnd"/>
+      <w:r>
+        <w:rPr>
+          <w:rFonts w:ascii="Consolas" w:eastAsia="Consolas" w:hAnsi="Consolas" w:cs="Consolas"/>
+        </w:rPr>
+        <w:t>:</w:t>
       </w:r>
       <w:r>
         <w:t xml:space="preserve"> syntax or you can use an unfiltered list comprehension as before. </w:t>
       </w:r>
     </w:p>
-    <w:p/>
-    <w:p>
+    <w:p>
+      <w:pPr>
+        <w:rPr>
+          <w:rFonts w:hint="eastAsia"/>
+        </w:rPr>
+      </w:pPr>
+    </w:p>
+    <w:p>
+      <w:pPr>
+        <w:rPr>
+          <w:rFonts w:hint="eastAsia"/>
+        </w:rPr>
+      </w:pPr>
       <w:r>
         <w:t xml:space="preserve">With the script completed, save it and run it. You should see a new file generated called </w:t>
       </w:r>
+      <w:proofErr w:type="spellStart"/>
       <w:r>
         <w:rPr>
           <w:rFonts w:ascii="Consolas" w:eastAsia="Consolas" w:hAnsi="Consolas" w:cs="Consolas"/>
         </w:rPr>
         <w:t>swaps.odb</w:t>
       </w:r>
+      <w:proofErr w:type="spellEnd"/>
       <w:r>
         <w:t>.</w:t>
       </w:r>
     </w:p>
     <w:p>
-      <w:r>
+      <w:pPr>
+        <w:rPr>
+          <w:rFonts w:hint="eastAsia"/>
+        </w:rPr>
+      </w:pPr>
+      <w:r>
+        <w:lastRenderedPageBreak/>
         <w:t xml:space="preserve">In your terminal, run </w:t>
       </w:r>
-      <w:r>
-        <w:rPr>
-          <w:rFonts w:ascii="Consolas" w:eastAsia="Consolas" w:hAnsi="Consolas" w:cs="Consolas"/>
-        </w:rPr>
-        <w:t>openroad -gui</w:t>
-      </w:r>
-      <w:r>
-        <w:t xml:space="preserve"> and, when the Scripting pane at the bottom comes u</w:t>
-      </w:r>
-      <w:r>
-        <w:t xml:space="preserve">p, run: </w:t>
+      <w:proofErr w:type="spellStart"/>
+      <w:r>
+        <w:rPr>
+          <w:rFonts w:ascii="Consolas" w:eastAsia="Consolas" w:hAnsi="Consolas" w:cs="Consolas"/>
+        </w:rPr>
+        <w:t>openroad</w:t>
+      </w:r>
+      <w:proofErr w:type="spellEnd"/>
+      <w:r>
+        <w:rPr>
+          <w:rFonts w:ascii="Consolas" w:eastAsia="Consolas" w:hAnsi="Consolas" w:cs="Consolas"/>
+        </w:rPr>
+        <w:t xml:space="preserve"> -</w:t>
+      </w:r>
+      <w:proofErr w:type="spellStart"/>
+      <w:r>
+        <w:rPr>
+          <w:rFonts w:ascii="Consolas" w:eastAsia="Consolas" w:hAnsi="Consolas" w:cs="Consolas"/>
+        </w:rPr>
+        <w:t>gui</w:t>
+      </w:r>
+      <w:proofErr w:type="spellEnd"/>
+      <w:r>
+        <w:t xml:space="preserve"> and, when the Scripting pane at the bottom comes up, run: </w:t>
       </w:r>
     </w:p>
     <w:tbl>
@@ -2610,20 +4179,48 @@
                 <w:right w:val="nil"/>
                 <w:between w:val="nil"/>
               </w:pBdr>
+              <w:rPr>
+                <w:rFonts w:hint="eastAsia"/>
+              </w:rPr>
             </w:pPr>
+            <w:proofErr w:type="spellStart"/>
             <w:r>
               <w:rPr>
                 <w:rFonts w:ascii="Consolas" w:eastAsia="Consolas" w:hAnsi="Consolas" w:cs="Consolas"/>
                 <w:color w:val="4D4D4C"/>
                 <w:highlight w:val="white"/>
               </w:rPr>
-              <w:t>read_db swaps.odb</w:t>
-            </w:r>
+              <w:t>read_db</w:t>
+            </w:r>
+            <w:proofErr w:type="spellEnd"/>
+            <w:r>
+              <w:rPr>
+                <w:rFonts w:ascii="Consolas" w:eastAsia="Consolas" w:hAnsi="Consolas" w:cs="Consolas"/>
+                <w:color w:val="4D4D4C"/>
+                <w:highlight w:val="white"/>
+              </w:rPr>
+              <w:t xml:space="preserve"> </w:t>
+            </w:r>
+            <w:proofErr w:type="spellStart"/>
+            <w:r>
+              <w:rPr>
+                <w:rFonts w:ascii="Consolas" w:eastAsia="Consolas" w:hAnsi="Consolas" w:cs="Consolas"/>
+                <w:color w:val="4D4D4C"/>
+                <w:highlight w:val="white"/>
+              </w:rPr>
+              <w:t>swaps.odb</w:t>
+            </w:r>
+            <w:proofErr w:type="spellEnd"/>
           </w:p>
         </w:tc>
       </w:tr>
     </w:tbl>
     <w:p>
+      <w:pPr>
+        <w:rPr>
+          <w:rFonts w:hint="eastAsia"/>
+        </w:rPr>
+      </w:pPr>
       <w:r>
         <w:rPr>
           <w:b/>
@@ -2631,27 +4228,219 @@
         <w:t xml:space="preserve">Q2.1 </w:t>
       </w:r>
       <w:r>
-        <w:t>Take a screenshot of the OpenROAD GUI window and paste it here. Take note of the overlapping cells.</w:t>
-      </w:r>
-    </w:p>
-    <w:p/>
-    <w:p/>
-    <w:p/>
-    <w:p>
-      <w:r>
-        <w:t>This overlap problem is something that the normal flow resizer has as well – the thing to take note here is that changes</w:t>
-      </w:r>
-      <w:r>
-        <w:t xml:space="preserve"> you make to the DB are not necessarily physically or logically valid. The DB itself has no notion of placement/routing legality and thus, it has no enforcement. Depending on what kind of DB manipulation you are doing, you will have to deploy various remed</w:t>
-      </w:r>
-      <w:r>
-        <w:t>ies. For small changes to placed cells like in this case, we probably want to run the legalizer (detailed placer – DPL in OpenROAD).</w:t>
-      </w:r>
-    </w:p>
-    <w:p/>
-    <w:p>
-      <w:r>
-        <w:t>Close the OpenROAD GUI and add the following to your script:</w:t>
+        <w:t xml:space="preserve">Take a screenshot of the </w:t>
+      </w:r>
+      <w:proofErr w:type="spellStart"/>
+      <w:r>
+        <w:t>OpenROAD</w:t>
+      </w:r>
+      <w:proofErr w:type="spellEnd"/>
+      <w:r>
+        <w:t xml:space="preserve"> GUI window and paste it here. Take note of the overlapping cells.</w:t>
+      </w:r>
+    </w:p>
+    <w:p>
+      <w:pPr>
+        <w:jc w:val="center"/>
+      </w:pPr>
+      <w:r>
+        <w:rPr>
+          <w:rFonts w:hint="eastAsia"/>
+          <w:noProof/>
+        </w:rPr>
+        <w:drawing>
+          <wp:inline distT="0" distB="0" distL="0" distR="0" wp14:anchorId="714109E4" wp14:editId="156E395D">
+            <wp:extent cx="5109756" cy="3240000"/>
+            <wp:effectExtent l="0" t="0" r="0" b="0"/>
+            <wp:docPr id="6" name="图片 6"/>
+            <wp:cNvGraphicFramePr>
+              <a:graphicFrameLocks xmlns:a="http://schemas.openxmlformats.org/drawingml/2006/main" noChangeAspect="1"/>
+            </wp:cNvGraphicFramePr>
+            <a:graphic xmlns:a="http://schemas.openxmlformats.org/drawingml/2006/main">
+              <a:graphicData uri="http://schemas.openxmlformats.org/drawingml/2006/picture">
+                <pic:pic xmlns:pic="http://schemas.openxmlformats.org/drawingml/2006/picture">
+                  <pic:nvPicPr>
+                    <pic:cNvPr id="6" name="图片 6"/>
+                    <pic:cNvPicPr/>
+                  </pic:nvPicPr>
+                  <pic:blipFill>
+                    <a:blip r:embed="rId18" cstate="print">
+                      <a:extLst>
+                        <a:ext uri="{28A0092B-C50C-407E-A947-70E740481C1C}">
+                          <a14:useLocalDpi xmlns:a14="http://schemas.microsoft.com/office/drawing/2010/main" val="0"/>
+                        </a:ext>
+                      </a:extLst>
+                    </a:blip>
+                    <a:stretch>
+                      <a:fillRect/>
+                    </a:stretch>
+                  </pic:blipFill>
+                  <pic:spPr>
+                    <a:xfrm>
+                      <a:off x="0" y="0"/>
+                      <a:ext cx="5109756" cy="3240000"/>
+                    </a:xfrm>
+                    <a:prstGeom prst="rect">
+                      <a:avLst/>
+                    </a:prstGeom>
+                  </pic:spPr>
+                </pic:pic>
+              </a:graphicData>
+            </a:graphic>
+          </wp:inline>
+        </w:drawing>
+      </w:r>
+    </w:p>
+    <w:p>
+      <w:pPr>
+        <w:rPr>
+          <w:rFonts w:hint="eastAsia"/>
+        </w:rPr>
+      </w:pPr>
+    </w:p>
+    <w:p>
+      <w:pPr>
+        <w:rPr>
+          <w:rFonts w:hint="eastAsia"/>
+        </w:rPr>
+      </w:pPr>
+      <w:r>
+        <w:rPr>
+          <w:rFonts w:ascii="Consolas" w:hAnsi="Consolas"/>
+        </w:rPr>
+        <w:t>out\[</w:t>
+      </w:r>
+      <w:r>
+        <w:rPr>
+          <w:rFonts w:ascii="Consolas" w:hAnsi="Consolas"/>
+        </w:rPr>
+        <w:t>1</w:t>
+      </w:r>
+      <w:r>
+        <w:rPr>
+          <w:rFonts w:ascii="Consolas" w:hAnsi="Consolas"/>
+        </w:rPr>
+        <w:t>\]$_DFF_P_</w:t>
+      </w:r>
+      <w:r>
+        <w:t xml:space="preserve"> and </w:t>
+      </w:r>
+      <w:r>
+        <w:rPr>
+          <w:rFonts w:ascii="Consolas" w:hAnsi="Consolas"/>
+        </w:rPr>
+        <w:t>out\[4\]$_DFF_P_</w:t>
+      </w:r>
+      <w:r>
+        <w:t xml:space="preserve"> </w:t>
+      </w:r>
+      <w:r>
+        <w:t>are overlapping.</w:t>
+      </w:r>
+    </w:p>
+    <w:p>
+      <w:pPr>
+        <w:jc w:val="center"/>
+        <w:rPr>
+          <w:rFonts w:hint="eastAsia"/>
+        </w:rPr>
+      </w:pPr>
+      <w:r>
+        <w:rPr>
+          <w:rFonts w:hint="eastAsia"/>
+          <w:noProof/>
+        </w:rPr>
+        <w:drawing>
+          <wp:inline distT="0" distB="0" distL="0" distR="0" wp14:anchorId="2C4EBAC6" wp14:editId="26BA844B">
+            <wp:extent cx="5128767" cy="3240000"/>
+            <wp:effectExtent l="0" t="0" r="0" b="0"/>
+            <wp:docPr id="7" name="图片 7"/>
+            <wp:cNvGraphicFramePr>
+              <a:graphicFrameLocks xmlns:a="http://schemas.openxmlformats.org/drawingml/2006/main" noChangeAspect="1"/>
+            </wp:cNvGraphicFramePr>
+            <a:graphic xmlns:a="http://schemas.openxmlformats.org/drawingml/2006/main">
+              <a:graphicData uri="http://schemas.openxmlformats.org/drawingml/2006/picture">
+                <pic:pic xmlns:pic="http://schemas.openxmlformats.org/drawingml/2006/picture">
+                  <pic:nvPicPr>
+                    <pic:cNvPr id="7" name="图片 7"/>
+                    <pic:cNvPicPr/>
+                  </pic:nvPicPr>
+                  <pic:blipFill>
+                    <a:blip r:embed="rId19" cstate="print">
+                      <a:extLst>
+                        <a:ext uri="{28A0092B-C50C-407E-A947-70E740481C1C}">
+                          <a14:useLocalDpi xmlns:a14="http://schemas.microsoft.com/office/drawing/2010/main" val="0"/>
+                        </a:ext>
+                      </a:extLst>
+                    </a:blip>
+                    <a:stretch>
+                      <a:fillRect/>
+                    </a:stretch>
+                  </pic:blipFill>
+                  <pic:spPr>
+                    <a:xfrm>
+                      <a:off x="0" y="0"/>
+                      <a:ext cx="5128767" cy="3240000"/>
+                    </a:xfrm>
+                    <a:prstGeom prst="rect">
+                      <a:avLst/>
+                    </a:prstGeom>
+                  </pic:spPr>
+                </pic:pic>
+              </a:graphicData>
+            </a:graphic>
+          </wp:inline>
+        </w:drawing>
+      </w:r>
+    </w:p>
+    <w:p>
+      <w:pPr>
+        <w:rPr>
+          <w:rFonts w:hint="eastAsia"/>
+        </w:rPr>
+      </w:pPr>
+    </w:p>
+    <w:p>
+      <w:pPr>
+        <w:rPr>
+          <w:rFonts w:hint="eastAsia"/>
+        </w:rPr>
+      </w:pPr>
+      <w:r>
+        <w:t xml:space="preserve">This overlap problem is something that the normal flow resizer has as well – the thing to take note here is that changes you make to the DB are not necessarily physically or logically valid. The DB itself has no notion of placement/routing legality and thus, it has no enforcement. Depending on what kind of DB manipulation you are doing, you will have to deploy various remedies. For small changes to placed cells like in this case, we probably want to run the legalizer (detailed placer – DPL in </w:t>
+      </w:r>
+      <w:proofErr w:type="spellStart"/>
+      <w:r>
+        <w:t>OpenROAD</w:t>
+      </w:r>
+      <w:proofErr w:type="spellEnd"/>
+      <w:r>
+        <w:t>).</w:t>
+      </w:r>
+    </w:p>
+    <w:p>
+      <w:pPr>
+        <w:rPr>
+          <w:rFonts w:hint="eastAsia"/>
+        </w:rPr>
+      </w:pPr>
+    </w:p>
+    <w:p>
+      <w:pPr>
+        <w:rPr>
+          <w:rFonts w:hint="eastAsia"/>
+        </w:rPr>
+      </w:pPr>
+      <w:r>
+        <w:t xml:space="preserve">Close the </w:t>
+      </w:r>
+      <w:proofErr w:type="spellStart"/>
+      <w:r>
+        <w:t>OpenROAD</w:t>
+      </w:r>
+      <w:proofErr w:type="spellEnd"/>
+      <w:r>
+        <w:t xml:space="preserve"> GUI and add the following to your script:</w:t>
       </w:r>
     </w:p>
     <w:tbl>
@@ -2687,14 +4476,27 @@
                 <w:right w:val="nil"/>
                 <w:between w:val="nil"/>
               </w:pBdr>
+              <w:rPr>
+                <w:rFonts w:hint="eastAsia"/>
+              </w:rPr>
             </w:pPr>
+            <w:proofErr w:type="spellStart"/>
             <w:r>
               <w:rPr>
                 <w:rFonts w:ascii="Consolas" w:eastAsia="Consolas" w:hAnsi="Consolas" w:cs="Consolas"/>
                 <w:color w:val="4D4D4C"/>
                 <w:highlight w:val="white"/>
               </w:rPr>
-              <w:t>design.evalTclString(</w:t>
+              <w:t>design.evalTclString</w:t>
+            </w:r>
+            <w:proofErr w:type="spellEnd"/>
+            <w:r>
+              <w:rPr>
+                <w:rFonts w:ascii="Consolas" w:eastAsia="Consolas" w:hAnsi="Consolas" w:cs="Consolas"/>
+                <w:color w:val="4D4D4C"/>
+                <w:highlight w:val="white"/>
+              </w:rPr>
+              <w:t>(</w:t>
             </w:r>
             <w:r>
               <w:rPr>
@@ -2702,7 +4504,25 @@
                 <w:color w:val="718C00"/>
                 <w:highlight w:val="white"/>
               </w:rPr>
-              <w:t>"detailed_placement"</w:t>
+              <w:t>"</w:t>
+            </w:r>
+            <w:proofErr w:type="spellStart"/>
+            <w:r>
+              <w:rPr>
+                <w:rFonts w:ascii="Consolas" w:eastAsia="Consolas" w:hAnsi="Consolas" w:cs="Consolas"/>
+                <w:color w:val="718C00"/>
+                <w:highlight w:val="white"/>
+              </w:rPr>
+              <w:t>detailed_placement</w:t>
+            </w:r>
+            <w:proofErr w:type="spellEnd"/>
+            <w:r>
+              <w:rPr>
+                <w:rFonts w:ascii="Consolas" w:eastAsia="Consolas" w:hAnsi="Consolas" w:cs="Consolas"/>
+                <w:color w:val="718C00"/>
+                <w:highlight w:val="white"/>
+              </w:rPr>
+              <w:t>"</w:t>
             </w:r>
             <w:r>
               <w:rPr>
@@ -2716,9 +4536,26 @@
         </w:tc>
       </w:tr>
     </w:tbl>
-    <w:p/>
-    <w:p/>
-    <w:p>
+    <w:p>
+      <w:pPr>
+        <w:rPr>
+          <w:rFonts w:hint="eastAsia"/>
+        </w:rPr>
+      </w:pPr>
+    </w:p>
+    <w:p>
+      <w:pPr>
+        <w:rPr>
+          <w:rFonts w:hint="eastAsia"/>
+        </w:rPr>
+      </w:pPr>
+    </w:p>
+    <w:p>
+      <w:pPr>
+        <w:rPr>
+          <w:rFonts w:hint="eastAsia"/>
+        </w:rPr>
+      </w:pPr>
       <w:r>
         <w:rPr>
           <w:b/>
@@ -2726,23 +4563,166 @@
         <w:t xml:space="preserve">Q2.2 </w:t>
       </w:r>
       <w:r>
-        <w:t xml:space="preserve">Run the latest script, then reopen the OpenROAD GUI, load the updated </w:t>
-      </w:r>
+        <w:t xml:space="preserve">Run the latest script, then reopen the </w:t>
+      </w:r>
+      <w:proofErr w:type="spellStart"/>
+      <w:r>
+        <w:t>OpenROAD</w:t>
+      </w:r>
+      <w:proofErr w:type="spellEnd"/>
+      <w:r>
+        <w:t xml:space="preserve"> GUI, load the updated </w:t>
+      </w:r>
+      <w:proofErr w:type="spellStart"/>
       <w:r>
         <w:rPr>
           <w:rFonts w:ascii="Consolas" w:eastAsia="Consolas" w:hAnsi="Consolas" w:cs="Consolas"/>
         </w:rPr>
         <w:t>swaps.db</w:t>
       </w:r>
+      <w:proofErr w:type="spellEnd"/>
       <w:r>
         <w:t>, and paste the screenshot below.</w:t>
       </w:r>
     </w:p>
-    <w:p/>
-    <w:p/>
-    <w:p/>
-    <w:p/>
-    <w:p>
+    <w:p>
+      <w:pPr>
+        <w:rPr>
+          <w:rFonts w:hint="eastAsia"/>
+        </w:rPr>
+      </w:pPr>
+    </w:p>
+    <w:p>
+      <w:pPr>
+        <w:rPr>
+          <w:rFonts w:hint="eastAsia"/>
+        </w:rPr>
+      </w:pPr>
+      <w:r>
+        <w:t>The overlapping issue has been resolved.</w:t>
+      </w:r>
+    </w:p>
+    <w:p>
+      <w:pPr>
+        <w:jc w:val="center"/>
+      </w:pPr>
+      <w:r>
+        <w:rPr>
+          <w:rFonts w:hint="eastAsia"/>
+          <w:noProof/>
+        </w:rPr>
+        <w:drawing>
+          <wp:inline distT="0" distB="0" distL="0" distR="0" wp14:anchorId="7B2F9CB8" wp14:editId="168D738E">
+            <wp:extent cx="5082353" cy="3240000"/>
+            <wp:effectExtent l="0" t="0" r="4445" b="0"/>
+            <wp:docPr id="8" name="图片 8"/>
+            <wp:cNvGraphicFramePr>
+              <a:graphicFrameLocks xmlns:a="http://schemas.openxmlformats.org/drawingml/2006/main" noChangeAspect="1"/>
+            </wp:cNvGraphicFramePr>
+            <a:graphic xmlns:a="http://schemas.openxmlformats.org/drawingml/2006/main">
+              <a:graphicData uri="http://schemas.openxmlformats.org/drawingml/2006/picture">
+                <pic:pic xmlns:pic="http://schemas.openxmlformats.org/drawingml/2006/picture">
+                  <pic:nvPicPr>
+                    <pic:cNvPr id="8" name="图片 8"/>
+                    <pic:cNvPicPr/>
+                  </pic:nvPicPr>
+                  <pic:blipFill>
+                    <a:blip r:embed="rId20" cstate="print">
+                      <a:extLst>
+                        <a:ext uri="{28A0092B-C50C-407E-A947-70E740481C1C}">
+                          <a14:useLocalDpi xmlns:a14="http://schemas.microsoft.com/office/drawing/2010/main" val="0"/>
+                        </a:ext>
+                      </a:extLst>
+                    </a:blip>
+                    <a:stretch>
+                      <a:fillRect/>
+                    </a:stretch>
+                  </pic:blipFill>
+                  <pic:spPr>
+                    <a:xfrm>
+                      <a:off x="0" y="0"/>
+                      <a:ext cx="5082353" cy="3240000"/>
+                    </a:xfrm>
+                    <a:prstGeom prst="rect">
+                      <a:avLst/>
+                    </a:prstGeom>
+                  </pic:spPr>
+                </pic:pic>
+              </a:graphicData>
+            </a:graphic>
+          </wp:inline>
+        </w:drawing>
+      </w:r>
+    </w:p>
+    <w:p>
+      <w:pPr>
+        <w:jc w:val="center"/>
+        <w:rPr>
+          <w:rFonts w:hint="eastAsia"/>
+        </w:rPr>
+      </w:pPr>
+      <w:r>
+        <w:rPr>
+          <w:rFonts w:hint="eastAsia"/>
+          <w:noProof/>
+        </w:rPr>
+        <w:lastRenderedPageBreak/>
+        <w:drawing>
+          <wp:inline distT="0" distB="0" distL="0" distR="0" wp14:anchorId="4ED1741D" wp14:editId="501D957B">
+            <wp:extent cx="5082353" cy="3240000"/>
+            <wp:effectExtent l="0" t="0" r="4445" b="0"/>
+            <wp:docPr id="9" name="图片 9"/>
+            <wp:cNvGraphicFramePr>
+              <a:graphicFrameLocks xmlns:a="http://schemas.openxmlformats.org/drawingml/2006/main" noChangeAspect="1"/>
+            </wp:cNvGraphicFramePr>
+            <a:graphic xmlns:a="http://schemas.openxmlformats.org/drawingml/2006/main">
+              <a:graphicData uri="http://schemas.openxmlformats.org/drawingml/2006/picture">
+                <pic:pic xmlns:pic="http://schemas.openxmlformats.org/drawingml/2006/picture">
+                  <pic:nvPicPr>
+                    <pic:cNvPr id="9" name="图片 9"/>
+                    <pic:cNvPicPr/>
+                  </pic:nvPicPr>
+                  <pic:blipFill>
+                    <a:blip r:embed="rId21" cstate="print">
+                      <a:extLst>
+                        <a:ext uri="{28A0092B-C50C-407E-A947-70E740481C1C}">
+                          <a14:useLocalDpi xmlns:a14="http://schemas.microsoft.com/office/drawing/2010/main" val="0"/>
+                        </a:ext>
+                      </a:extLst>
+                    </a:blip>
+                    <a:stretch>
+                      <a:fillRect/>
+                    </a:stretch>
+                  </pic:blipFill>
+                  <pic:spPr>
+                    <a:xfrm>
+                      <a:off x="0" y="0"/>
+                      <a:ext cx="5082353" cy="3240000"/>
+                    </a:xfrm>
+                    <a:prstGeom prst="rect">
+                      <a:avLst/>
+                    </a:prstGeom>
+                  </pic:spPr>
+                </pic:pic>
+              </a:graphicData>
+            </a:graphic>
+          </wp:inline>
+        </w:drawing>
+      </w:r>
+    </w:p>
+    <w:p>
+      <w:pPr>
+        <w:rPr>
+          <w:rFonts w:hint="eastAsia"/>
+        </w:rPr>
+      </w:pPr>
+    </w:p>
+    <w:p>
+      <w:pPr>
+        <w:rPr>
+          <w:rFonts w:hint="eastAsia"/>
+        </w:rPr>
+      </w:pPr>
       <w:r>
         <w:t xml:space="preserve">Your </w:t>
       </w:r>
@@ -2755,21 +4735,32 @@
       <w:r>
         <w:t xml:space="preserve"> is now complete. Ensure the latest </w:t>
       </w:r>
+      <w:proofErr w:type="spellStart"/>
       <w:r>
         <w:rPr>
           <w:rFonts w:ascii="Consolas" w:eastAsia="Consolas" w:hAnsi="Consolas" w:cs="Consolas"/>
         </w:rPr>
         <w:t>swaps.odb</w:t>
       </w:r>
-      <w:r>
-        <w:t xml:space="preserve"> is present as well. Make sure you commit these completed files to your GitHub rep</w:t>
-      </w:r>
-      <w:r>
-        <w:t>ository.</w:t>
-      </w:r>
-    </w:p>
-    <w:p/>
-    <w:p/>
+      <w:proofErr w:type="spellEnd"/>
+      <w:r>
+        <w:t xml:space="preserve"> is present as well. Make sure you commit these completed files to your GitHub repository.</w:t>
+      </w:r>
+    </w:p>
+    <w:p>
+      <w:pPr>
+        <w:rPr>
+          <w:rFonts w:hint="eastAsia"/>
+        </w:rPr>
+      </w:pPr>
+    </w:p>
+    <w:p>
+      <w:pPr>
+        <w:rPr>
+          <w:rFonts w:hint="eastAsia"/>
+        </w:rPr>
+      </w:pPr>
+    </w:p>
     <w:p>
       <w:pPr>
         <w:pStyle w:val="2"/>
@@ -2781,6 +4772,11 @@
       </w:r>
     </w:p>
     <w:p>
+      <w:pPr>
+        <w:rPr>
+          <w:rFonts w:hint="eastAsia"/>
+        </w:rPr>
+      </w:pPr>
       <w:r>
         <w:t xml:space="preserve">Use the </w:t>
       </w:r>
@@ -2811,20 +4807,30 @@
       <w:r>
         <w:t xml:space="preserve">. Here, we will write a script to move a single cell around. We will use the </w:t>
       </w:r>
+      <w:proofErr w:type="spellStart"/>
       <w:r>
         <w:rPr>
           <w:rFonts w:ascii="Consolas" w:eastAsia="Consolas" w:hAnsi="Consolas" w:cs="Consolas"/>
         </w:rPr>
         <w:t>dbInstance</w:t>
       </w:r>
+      <w:proofErr w:type="spellEnd"/>
       <w:r>
         <w:t xml:space="preserve"> </w:t>
       </w:r>
-      <w:r>
-        <w:rPr>
-          <w:rFonts w:ascii="Consolas" w:eastAsia="Consolas" w:hAnsi="Consolas" w:cs="Consolas"/>
-        </w:rPr>
-        <w:t>setLocation(x, y)</w:t>
+      <w:proofErr w:type="spellStart"/>
+      <w:r>
+        <w:rPr>
+          <w:rFonts w:ascii="Consolas" w:eastAsia="Consolas" w:hAnsi="Consolas" w:cs="Consolas"/>
+        </w:rPr>
+        <w:t>setLocation</w:t>
+      </w:r>
+      <w:proofErr w:type="spellEnd"/>
+      <w:r>
+        <w:rPr>
+          <w:rFonts w:ascii="Consolas" w:eastAsia="Consolas" w:hAnsi="Consolas" w:cs="Consolas"/>
+        </w:rPr>
+        <w:t>(x, y)</w:t>
       </w:r>
       <w:r>
         <w:t xml:space="preserve"> method. The origin </w:t>
@@ -2836,96 +4842,201 @@
         <w:t>(0, 0)</w:t>
       </w:r>
       <w:r>
-        <w:t xml:space="preserve"> is at the </w:t>
-      </w:r>
-      <w:r>
-        <w:t xml:space="preserve">bottom left of the chip so increasing the coordinates in the </w:t>
-      </w:r>
-      <w:r>
+        <w:t xml:space="preserve"> is at the bottom left of the chip so increasing the coordinates in the positive dimension moves objects toward the top right – remember also that this is all expressed in DBU.</w:t>
+      </w:r>
+    </w:p>
+    <w:p>
+      <w:pPr>
+        <w:rPr>
+          <w:rFonts w:hint="eastAsia"/>
+        </w:rPr>
+      </w:pPr>
+    </w:p>
+    <w:p>
+      <w:pPr>
+        <w:rPr>
+          <w:rFonts w:hint="eastAsia"/>
+        </w:rPr>
+      </w:pPr>
+      <w:r>
+        <w:t xml:space="preserve">Using what you know above, write a script to select all </w:t>
+      </w:r>
+      <w:r>
+        <w:rPr>
+          <w:rFonts w:ascii="Consolas" w:eastAsia="Consolas" w:hAnsi="Consolas" w:cs="Consolas"/>
+        </w:rPr>
+        <w:t>sg13g2_dfrbp_1</w:t>
+      </w:r>
+      <w:r>
+        <w:t xml:space="preserve"> instances.  Now, use </w:t>
+      </w:r>
+      <w:proofErr w:type="spellStart"/>
+      <w:r>
+        <w:rPr>
+          <w:rFonts w:ascii="Consolas" w:eastAsia="Consolas" w:hAnsi="Consolas" w:cs="Consolas"/>
+        </w:rPr>
+        <w:t>setLocation</w:t>
+      </w:r>
+      <w:proofErr w:type="spellEnd"/>
+      <w:r>
+        <w:t xml:space="preserve"> to place them at </w:t>
+      </w:r>
+      <w:r>
+        <w:rPr>
+          <w:rFonts w:ascii="Consolas" w:eastAsia="Consolas" w:hAnsi="Consolas" w:cs="Consolas"/>
+        </w:rPr>
+        <w:t>(50000, 50000)</w:t>
+      </w:r>
+      <w:r>
+        <w:t xml:space="preserve"> – roughly the center of this chip. </w:t>
+      </w:r>
+    </w:p>
+    <w:p>
+      <w:pPr>
+        <w:rPr>
+          <w:rFonts w:hint="eastAsia"/>
+        </w:rPr>
+      </w:pPr>
+      <w:r>
+        <w:t xml:space="preserve">Now, legalize it using the </w:t>
+      </w:r>
+      <w:proofErr w:type="spellStart"/>
+      <w:r>
+        <w:rPr>
+          <w:rFonts w:ascii="Consolas" w:eastAsia="Consolas" w:hAnsi="Consolas" w:cs="Consolas"/>
+        </w:rPr>
+        <w:t>evalTclString</w:t>
+      </w:r>
+      <w:proofErr w:type="spellEnd"/>
+      <w:r>
+        <w:t xml:space="preserve"> invocation you learned above.</w:t>
+      </w:r>
+    </w:p>
+    <w:p>
+      <w:pPr>
+        <w:rPr>
+          <w:rFonts w:hint="eastAsia"/>
+        </w:rPr>
+      </w:pPr>
+    </w:p>
+    <w:p>
+      <w:pPr>
+        <w:rPr>
+          <w:rFonts w:hint="eastAsia"/>
+        </w:rPr>
+      </w:pPr>
+      <w:r>
+        <w:rPr>
+          <w:b/>
+        </w:rPr>
+        <w:t>Q2.3</w:t>
+      </w:r>
+      <w:r>
+        <w:t xml:space="preserve"> Run this script and open the new </w:t>
+      </w:r>
+      <w:proofErr w:type="spellStart"/>
+      <w:r>
+        <w:rPr>
+          <w:rFonts w:ascii="Consolas" w:eastAsia="Consolas" w:hAnsi="Consolas" w:cs="Consolas"/>
+        </w:rPr>
+        <w:t>move.odb</w:t>
+      </w:r>
+      <w:proofErr w:type="spellEnd"/>
+      <w:r>
+        <w:t xml:space="preserve"> in the </w:t>
+      </w:r>
+      <w:proofErr w:type="spellStart"/>
+      <w:r>
+        <w:t>OpenROAD</w:t>
+      </w:r>
+      <w:proofErr w:type="spellEnd"/>
+      <w:r>
+        <w:t xml:space="preserve"> GUI. Paste a screenshot below. Can you see the instances we moved?</w:t>
+      </w:r>
+    </w:p>
+    <w:p>
+      <w:pPr>
+        <w:rPr>
+          <w:rFonts w:hint="eastAsia"/>
+        </w:rPr>
+      </w:pPr>
+    </w:p>
+    <w:p>
+      <w:r>
+        <w:t>All the DEFs are placed roughly at the center.</w:t>
+      </w:r>
+    </w:p>
+    <w:p>
+      <w:pPr>
+        <w:jc w:val="center"/>
+        <w:rPr>
+          <w:rFonts w:hint="eastAsia"/>
+        </w:rPr>
+      </w:pPr>
+      <w:r>
+        <w:rPr>
+          <w:rFonts w:hint="eastAsia"/>
+          <w:noProof/>
+        </w:rPr>
         <w:lastRenderedPageBreak/>
-        <w:t>positive dimension moves objects toward the top right – remember also that this is all expressed in DBU.</w:t>
-      </w:r>
-    </w:p>
-    <w:p/>
-    <w:p>
-      <w:r>
-        <w:t xml:space="preserve">Using what you know above, write a script to select all </w:t>
-      </w:r>
-      <w:r>
-        <w:rPr>
-          <w:rFonts w:ascii="Consolas" w:eastAsia="Consolas" w:hAnsi="Consolas" w:cs="Consolas"/>
-        </w:rPr>
-        <w:t>sg13g2_dfrbp_1</w:t>
-      </w:r>
-      <w:r>
-        <w:t xml:space="preserve"> instances.  Now, u</w:t>
-      </w:r>
-      <w:r>
-        <w:t xml:space="preserve">se </w:t>
-      </w:r>
-      <w:r>
-        <w:rPr>
-          <w:rFonts w:ascii="Consolas" w:eastAsia="Consolas" w:hAnsi="Consolas" w:cs="Consolas"/>
-        </w:rPr>
-        <w:t>setLocation</w:t>
-      </w:r>
-      <w:r>
-        <w:t xml:space="preserve"> to place them at </w:t>
-      </w:r>
-      <w:r>
-        <w:rPr>
-          <w:rFonts w:ascii="Consolas" w:eastAsia="Consolas" w:hAnsi="Consolas" w:cs="Consolas"/>
-        </w:rPr>
-        <w:t>(50000, 50000)</w:t>
-      </w:r>
-      <w:r>
-        <w:t xml:space="preserve"> – roughly the center of this chip. </w:t>
-      </w:r>
-    </w:p>
-    <w:p>
-      <w:r>
-        <w:t xml:space="preserve">Now, legalize it using the </w:t>
-      </w:r>
-      <w:r>
-        <w:rPr>
-          <w:rFonts w:ascii="Consolas" w:eastAsia="Consolas" w:hAnsi="Consolas" w:cs="Consolas"/>
-        </w:rPr>
-        <w:t>evalTclString</w:t>
-      </w:r>
-      <w:r>
-        <w:t xml:space="preserve"> invocation you learned above.</w:t>
-      </w:r>
-    </w:p>
-    <w:p/>
-    <w:p>
-      <w:r>
-        <w:rPr>
-          <w:b/>
-        </w:rPr>
-        <w:t>Q2.3</w:t>
-      </w:r>
-      <w:r>
-        <w:t xml:space="preserve"> Run this script and open the new </w:t>
-      </w:r>
-      <w:r>
-        <w:rPr>
-          <w:rFonts w:ascii="Consolas" w:eastAsia="Consolas" w:hAnsi="Consolas" w:cs="Consolas"/>
-        </w:rPr>
-        <w:t>move.odb</w:t>
-      </w:r>
-      <w:r>
-        <w:t xml:space="preserve"> in the OpenROAD GUI. Paste a screenshot below. Can you see the instances we moved?</w:t>
-      </w:r>
-    </w:p>
-    <w:p/>
-    <w:p/>
-    <w:p/>
-    <w:p>
-      <w:r>
-        <w:t>Now, we have this specialized placement of our DFFs but the rest of our design is no longer really congruent with it – we want to rerun placement on the rest of the design. The detailed placement relies on a good estimate from global placement so it is imp</w:t>
-      </w:r>
-      <w:r>
-        <w:t>ortant that we rerun GPL again. After our first detailed placement, which generated a legal placement of our DFFs, write the following command to execute a full placement:</w:t>
+        <w:drawing>
+          <wp:inline distT="0" distB="0" distL="0" distR="0" wp14:anchorId="55C8ADFF" wp14:editId="6E312E65">
+            <wp:extent cx="4516890" cy="2880000"/>
+            <wp:effectExtent l="0" t="0" r="0" b="0"/>
+            <wp:docPr id="10" name="图片 10"/>
+            <wp:cNvGraphicFramePr>
+              <a:graphicFrameLocks xmlns:a="http://schemas.openxmlformats.org/drawingml/2006/main" noChangeAspect="1"/>
+            </wp:cNvGraphicFramePr>
+            <a:graphic xmlns:a="http://schemas.openxmlformats.org/drawingml/2006/main">
+              <a:graphicData uri="http://schemas.openxmlformats.org/drawingml/2006/picture">
+                <pic:pic xmlns:pic="http://schemas.openxmlformats.org/drawingml/2006/picture">
+                  <pic:nvPicPr>
+                    <pic:cNvPr id="10" name="图片 10"/>
+                    <pic:cNvPicPr/>
+                  </pic:nvPicPr>
+                  <pic:blipFill>
+                    <a:blip r:embed="rId22" cstate="print">
+                      <a:extLst>
+                        <a:ext uri="{28A0092B-C50C-407E-A947-70E740481C1C}">
+                          <a14:useLocalDpi xmlns:a14="http://schemas.microsoft.com/office/drawing/2010/main" val="0"/>
+                        </a:ext>
+                      </a:extLst>
+                    </a:blip>
+                    <a:stretch>
+                      <a:fillRect/>
+                    </a:stretch>
+                  </pic:blipFill>
+                  <pic:spPr>
+                    <a:xfrm>
+                      <a:off x="0" y="0"/>
+                      <a:ext cx="4516890" cy="2880000"/>
+                    </a:xfrm>
+                    <a:prstGeom prst="rect">
+                      <a:avLst/>
+                    </a:prstGeom>
+                  </pic:spPr>
+                </pic:pic>
+              </a:graphicData>
+            </a:graphic>
+          </wp:inline>
+        </w:drawing>
+      </w:r>
+    </w:p>
+    <w:p>
+      <w:pPr>
+        <w:rPr>
+          <w:rFonts w:hint="eastAsia"/>
+        </w:rPr>
+      </w:pPr>
+    </w:p>
+    <w:p>
+      <w:pPr>
+        <w:rPr>
+          <w:rFonts w:hint="eastAsia"/>
+        </w:rPr>
+      </w:pPr>
+      <w:r>
+        <w:t>Now, we have this specialized placement of our DFFs but the rest of our design is no longer really congruent with it – we want to rerun placement on the rest of the design. The detailed placement relies on a good estimate from global placement so it is important that we rerun GPL again. After our first detailed placement, which generated a legal placement of our DFFs, write the following command to execute a full placement:</w:t>
       </w:r>
     </w:p>
     <w:tbl>
@@ -2961,14 +5072,27 @@
                 <w:right w:val="nil"/>
                 <w:between w:val="nil"/>
               </w:pBdr>
+              <w:rPr>
+                <w:rFonts w:hint="eastAsia"/>
+              </w:rPr>
             </w:pPr>
+            <w:proofErr w:type="spellStart"/>
             <w:r>
               <w:rPr>
                 <w:rFonts w:ascii="Consolas" w:eastAsia="Consolas" w:hAnsi="Consolas" w:cs="Consolas"/>
                 <w:color w:val="4D4D4C"/>
                 <w:highlight w:val="white"/>
               </w:rPr>
-              <w:t>design.evalTclString(</w:t>
+              <w:t>design.evalTclString</w:t>
+            </w:r>
+            <w:proofErr w:type="spellEnd"/>
+            <w:r>
+              <w:rPr>
+                <w:rFonts w:ascii="Consolas" w:eastAsia="Consolas" w:hAnsi="Consolas" w:cs="Consolas"/>
+                <w:color w:val="4D4D4C"/>
+                <w:highlight w:val="white"/>
+              </w:rPr>
+              <w:t>(</w:t>
             </w:r>
             <w:r>
               <w:rPr>
@@ -2976,7 +5100,43 @@
                 <w:color w:val="718C00"/>
                 <w:highlight w:val="white"/>
               </w:rPr>
-              <w:t>"global_placement; detailed_placement"</w:t>
+              <w:t>"</w:t>
+            </w:r>
+            <w:proofErr w:type="spellStart"/>
+            <w:r>
+              <w:rPr>
+                <w:rFonts w:ascii="Consolas" w:eastAsia="Consolas" w:hAnsi="Consolas" w:cs="Consolas"/>
+                <w:color w:val="718C00"/>
+                <w:highlight w:val="white"/>
+              </w:rPr>
+              <w:t>global_placement</w:t>
+            </w:r>
+            <w:proofErr w:type="spellEnd"/>
+            <w:r>
+              <w:rPr>
+                <w:rFonts w:ascii="Consolas" w:eastAsia="Consolas" w:hAnsi="Consolas" w:cs="Consolas"/>
+                <w:color w:val="718C00"/>
+                <w:highlight w:val="white"/>
+              </w:rPr>
+              <w:t xml:space="preserve">; </w:t>
+            </w:r>
+            <w:proofErr w:type="spellStart"/>
+            <w:r>
+              <w:rPr>
+                <w:rFonts w:ascii="Consolas" w:eastAsia="Consolas" w:hAnsi="Consolas" w:cs="Consolas"/>
+                <w:color w:val="718C00"/>
+                <w:highlight w:val="white"/>
+              </w:rPr>
+              <w:t>detailed_placement</w:t>
+            </w:r>
+            <w:proofErr w:type="spellEnd"/>
+            <w:r>
+              <w:rPr>
+                <w:rFonts w:ascii="Consolas" w:eastAsia="Consolas" w:hAnsi="Consolas" w:cs="Consolas"/>
+                <w:color w:val="718C00"/>
+                <w:highlight w:val="white"/>
+              </w:rPr>
+              <w:t>"</w:t>
             </w:r>
             <w:r>
               <w:rPr>
@@ -2990,8 +5150,19 @@
         </w:tc>
       </w:tr>
     </w:tbl>
-    <w:p/>
-    <w:p>
+    <w:p>
+      <w:pPr>
+        <w:rPr>
+          <w:rFonts w:hint="eastAsia"/>
+        </w:rPr>
+      </w:pPr>
+    </w:p>
+    <w:p>
+      <w:pPr>
+        <w:rPr>
+          <w:rFonts w:hint="eastAsia"/>
+        </w:rPr>
+      </w:pPr>
       <w:r>
         <w:rPr>
           <w:b/>
@@ -2999,33 +5170,120 @@
         <w:t>Q2.4</w:t>
       </w:r>
       <w:r>
-        <w:t xml:space="preserve"> Run this script </w:t>
-      </w:r>
-      <w:r>
-        <w:t xml:space="preserve">and open the updated </w:t>
-      </w:r>
+        <w:t xml:space="preserve"> Run this script and open the updated </w:t>
+      </w:r>
+      <w:proofErr w:type="spellStart"/>
       <w:r>
         <w:rPr>
           <w:rFonts w:ascii="Consolas" w:eastAsia="Consolas" w:hAnsi="Consolas" w:cs="Consolas"/>
         </w:rPr>
         <w:t>move.odb</w:t>
       </w:r>
-      <w:r>
-        <w:t xml:space="preserve"> in the OpenROAD GUI. Paste a screenshot below. What do you think happened to our FFs in the placement process? Answer in 1-2 sentences.</w:t>
-      </w:r>
-    </w:p>
-    <w:p/>
-    <w:p/>
-    <w:p/>
-    <w:p>
-      <w:r>
-        <w:t>The database does not track “user overrides.” When you manually change a cell’s locatio</w:t>
-      </w:r>
-      <w:r>
-        <w:t xml:space="preserve">n and then invoke RePlAce (or any other placer), the tool freely overwrites that location because it has no flag telling it to keep the cell fixed. To solve this problem, we can use Placement Status. </w:t>
-      </w:r>
-    </w:p>
-    <w:p>
+      <w:proofErr w:type="spellEnd"/>
+      <w:r>
+        <w:t xml:space="preserve"> in the </w:t>
+      </w:r>
+      <w:proofErr w:type="spellStart"/>
+      <w:r>
+        <w:t>OpenROAD</w:t>
+      </w:r>
+      <w:proofErr w:type="spellEnd"/>
+      <w:r>
+        <w:t xml:space="preserve"> GUI. Paste a screenshot below. What do you think happened to our FFs in the placement process? Answer in 1-2 sentences.</w:t>
+      </w:r>
+    </w:p>
+    <w:p>
+      <w:pPr>
+        <w:jc w:val="center"/>
+        <w:rPr>
+          <w:rFonts w:hint="eastAsia"/>
+        </w:rPr>
+      </w:pPr>
+      <w:r>
+        <w:rPr>
+          <w:rFonts w:hint="eastAsia"/>
+          <w:noProof/>
+        </w:rPr>
+        <w:drawing>
+          <wp:inline distT="0" distB="0" distL="0" distR="0" wp14:anchorId="47DE17C9" wp14:editId="24E5AE90">
+            <wp:extent cx="4514618" cy="2880000"/>
+            <wp:effectExtent l="0" t="0" r="635" b="0"/>
+            <wp:docPr id="12" name="图片 12"/>
+            <wp:cNvGraphicFramePr>
+              <a:graphicFrameLocks xmlns:a="http://schemas.openxmlformats.org/drawingml/2006/main" noChangeAspect="1"/>
+            </wp:cNvGraphicFramePr>
+            <a:graphic xmlns:a="http://schemas.openxmlformats.org/drawingml/2006/main">
+              <a:graphicData uri="http://schemas.openxmlformats.org/drawingml/2006/picture">
+                <pic:pic xmlns:pic="http://schemas.openxmlformats.org/drawingml/2006/picture">
+                  <pic:nvPicPr>
+                    <pic:cNvPr id="12" name="图片 12"/>
+                    <pic:cNvPicPr/>
+                  </pic:nvPicPr>
+                  <pic:blipFill>
+                    <a:blip r:embed="rId23" cstate="print">
+                      <a:extLst>
+                        <a:ext uri="{28A0092B-C50C-407E-A947-70E740481C1C}">
+                          <a14:useLocalDpi xmlns:a14="http://schemas.microsoft.com/office/drawing/2010/main" val="0"/>
+                        </a:ext>
+                      </a:extLst>
+                    </a:blip>
+                    <a:stretch>
+                      <a:fillRect/>
+                    </a:stretch>
+                  </pic:blipFill>
+                  <pic:spPr>
+                    <a:xfrm>
+                      <a:off x="0" y="0"/>
+                      <a:ext cx="4514618" cy="2880000"/>
+                    </a:xfrm>
+                    <a:prstGeom prst="rect">
+                      <a:avLst/>
+                    </a:prstGeom>
+                  </pic:spPr>
+                </pic:pic>
+              </a:graphicData>
+            </a:graphic>
+          </wp:inline>
+        </w:drawing>
+      </w:r>
+    </w:p>
+    <w:p>
+      <w:r>
+        <w:lastRenderedPageBreak/>
+        <w:t>The FFs were likely moved from their manually placed position (50000, 50000) because the global placement re-optimized their positions based on timing and connectivity. As a result, they are no longer fixed at the center but distributed according to the placer’s algorithm.</w:t>
+      </w:r>
+    </w:p>
+    <w:p>
+      <w:pPr>
+        <w:rPr>
+          <w:rFonts w:hint="eastAsia"/>
+        </w:rPr>
+      </w:pPr>
+    </w:p>
+    <w:p>
+      <w:pPr>
+        <w:rPr>
+          <w:rFonts w:hint="eastAsia"/>
+        </w:rPr>
+      </w:pPr>
+      <w:r>
+        <w:t xml:space="preserve">The database does not track “user overrides.” When you manually change a cell’s location and then invoke </w:t>
+      </w:r>
+      <w:proofErr w:type="spellStart"/>
+      <w:r>
+        <w:t>RePlAce</w:t>
+      </w:r>
+      <w:proofErr w:type="spellEnd"/>
+      <w:r>
+        <w:t xml:space="preserve"> (or any other placer), the tool freely overwrites that location because it has no flag telling it to keep the cell fixed. To solve this problem, we can use Placement Status. </w:t>
+      </w:r>
+    </w:p>
+    <w:p>
+      <w:pPr>
+        <w:rPr>
+          <w:rFonts w:hint="eastAsia"/>
+        </w:rPr>
+      </w:pPr>
       <w:r>
         <w:rPr>
           <w:b/>
@@ -3033,24 +5291,111 @@
         <w:t>Q2.5</w:t>
       </w:r>
       <w:r>
-        <w:t xml:space="preserve"> Every instance has a placement status and it is po</w:t>
-      </w:r>
-      <w:r>
-        <w:t xml:space="preserve">ssible to find it in the GUI within the Inspector tab. Keep the GUI open on move.odb, select any cell, and paste a screenshot of the Inspector window below. What is its Placement Status set to? </w:t>
-      </w:r>
-    </w:p>
-    <w:p>
-      <w:r>
-        <w:t>Then, triple-click on this value to bring up a drop-down of p</w:t>
-      </w:r>
-      <w:r>
-        <w:t>ossible statuses – what can you see?</w:t>
-      </w:r>
-    </w:p>
-    <w:p/>
-    <w:p/>
-    <w:p/>
-    <w:p>
+        <w:t xml:space="preserve"> Every instance has a placement status and it is possible to find it in the GUI within the Inspector tab. Keep the GUI open on </w:t>
+      </w:r>
+      <w:proofErr w:type="spellStart"/>
+      <w:r>
+        <w:t>move.odb</w:t>
+      </w:r>
+      <w:proofErr w:type="spellEnd"/>
+      <w:r>
+        <w:t xml:space="preserve">, select any cell, and paste a screenshot of the Inspector window below. What is its Placement Status set to? </w:t>
+      </w:r>
+    </w:p>
+    <w:p>
+      <w:pPr>
+        <w:rPr>
+          <w:rFonts w:hint="eastAsia"/>
+        </w:rPr>
+      </w:pPr>
+      <w:r>
+        <w:t>Then, triple-click on this value to bring up a drop-down of possible statuses – what can you see?</w:t>
+      </w:r>
+    </w:p>
+    <w:p>
+      <w:pPr>
+        <w:rPr>
+          <w:rFonts w:hint="eastAsia"/>
+        </w:rPr>
+      </w:pPr>
+    </w:p>
+    <w:p>
+      <w:pPr>
+        <w:jc w:val="center"/>
+      </w:pPr>
+      <w:r>
+        <w:drawing>
+          <wp:inline distT="0" distB="0" distL="0" distR="0" wp14:anchorId="4B0220BE" wp14:editId="41341F3B">
+            <wp:extent cx="2701082" cy="3600000"/>
+            <wp:effectExtent l="0" t="0" r="4445" b="635"/>
+            <wp:docPr id="13" name="图片 13"/>
+            <wp:cNvGraphicFramePr>
+              <a:graphicFrameLocks xmlns:a="http://schemas.openxmlformats.org/drawingml/2006/main" noChangeAspect="1"/>
+            </wp:cNvGraphicFramePr>
+            <a:graphic xmlns:a="http://schemas.openxmlformats.org/drawingml/2006/main">
+              <a:graphicData uri="http://schemas.openxmlformats.org/drawingml/2006/picture">
+                <pic:pic xmlns:pic="http://schemas.openxmlformats.org/drawingml/2006/picture">
+                  <pic:nvPicPr>
+                    <pic:cNvPr id="1" name=""/>
+                    <pic:cNvPicPr/>
+                  </pic:nvPicPr>
+                  <pic:blipFill>
+                    <a:blip r:embed="rId24"/>
+                    <a:stretch>
+                      <a:fillRect/>
+                    </a:stretch>
+                  </pic:blipFill>
+                  <pic:spPr>
+                    <a:xfrm>
+                      <a:off x="0" y="0"/>
+                      <a:ext cx="2701082" cy="3600000"/>
+                    </a:xfrm>
+                    <a:prstGeom prst="rect">
+                      <a:avLst/>
+                    </a:prstGeom>
+                  </pic:spPr>
+                </pic:pic>
+              </a:graphicData>
+            </a:graphic>
+          </wp:inline>
+        </w:drawing>
+      </w:r>
+    </w:p>
+    <w:p>
+      <w:pPr>
+        <w:rPr>
+          <w:rFonts w:hint="eastAsia"/>
+        </w:rPr>
+      </w:pPr>
+      <w:r>
+        <w:t xml:space="preserve">The current placement status is </w:t>
+      </w:r>
+      <w:r>
+        <w:t>PLACED</w:t>
+      </w:r>
+      <w:r>
+        <w:t>. The available options are</w:t>
+      </w:r>
+      <w:r>
+        <w:t xml:space="preserve"> </w:t>
+      </w:r>
+      <w:r>
+        <w:t>NONE, UNPLACED, SUGGESTED, PLACED, LOCKED, FIRM and COVER.</w:t>
+      </w:r>
+    </w:p>
+    <w:p>
+      <w:pPr>
+        <w:rPr>
+          <w:rFonts w:hint="eastAsia"/>
+        </w:rPr>
+      </w:pPr>
+    </w:p>
+    <w:p>
+      <w:pPr>
+        <w:rPr>
+          <w:rFonts w:hint="eastAsia"/>
+        </w:rPr>
+      </w:pPr>
       <w:r>
         <w:t xml:space="preserve">For our purposes, we care about two placement statuses, </w:t>
       </w:r>
@@ -3074,17 +5419,31 @@
       </w:r>
     </w:p>
     <w:p>
-      <w:r>
-        <w:lastRenderedPageBreak/>
+      <w:pPr>
+        <w:rPr>
+          <w:rFonts w:hint="eastAsia"/>
+        </w:rPr>
+      </w:pPr>
+      <w:r>
         <w:t xml:space="preserve">This time, before the line executing global/detailed placement commands (but after the first call to the detailed placer) in your Python script, add a call to the </w:t>
       </w:r>
+      <w:proofErr w:type="spellStart"/>
       <w:r>
         <w:rPr>
           <w:rFonts w:ascii="Consolas" w:eastAsia="Consolas" w:hAnsi="Consolas" w:cs="Consolas"/>
           <w:color w:val="4D4D4C"/>
           <w:highlight w:val="white"/>
         </w:rPr>
-        <w:t>setPlacementStatus(</w:t>
+        <w:t>setPlacementStatus</w:t>
+      </w:r>
+      <w:proofErr w:type="spellEnd"/>
+      <w:r>
+        <w:rPr>
+          <w:rFonts w:ascii="Consolas" w:eastAsia="Consolas" w:hAnsi="Consolas" w:cs="Consolas"/>
+          <w:color w:val="4D4D4C"/>
+          <w:highlight w:val="white"/>
+        </w:rPr>
+        <w:t>(</w:t>
       </w:r>
       <w:r>
         <w:rPr>
@@ -3116,36 +5475,178 @@
         <w:t xml:space="preserve"> instances.</w:t>
       </w:r>
     </w:p>
-    <w:p/>
-    <w:p>
+    <w:p>
+      <w:pPr>
+        <w:rPr>
+          <w:rFonts w:hint="eastAsia"/>
+        </w:rPr>
+      </w:pPr>
+    </w:p>
+    <w:p>
+      <w:pPr>
+        <w:rPr>
+          <w:rFonts w:hint="eastAsia"/>
+        </w:rPr>
+      </w:pPr>
       <w:r>
         <w:rPr>
           <w:b/>
         </w:rPr>
+        <w:lastRenderedPageBreak/>
         <w:t xml:space="preserve">Q2.6 </w:t>
       </w:r>
       <w:r>
-        <w:t>Run this script an</w:t>
-      </w:r>
-      <w:r>
-        <w:t xml:space="preserve">d open the updated </w:t>
-      </w:r>
+        <w:t xml:space="preserve">Run this script and open the updated </w:t>
+      </w:r>
+      <w:proofErr w:type="spellStart"/>
       <w:r>
         <w:rPr>
           <w:rFonts w:ascii="Consolas" w:eastAsia="Consolas" w:hAnsi="Consolas" w:cs="Consolas"/>
         </w:rPr>
         <w:t>move.odb</w:t>
       </w:r>
-      <w:r>
-        <w:t xml:space="preserve"> in the OpenROAD GUI. Select a DFF cell and then paste a screenshot below. Is its placement correct now? Can you see its updated placement status? Answer in 1-2 sentences.</w:t>
-      </w:r>
-    </w:p>
-    <w:p/>
-    <w:p/>
-    <w:p/>
-    <w:p/>
-    <w:p>
-      <w:r>
+      <w:proofErr w:type="spellEnd"/>
+      <w:r>
+        <w:t xml:space="preserve"> in the </w:t>
+      </w:r>
+      <w:proofErr w:type="spellStart"/>
+      <w:r>
+        <w:t>OpenROAD</w:t>
+      </w:r>
+      <w:proofErr w:type="spellEnd"/>
+      <w:r>
+        <w:t xml:space="preserve"> GUI. Select a DFF cell and then paste a screenshot below. Is its placement correct now? Can you see its updated placement status? Answer in 1-2 sentences.</w:t>
+      </w:r>
+    </w:p>
+    <w:p>
+      <w:pPr>
+        <w:rPr>
+          <w:rFonts w:hint="eastAsia"/>
+        </w:rPr>
+      </w:pPr>
+    </w:p>
+    <w:p>
+      <w:pPr>
+        <w:jc w:val="center"/>
+      </w:pPr>
+      <w:r>
+        <w:drawing>
+          <wp:inline distT="0" distB="0" distL="0" distR="0" wp14:anchorId="09C25198" wp14:editId="3C62EAEB">
+            <wp:extent cx="5078098" cy="3240000"/>
+            <wp:effectExtent l="0" t="0" r="8255" b="0"/>
+            <wp:docPr id="14" name="图片 14"/>
+            <wp:cNvGraphicFramePr>
+              <a:graphicFrameLocks xmlns:a="http://schemas.openxmlformats.org/drawingml/2006/main" noChangeAspect="1"/>
+            </wp:cNvGraphicFramePr>
+            <a:graphic xmlns:a="http://schemas.openxmlformats.org/drawingml/2006/main">
+              <a:graphicData uri="http://schemas.openxmlformats.org/drawingml/2006/picture">
+                <pic:pic xmlns:pic="http://schemas.openxmlformats.org/drawingml/2006/picture">
+                  <pic:nvPicPr>
+                    <pic:cNvPr id="1" name=""/>
+                    <pic:cNvPicPr/>
+                  </pic:nvPicPr>
+                  <pic:blipFill>
+                    <a:blip r:embed="rId25"/>
+                    <a:stretch>
+                      <a:fillRect/>
+                    </a:stretch>
+                  </pic:blipFill>
+                  <pic:spPr>
+                    <a:xfrm>
+                      <a:off x="0" y="0"/>
+                      <a:ext cx="5078098" cy="3240000"/>
+                    </a:xfrm>
+                    <a:prstGeom prst="rect">
+                      <a:avLst/>
+                    </a:prstGeom>
+                  </pic:spPr>
+                </pic:pic>
+              </a:graphicData>
+            </a:graphic>
+          </wp:inline>
+        </w:drawing>
+      </w:r>
+    </w:p>
+    <w:p>
+      <w:pPr>
+        <w:jc w:val="center"/>
+        <w:rPr>
+          <w:rFonts w:hint="eastAsia"/>
+        </w:rPr>
+      </w:pPr>
+      <w:r>
+        <w:rPr>
+          <w:rFonts w:hint="eastAsia"/>
+          <w:noProof/>
+        </w:rPr>
+        <w:drawing>
+          <wp:inline distT="0" distB="0" distL="0" distR="0" wp14:anchorId="4CC4A3CB" wp14:editId="5F570EB2">
+            <wp:extent cx="4649862" cy="3240000"/>
+            <wp:effectExtent l="0" t="0" r="0" b="0"/>
+            <wp:docPr id="16" name="图片 16"/>
+            <wp:cNvGraphicFramePr>
+              <a:graphicFrameLocks xmlns:a="http://schemas.openxmlformats.org/drawingml/2006/main" noChangeAspect="1"/>
+            </wp:cNvGraphicFramePr>
+            <a:graphic xmlns:a="http://schemas.openxmlformats.org/drawingml/2006/main">
+              <a:graphicData uri="http://schemas.openxmlformats.org/drawingml/2006/picture">
+                <pic:pic xmlns:pic="http://schemas.openxmlformats.org/drawingml/2006/picture">
+                  <pic:nvPicPr>
+                    <pic:cNvPr id="16" name="图片 16"/>
+                    <pic:cNvPicPr/>
+                  </pic:nvPicPr>
+                  <pic:blipFill>
+                    <a:blip r:embed="rId26" cstate="print">
+                      <a:extLst>
+                        <a:ext uri="{28A0092B-C50C-407E-A947-70E740481C1C}">
+                          <a14:useLocalDpi xmlns:a14="http://schemas.microsoft.com/office/drawing/2010/main" val="0"/>
+                        </a:ext>
+                      </a:extLst>
+                    </a:blip>
+                    <a:stretch>
+                      <a:fillRect/>
+                    </a:stretch>
+                  </pic:blipFill>
+                  <pic:spPr>
+                    <a:xfrm>
+                      <a:off x="0" y="0"/>
+                      <a:ext cx="4649862" cy="3240000"/>
+                    </a:xfrm>
+                    <a:prstGeom prst="rect">
+                      <a:avLst/>
+                    </a:prstGeom>
+                  </pic:spPr>
+                </pic:pic>
+              </a:graphicData>
+            </a:graphic>
+          </wp:inline>
+        </w:drawing>
+      </w:r>
+    </w:p>
+    <w:p>
+      <w:pPr>
+        <w:rPr>
+          <w:rFonts w:hint="eastAsia"/>
+        </w:rPr>
+      </w:pPr>
+      <w:r>
+        <w:t>Yes, the placement is correct now. All the sg13g2_dfrbp_1 instances are positioned around the center of the chip at (50000, 50000), and their placement status is shown as LOCKED in the Inspector, which prevents them from being moved during global or detailed placement.</w:t>
+      </w:r>
+    </w:p>
+    <w:p>
+      <w:pPr>
+        <w:rPr>
+          <w:rFonts w:hint="eastAsia"/>
+        </w:rPr>
+      </w:pPr>
+    </w:p>
+    <w:p>
+      <w:pPr>
+        <w:rPr>
+          <w:rFonts w:hint="eastAsia"/>
+        </w:rPr>
+      </w:pPr>
+      <w:r>
+        <w:lastRenderedPageBreak/>
         <w:t xml:space="preserve">Your </w:t>
       </w:r>
       <w:r>
@@ -3157,24 +5658,32 @@
       <w:r>
         <w:t xml:space="preserve"> is now complete. Ensure the latest </w:t>
       </w:r>
-      <w:r>
-        <w:rPr>
-          <w:rFonts w:ascii="Consolas" w:eastAsia="Consolas" w:hAnsi="Consolas" w:cs="Consolas"/>
-        </w:rPr>
-        <w:t>move.</w:t>
-      </w:r>
-      <w:r>
-        <w:rPr>
-          <w:rFonts w:ascii="Consolas" w:eastAsia="Consolas" w:hAnsi="Consolas" w:cs="Consolas"/>
-        </w:rPr>
-        <w:t>odb</w:t>
-      </w:r>
+      <w:proofErr w:type="spellStart"/>
+      <w:r>
+        <w:rPr>
+          <w:rFonts w:ascii="Consolas" w:eastAsia="Consolas" w:hAnsi="Consolas" w:cs="Consolas"/>
+        </w:rPr>
+        <w:t>move.odb</w:t>
+      </w:r>
+      <w:proofErr w:type="spellEnd"/>
       <w:r>
         <w:t xml:space="preserve"> is present as well. Make sure you commit these completed files to your GitHub repository.</w:t>
       </w:r>
     </w:p>
-    <w:p/>
-    <w:p/>
+    <w:p>
+      <w:pPr>
+        <w:rPr>
+          <w:rFonts w:hint="eastAsia"/>
+        </w:rPr>
+      </w:pPr>
+    </w:p>
+    <w:p>
+      <w:pPr>
+        <w:rPr>
+          <w:rFonts w:hint="eastAsia"/>
+        </w:rPr>
+      </w:pPr>
+    </w:p>
     <w:p>
       <w:pPr>
         <w:pStyle w:val="1"/>
@@ -3185,10 +5694,7 @@
       <w:bookmarkStart w:id="9" w:name="_5eplcxlqyf3t" w:colFirst="0" w:colLast="0"/>
       <w:bookmarkEnd w:id="9"/>
       <w:r>
-        <w:t>Section III</w:t>
-      </w:r>
-      <w:r>
-        <w:t xml:space="preserve"> </w:t>
+        <w:t xml:space="preserve">Section III </w:t>
       </w:r>
       <w:r>
         <w:rPr>
@@ -3200,12 +5706,20 @@
     <w:p>
       <w:pPr>
         <w:ind w:firstLine="720"/>
-      </w:pPr>
-      <w:r>
-        <w:t>Now that you’ve explored Python scripting and the OpenDB data model, it’s time to put those pieces together. In the next sect</w:t>
-      </w:r>
-      <w:r>
-        <w:t xml:space="preserve">ion you’ll build a </w:t>
+        <w:rPr>
+          <w:rFonts w:hint="eastAsia"/>
+        </w:rPr>
+      </w:pPr>
+      <w:r>
+        <w:t xml:space="preserve">Now that you’ve explored Python scripting and the </w:t>
+      </w:r>
+      <w:proofErr w:type="spellStart"/>
+      <w:r>
+        <w:t>OpenDB</w:t>
+      </w:r>
+      <w:proofErr w:type="spellEnd"/>
+      <w:r>
+        <w:t xml:space="preserve"> data model, it’s time to put those pieces together. In the next section you’ll build a </w:t>
       </w:r>
       <w:r>
         <w:rPr>
@@ -3214,13 +5728,16 @@
         <w:t>custom placer</w:t>
       </w:r>
       <w:r>
-        <w:t>—a Python script that reads the current design, applies your own placement logic, updates the database, and then saves the new layout. This exercise will reinforce everything you’ve learned so far while showing how to combin</w:t>
-      </w:r>
-      <w:r>
-        <w:t>e querying, editing, and placement-status control in a single, practical tool.</w:t>
-      </w:r>
-    </w:p>
-    <w:p/>
+        <w:t>—a Python script that reads the current design, applies your own placement logic, updates the database, and then saves the new layout. This exercise will reinforce everything you’ve learned so far while showing how to combine querying, editing, and placement-status control in a single, practical tool.</w:t>
+      </w:r>
+    </w:p>
+    <w:p>
+      <w:pPr>
+        <w:rPr>
+          <w:rFonts w:hint="eastAsia"/>
+        </w:rPr>
+      </w:pPr>
+    </w:p>
     <w:p>
       <w:pPr>
         <w:pStyle w:val="2"/>
@@ -3234,35 +5751,98 @@
     <w:p>
       <w:pPr>
         <w:spacing w:before="240" w:after="240"/>
-      </w:pPr>
-      <w:r>
-        <w:t xml:space="preserve">By now, you’re familiar with the flat placement flow in OpenROAD, where </w:t>
-      </w:r>
+        <w:rPr>
+          <w:rFonts w:hint="eastAsia"/>
+        </w:rPr>
+      </w:pPr>
+      <w:r>
+        <w:t xml:space="preserve">By now, you’re familiar with the flat placement flow in </w:t>
+      </w:r>
+      <w:proofErr w:type="spellStart"/>
+      <w:r>
+        <w:t>OpenROAD</w:t>
+      </w:r>
+      <w:proofErr w:type="spellEnd"/>
+      <w:r>
+        <w:t xml:space="preserve">, where </w:t>
+      </w:r>
+      <w:proofErr w:type="spellStart"/>
       <w:r>
         <w:rPr>
           <w:b/>
         </w:rPr>
-        <w:t>RePlAce (gpl)</w:t>
-      </w:r>
-      <w:r>
-        <w:t xml:space="preserve"> handles the placement of both standard cells and macros. You</w:t>
-      </w:r>
-      <w:r>
-        <w:t xml:space="preserve">'ve also seen </w:t>
-      </w:r>
+        <w:t>RePlAce</w:t>
+      </w:r>
+      <w:proofErr w:type="spellEnd"/>
       <w:r>
         <w:rPr>
           <w:b/>
         </w:rPr>
-        <w:t>Hier-RTLMP (mpl)</w:t>
-      </w:r>
-      <w:r>
-        <w:t>, OpenROAD’s hierarchical placer that offers smarter macro placement by leveraging design hierarchy.</w:t>
+        <w:t xml:space="preserve"> (</w:t>
+      </w:r>
+      <w:proofErr w:type="spellStart"/>
+      <w:r>
+        <w:rPr>
+          <w:b/>
+        </w:rPr>
+        <w:t>gpl</w:t>
+      </w:r>
+      <w:proofErr w:type="spellEnd"/>
+      <w:r>
+        <w:rPr>
+          <w:b/>
+        </w:rPr>
+        <w:t>)</w:t>
+      </w:r>
+      <w:r>
+        <w:t xml:space="preserve"> handles the placement of both standard cells and macros. You've also seen </w:t>
+      </w:r>
+      <w:proofErr w:type="spellStart"/>
+      <w:r>
+        <w:rPr>
+          <w:b/>
+        </w:rPr>
+        <w:t>Hier</w:t>
+      </w:r>
+      <w:proofErr w:type="spellEnd"/>
+      <w:r>
+        <w:rPr>
+          <w:b/>
+        </w:rPr>
+        <w:t>-RTLMP (</w:t>
+      </w:r>
+      <w:proofErr w:type="spellStart"/>
+      <w:r>
+        <w:rPr>
+          <w:b/>
+        </w:rPr>
+        <w:t>mpl</w:t>
+      </w:r>
+      <w:proofErr w:type="spellEnd"/>
+      <w:r>
+        <w:rPr>
+          <w:b/>
+        </w:rPr>
+        <w:t>)</w:t>
+      </w:r>
+      <w:r>
+        <w:t xml:space="preserve">, </w:t>
+      </w:r>
+      <w:proofErr w:type="spellStart"/>
+      <w:r>
+        <w:t>OpenROAD’s</w:t>
+      </w:r>
+      <w:proofErr w:type="spellEnd"/>
+      <w:r>
+        <w:t xml:space="preserve"> hierarchical placer that offers smarter macro placement by leveraging design hierarchy.</w:t>
       </w:r>
     </w:p>
     <w:p>
       <w:pPr>
         <w:spacing w:before="240" w:after="240"/>
+        <w:rPr>
+          <w:rFonts w:hint="eastAsia"/>
+        </w:rPr>
       </w:pPr>
       <w:r>
         <w:t xml:space="preserve">However, industry experience shows that automated placers like these often fall short when targeting the </w:t>
@@ -3289,7 +5869,21 @@
         <w:rPr>
           <w:b/>
         </w:rPr>
-        <w:t>Structured Datapaths (SDPs)</w:t>
+        <w:t xml:space="preserve">Structured </w:t>
+      </w:r>
+      <w:proofErr w:type="spellStart"/>
+      <w:r>
+        <w:rPr>
+          <w:b/>
+        </w:rPr>
+        <w:t>Datapaths</w:t>
+      </w:r>
+      <w:proofErr w:type="spellEnd"/>
+      <w:r>
+        <w:rPr>
+          <w:b/>
+        </w:rPr>
+        <w:t xml:space="preserve"> (SDPs)</w:t>
       </w:r>
       <w:r>
         <w:t>—groups of standard cells or small macros placed tightly together to optimize dataflow physically.</w:t>
@@ -3298,13 +5892,12 @@
     <w:p>
       <w:pPr>
         <w:spacing w:before="240" w:after="240"/>
-      </w:pPr>
-      <w:r>
-        <w:lastRenderedPageBreak/>
-        <w:t xml:space="preserve">To handle such </w:t>
-      </w:r>
-      <w:r>
-        <w:t xml:space="preserve">requirements, we often rely on </w:t>
+        <w:rPr>
+          <w:rFonts w:hint="eastAsia"/>
+        </w:rPr>
+      </w:pPr>
+      <w:r>
+        <w:t xml:space="preserve">To handle such requirements, we often rely on </w:t>
       </w:r>
       <w:r>
         <w:rPr>
@@ -3331,7 +5924,15 @@
         <w:t>design regularity</w:t>
       </w:r>
       <w:r>
-        <w:t xml:space="preserve">, enabling us to optimize placement quality for datapath-heavy blocks—similar to what we explored in </w:t>
+        <w:t xml:space="preserve">, enabling us to optimize placement quality for </w:t>
+      </w:r>
+      <w:proofErr w:type="spellStart"/>
+      <w:r>
+        <w:t>datapath</w:t>
+      </w:r>
+      <w:proofErr w:type="spellEnd"/>
+      <w:r>
+        <w:t xml:space="preserve">-heavy blocks—similar to what we explored in </w:t>
       </w:r>
       <w:r>
         <w:rPr>
@@ -3346,6 +5947,9 @@
     <w:p>
       <w:pPr>
         <w:spacing w:before="240" w:after="240"/>
+        <w:rPr>
+          <w:rFonts w:hint="eastAsia"/>
+        </w:rPr>
       </w:pPr>
       <w:r>
         <w:t xml:space="preserve">Another category of specialized placer is the </w:t>
@@ -3377,12 +5981,14 @@
       <w:r>
         <w:t xml:space="preserve">, </w:t>
       </w:r>
+      <w:proofErr w:type="spellStart"/>
       <w:r>
         <w:rPr>
           <w:b/>
         </w:rPr>
         <w:t>eFuse</w:t>
       </w:r>
+      <w:proofErr w:type="spellEnd"/>
       <w:r>
         <w:t xml:space="preserve">, and </w:t>
       </w:r>
@@ -3402,13 +6008,24 @@
         <w:t xml:space="preserve">LEF </w:t>
       </w:r>
       <w:r>
-        <w:t xml:space="preserve">files directly, rather than operating within a </w:t>
-      </w:r>
-      <w:r>
-        <w:t>shared EDA database like OpenDB.</w:t>
-      </w:r>
-    </w:p>
-    <w:p/>
+        <w:t xml:space="preserve">files directly, rather than operating within a shared EDA database like </w:t>
+      </w:r>
+      <w:proofErr w:type="spellStart"/>
+      <w:r>
+        <w:t>OpenDB</w:t>
+      </w:r>
+      <w:proofErr w:type="spellEnd"/>
+      <w:r>
+        <w:t>.</w:t>
+      </w:r>
+    </w:p>
+    <w:p>
+      <w:pPr>
+        <w:rPr>
+          <w:rFonts w:hint="eastAsia"/>
+        </w:rPr>
+      </w:pPr>
+    </w:p>
     <w:p>
       <w:pPr>
         <w:pStyle w:val="2"/>
@@ -3416,10 +6033,16 @@
       <w:bookmarkStart w:id="11" w:name="_bgtp8v1p8r3i" w:colFirst="0" w:colLast="0"/>
       <w:bookmarkEnd w:id="11"/>
       <w:r>
+        <w:lastRenderedPageBreak/>
         <w:t>Your Task</w:t>
       </w:r>
     </w:p>
     <w:p>
+      <w:pPr>
+        <w:rPr>
+          <w:rFonts w:hint="eastAsia"/>
+        </w:rPr>
+      </w:pPr>
       <w:r>
         <w:tab/>
         <w:t>You will build a simple placer for a 128x1-bit Content-Addressable Memory (</w:t>
@@ -3431,14 +6054,22 @@
         <w:t>CAM</w:t>
       </w:r>
       <w:r>
-        <w:t>) IP. This memory uses D Flip-Flops connected to XNORs so the memory does not output the data bit directly but rather a match bit. Th</w:t>
-      </w:r>
-      <w:r>
-        <w:t xml:space="preserve">is is a simplistic example but is sufficient to see how SDPs might be placed. </w:t>
-      </w:r>
-    </w:p>
-    <w:p/>
-    <w:p>
+        <w:t xml:space="preserve">) IP. This memory uses D Flip-Flops connected to XNORs so the memory does not output the data bit directly but rather a match bit. This is a simplistic example but is sufficient to see how SDPs might be placed. </w:t>
+      </w:r>
+    </w:p>
+    <w:p>
+      <w:pPr>
+        <w:rPr>
+          <w:rFonts w:hint="eastAsia"/>
+        </w:rPr>
+      </w:pPr>
+    </w:p>
+    <w:p>
+      <w:pPr>
+        <w:rPr>
+          <w:rFonts w:hint="eastAsia"/>
+        </w:rPr>
+      </w:pPr>
       <w:r>
         <w:t>Your goal is to place all DFFs in</w:t>
       </w:r>
@@ -3458,13 +6089,15 @@
         <w:t>to the right of the DFFs</w:t>
       </w:r>
       <w:r>
-        <w:t>. Then, use what you learned in Section II to perform legalizati</w:t>
-      </w:r>
-      <w:r>
-        <w:t xml:space="preserve">on and then a separate full placement (including global placement) on the rest of the cells. Finally, you will perform basic routing. </w:t>
-      </w:r>
-    </w:p>
-    <w:p>
+        <w:t xml:space="preserve">. Then, use what you learned in Section II to perform legalization and then a separate full placement (including global placement) on the rest of the cells. Finally, you will perform basic routing. </w:t>
+      </w:r>
+    </w:p>
+    <w:p>
+      <w:pPr>
+        <w:rPr>
+          <w:rFonts w:hint="eastAsia"/>
+        </w:rPr>
+      </w:pPr>
       <w:r>
         <w:t xml:space="preserve">The major requirement is that the placement be done such that </w:t>
       </w:r>
@@ -3475,15 +6108,29 @@
         <w:t>all elements must remain within the core area</w:t>
       </w:r>
       <w:r>
-        <w:t>, so that deta</w:t>
-      </w:r>
-      <w:r>
-        <w:t xml:space="preserve">iled placement later does not move cells too far, undoing your work. </w:t>
-      </w:r>
-    </w:p>
-    <w:p/>
-    <w:p/>
-    <w:p>
+        <w:t xml:space="preserve">, so that detailed placement later does not move cells too far, undoing your work. </w:t>
+      </w:r>
+    </w:p>
+    <w:p>
+      <w:pPr>
+        <w:rPr>
+          <w:rFonts w:hint="eastAsia"/>
+        </w:rPr>
+      </w:pPr>
+    </w:p>
+    <w:p>
+      <w:pPr>
+        <w:rPr>
+          <w:rFonts w:hint="eastAsia"/>
+        </w:rPr>
+      </w:pPr>
+    </w:p>
+    <w:p>
+      <w:pPr>
+        <w:rPr>
+          <w:rFonts w:hint="eastAsia"/>
+        </w:rPr>
+      </w:pPr>
       <w:r>
         <w:rPr>
           <w:b/>
@@ -3503,13 +6150,93 @@
         <w:t>. What do you notice about the style of Verilog? How is logic, particularly the logic we want to perform custom placement on, declared? How many total cells do we have as part of our custom placement? Answer in 2-3 sentences.</w:t>
       </w:r>
     </w:p>
-    <w:p/>
-    <w:p/>
-    <w:p/>
-    <w:p>
+    <w:p>
+      <w:pPr>
+        <w:rPr>
+          <w:rFonts w:hint="eastAsia"/>
+        </w:rPr>
+      </w:pPr>
+    </w:p>
+    <w:p>
+      <w:r>
+        <w:t xml:space="preserve">The Verilog code in section3.v uses </w:t>
+      </w:r>
+      <w:r>
+        <w:rPr>
+          <w:rFonts w:ascii="Consolas" w:hAnsi="Consolas"/>
+        </w:rPr>
+        <w:t>generate</w:t>
+      </w:r>
+      <w:r>
+        <w:t xml:space="preserve"> blocks (</w:t>
+      </w:r>
+      <w:proofErr w:type="spellStart"/>
+      <w:r>
+        <w:rPr>
+          <w:rFonts w:ascii="Consolas" w:hAnsi="Consolas"/>
+        </w:rPr>
+        <w:t>genvar</w:t>
+      </w:r>
+      <w:proofErr w:type="spellEnd"/>
+      <w:r>
+        <w:rPr>
+          <w:rFonts w:ascii="Consolas" w:hAnsi="Consolas"/>
+        </w:rPr>
+        <w:t>, for</w:t>
+      </w:r>
+      <w:r>
+        <w:t>) to instantiate repeated logic, which is a common style for creating structured arrays of cells like in a CAM. The custom placement logic—the D flip-flops (</w:t>
+      </w:r>
+      <w:r>
+        <w:rPr>
+          <w:rFonts w:ascii="Consolas" w:hAnsi="Consolas"/>
+        </w:rPr>
+        <w:t>sg13g2_dfrbp_1</w:t>
+      </w:r>
+      <w:r>
+        <w:t>) and the XNOR gates (</w:t>
+      </w:r>
+      <w:r>
+        <w:rPr>
+          <w:rFonts w:ascii="Consolas" w:hAnsi="Consolas"/>
+        </w:rPr>
+        <w:t>sg13g2_xnor2_1</w:t>
+      </w:r>
+      <w:r>
+        <w:t xml:space="preserve">)—is declared inside the for-loop using </w:t>
+      </w:r>
       <w:r>
         <w:rPr>
           <w:b/>
+          <w:bCs/>
+        </w:rPr>
+        <w:t>explicit module instantiations</w:t>
+      </w:r>
+      <w:r>
+        <w:t>.</w:t>
+      </w:r>
+    </w:p>
+    <w:p>
+      <w:r>
+        <w:t>Since the loop runs from 0 to 127, there are a total of 128 DFFs and 128 XNORs, giving 256 cells for custom placement.</w:t>
+      </w:r>
+    </w:p>
+    <w:p>
+      <w:pPr>
+        <w:rPr>
+          <w:rFonts w:hint="eastAsia"/>
+        </w:rPr>
+      </w:pPr>
+    </w:p>
+    <w:p>
+      <w:pPr>
+        <w:rPr>
+          <w:rFonts w:hint="eastAsia"/>
+        </w:rPr>
+      </w:pPr>
+      <w:r>
+        <w:rPr>
+          <w:b/>
         </w:rPr>
         <w:t>Q3.2</w:t>
       </w:r>
@@ -3523,10 +6250,15 @@
         <w:t>section3.odb</w:t>
       </w:r>
       <w:r>
-        <w:t xml:space="preserve"> in t</w:t>
-      </w:r>
-      <w:r>
-        <w:t xml:space="preserve">he OpenROAD GUI and click around until you find cells that are part of the </w:t>
+        <w:t xml:space="preserve"> in the </w:t>
+      </w:r>
+      <w:proofErr w:type="spellStart"/>
+      <w:r>
+        <w:t>OpenROAD</w:t>
+      </w:r>
+      <w:proofErr w:type="spellEnd"/>
+      <w:r>
+        <w:t xml:space="preserve"> GUI and click around until you find cells that are part of the </w:t>
       </w:r>
       <w:r>
         <w:rPr>
@@ -3547,28 +6279,105 @@
         <w:t xml:space="preserve"> Try to focus on the naming patterns)</w:t>
       </w:r>
     </w:p>
-    <w:p/>
-    <w:p/>
-    <w:p/>
-    <w:p>
+    <w:p>
+      <w:pPr>
+        <w:rPr>
+          <w:rFonts w:hint="eastAsia"/>
+        </w:rPr>
+      </w:pPr>
+    </w:p>
+    <w:p>
+      <w:pPr>
+        <w:rPr>
+          <w:rFonts w:hint="eastAsia"/>
+        </w:rPr>
+      </w:pPr>
+      <w:r>
+        <w:t>All sg13g2_dfrbp_1 and sg13g2_xnor2_1 cells are named with the cam prefix. The naming follows the pattern cam[</w:t>
+      </w:r>
+      <w:proofErr w:type="spellStart"/>
+      <w:r>
+        <w:t>i</w:t>
+      </w:r>
+      <w:proofErr w:type="spellEnd"/>
+      <w:r>
+        <w:t>].</w:t>
+      </w:r>
+      <w:proofErr w:type="spellStart"/>
+      <w:r>
+        <w:t>mem_cell</w:t>
+      </w:r>
+      <w:proofErr w:type="spellEnd"/>
+      <w:r>
+        <w:t xml:space="preserve"> for the DFFs and cam[</w:t>
+      </w:r>
+      <w:proofErr w:type="spellStart"/>
+      <w:r>
+        <w:t>i</w:t>
+      </w:r>
+      <w:proofErr w:type="spellEnd"/>
+      <w:r>
+        <w:t xml:space="preserve">].comparator for the XNORs, where </w:t>
+      </w:r>
+      <w:proofErr w:type="spellStart"/>
+      <w:r>
+        <w:t>i</w:t>
+      </w:r>
+      <w:proofErr w:type="spellEnd"/>
+      <w:r>
+        <w:t xml:space="preserve"> ranges from 0 to 127.</w:t>
+      </w:r>
+    </w:p>
+    <w:p>
+      <w:pPr>
+        <w:rPr>
+          <w:rFonts w:hint="eastAsia"/>
+        </w:rPr>
+      </w:pPr>
+    </w:p>
+    <w:p>
+      <w:pPr>
+        <w:rPr>
+          <w:rFonts w:hint="eastAsia"/>
+        </w:rPr>
+      </w:pPr>
       <w:r>
         <w:rPr>
           <w:b/>
         </w:rPr>
-        <w:lastRenderedPageBreak/>
         <w:t>Q3.3</w:t>
       </w:r>
       <w:r>
-        <w:t xml:space="preserve"> From what you saw in Q3.2, construct a filter that you can use to find on</w:t>
-      </w:r>
-      <w:r>
-        <w:t>ly the cells that are part of the CAM structure. Write it below as a list comprehension.</w:t>
-      </w:r>
-    </w:p>
-    <w:p/>
-    <w:p/>
-    <w:p/>
-    <w:p>
+        <w:t xml:space="preserve"> From what you saw in Q3.2, construct a filter that you can use to find only the cells that are part of the CAM structure. Write it below as a list comprehension.</w:t>
+      </w:r>
+    </w:p>
+    <w:p>
+      <w:pPr>
+        <w:rPr>
+          <w:rFonts w:hint="eastAsia"/>
+        </w:rPr>
+      </w:pPr>
+    </w:p>
+    <w:p>
+      <w:pPr>
+        <w:rPr>
+          <w:rFonts w:hint="eastAsia"/>
+        </w:rPr>
+      </w:pPr>
+    </w:p>
+    <w:p>
+      <w:pPr>
+        <w:rPr>
+          <w:rFonts w:hint="eastAsia"/>
+        </w:rPr>
+      </w:pPr>
+    </w:p>
+    <w:p>
+      <w:pPr>
+        <w:rPr>
+          <w:rFonts w:hint="eastAsia"/>
+        </w:rPr>
+      </w:pPr>
       <w:r>
         <w:rPr>
           <w:b/>
@@ -3589,6 +6398,11 @@
       </w:r>
     </w:p>
     <w:p>
+      <w:pPr>
+        <w:rPr>
+          <w:rFonts w:hint="eastAsia"/>
+        </w:rPr>
+      </w:pPr>
       <w:r>
         <w:t>Take note of the following:</w:t>
       </w:r>
@@ -3599,28 +6413,32 @@
           <w:ilvl w:val="0"/>
           <w:numId w:val="2"/>
         </w:numPr>
+        <w:rPr>
+          <w:rFonts w:hint="eastAsia"/>
+        </w:rPr>
       </w:pPr>
       <w:r>
         <w:t xml:space="preserve">Use the predefined variables </w:t>
       </w:r>
+      <w:proofErr w:type="spellStart"/>
       <w:r>
         <w:rPr>
           <w:rFonts w:ascii="Consolas" w:eastAsia="Consolas" w:hAnsi="Consolas" w:cs="Consolas"/>
         </w:rPr>
         <w:t>origin_x</w:t>
       </w:r>
-      <w:r>
-        <w:t xml:space="preserve"> </w:t>
-      </w:r>
-      <w:r>
-        <w:t xml:space="preserve">and </w:t>
-      </w:r>
+      <w:proofErr w:type="spellEnd"/>
+      <w:r>
+        <w:t xml:space="preserve"> and </w:t>
+      </w:r>
+      <w:proofErr w:type="spellStart"/>
       <w:r>
         <w:rPr>
           <w:rFonts w:ascii="Consolas" w:eastAsia="Consolas" w:hAnsi="Consolas" w:cs="Consolas"/>
         </w:rPr>
         <w:t>origin_y</w:t>
       </w:r>
+      <w:proofErr w:type="spellEnd"/>
       <w:r>
         <w:t xml:space="preserve"> as the base location of the DFF of </w:t>
       </w:r>
@@ -3640,15 +6458,26 @@
           <w:ilvl w:val="0"/>
           <w:numId w:val="2"/>
         </w:numPr>
+        <w:rPr>
+          <w:rFonts w:hint="eastAsia"/>
+        </w:rPr>
       </w:pPr>
       <w:r>
         <w:t xml:space="preserve">You are provided the </w:t>
       </w:r>
-      <w:r>
-        <w:rPr>
-          <w:rFonts w:ascii="Consolas" w:eastAsia="Consolas" w:hAnsi="Consolas" w:cs="Consolas"/>
-        </w:rPr>
-        <w:t>decode_cam_index(name)</w:t>
+      <w:proofErr w:type="spellStart"/>
+      <w:r>
+        <w:rPr>
+          <w:rFonts w:ascii="Consolas" w:eastAsia="Consolas" w:hAnsi="Consolas" w:cs="Consolas"/>
+        </w:rPr>
+        <w:t>decode_cam_index</w:t>
+      </w:r>
+      <w:proofErr w:type="spellEnd"/>
+      <w:r>
+        <w:rPr>
+          <w:rFonts w:ascii="Consolas" w:eastAsia="Consolas" w:hAnsi="Consolas" w:cs="Consolas"/>
+        </w:rPr>
+        <w:t>(name)</w:t>
       </w:r>
       <w:r>
         <w:t xml:space="preserve"> function as a utility for scripting your placer. </w:t>
@@ -3660,21 +6489,23 @@
           <w:ilvl w:val="0"/>
           <w:numId w:val="2"/>
         </w:numPr>
+        <w:rPr>
+          <w:rFonts w:hint="eastAsia"/>
+        </w:rPr>
       </w:pPr>
       <w:r>
         <w:t xml:space="preserve">Use the provided </w:t>
       </w:r>
+      <w:proofErr w:type="spellStart"/>
       <w:r>
         <w:rPr>
           <w:rFonts w:ascii="Consolas" w:eastAsia="Consolas" w:hAnsi="Consolas" w:cs="Consolas"/>
         </w:rPr>
         <w:t>cam_vertical_offset</w:t>
       </w:r>
-      <w:r>
-        <w:t xml:space="preserve"> variable to apply the correct vertical of</w:t>
-      </w:r>
-      <w:r>
-        <w:t>fset based on the cam index.</w:t>
+      <w:proofErr w:type="spellEnd"/>
+      <w:r>
+        <w:t xml:space="preserve"> variable to apply the correct vertical offset based on the cam index.</w:t>
       </w:r>
     </w:p>
     <w:p>
@@ -3683,6 +6514,9 @@
           <w:ilvl w:val="0"/>
           <w:numId w:val="2"/>
         </w:numPr>
+        <w:rPr>
+          <w:rFonts w:hint="eastAsia"/>
+        </w:rPr>
       </w:pPr>
       <w:r>
         <w:t>Remember that your placement needs to be a tight packing – the XNOR should be exactly up against the right side of the DFF – refer to the diagram</w:t>
@@ -3694,6 +6528,9 @@
           <w:ilvl w:val="0"/>
           <w:numId w:val="2"/>
         </w:numPr>
+        <w:rPr>
+          <w:rFonts w:hint="eastAsia"/>
+        </w:rPr>
       </w:pPr>
       <w:r>
         <w:t xml:space="preserve">After the first round of legalization, remember to lock only these </w:t>
@@ -3705,10 +6542,7 @@
         <w:t>cam</w:t>
       </w:r>
       <w:r>
-        <w:t xml:space="preserve"> instances </w:t>
-      </w:r>
-      <w:r>
-        <w:t xml:space="preserve">before the next round of global/detailed </w:t>
+        <w:t xml:space="preserve"> instances before the next round of global/detailed </w:t>
       </w:r>
       <w:r>
         <w:rPr>
@@ -3729,10 +6563,17 @@
         <w:t>.</w:t>
       </w:r>
     </w:p>
-    <w:p/>
-    <w:p>
-      <w:pPr>
-        <w:rPr>
+    <w:p>
+      <w:pPr>
+        <w:rPr>
+          <w:rFonts w:hint="eastAsia"/>
+        </w:rPr>
+      </w:pPr>
+    </w:p>
+    <w:p>
+      <w:pPr>
+        <w:rPr>
+          <w:rFonts w:hint="eastAsia"/>
           <w:b/>
         </w:rPr>
       </w:pPr>
@@ -3743,10 +6584,19 @@
         <w:t>Refer to the diagram below:</w:t>
       </w:r>
     </w:p>
-    <w:p/>
+    <w:p>
+      <w:pPr>
+        <w:rPr>
+          <w:rFonts w:hint="eastAsia"/>
+        </w:rPr>
+      </w:pPr>
+    </w:p>
     <w:p>
       <w:pPr>
         <w:jc w:val="center"/>
+        <w:rPr>
+          <w:rFonts w:hint="eastAsia"/>
+        </w:rPr>
       </w:pPr>
       <w:r>
         <w:rPr>
@@ -3766,7 +6616,7 @@
                     <pic:cNvPicPr preferRelativeResize="0"/>
                   </pic:nvPicPr>
                   <pic:blipFill>
-                    <a:blip r:embed="rId14"/>
+                    <a:blip r:embed="rId27"/>
                     <a:srcRect/>
                     <a:stretch>
                       <a:fillRect/>
@@ -3792,24 +6642,62 @@
     <w:p>
       <w:pPr>
         <w:ind w:left="720"/>
-      </w:pPr>
-    </w:p>
-    <w:p>
+        <w:rPr>
+          <w:rFonts w:hint="eastAsia"/>
+        </w:rPr>
+      </w:pPr>
+    </w:p>
+    <w:p>
+      <w:pPr>
+        <w:rPr>
+          <w:rFonts w:hint="eastAsia"/>
+        </w:rPr>
+      </w:pPr>
       <w:r>
         <w:rPr>
           <w:b/>
         </w:rPr>
-        <w:lastRenderedPageBreak/>
         <w:t>Q3.4</w:t>
       </w:r>
       <w:r>
-        <w:t xml:space="preserve"> When you have completed the placer, run the script, open the GUI, and take a screenshot of placer.odb and paste it here.</w:t>
-      </w:r>
-    </w:p>
-    <w:p/>
-    <w:p/>
-    <w:p/>
-    <w:p>
+        <w:t xml:space="preserve"> When you have completed the placer, run the script, open the GUI, and take a screenshot of </w:t>
+      </w:r>
+      <w:proofErr w:type="spellStart"/>
+      <w:r>
+        <w:t>placer.odb</w:t>
+      </w:r>
+      <w:proofErr w:type="spellEnd"/>
+      <w:r>
+        <w:t xml:space="preserve"> and paste it here.</w:t>
+      </w:r>
+    </w:p>
+    <w:p>
+      <w:pPr>
+        <w:rPr>
+          <w:rFonts w:hint="eastAsia"/>
+        </w:rPr>
+      </w:pPr>
+    </w:p>
+    <w:p>
+      <w:pPr>
+        <w:rPr>
+          <w:rFonts w:hint="eastAsia"/>
+        </w:rPr>
+      </w:pPr>
+    </w:p>
+    <w:p>
+      <w:pPr>
+        <w:rPr>
+          <w:rFonts w:hint="eastAsia"/>
+        </w:rPr>
+      </w:pPr>
+    </w:p>
+    <w:p>
+      <w:pPr>
+        <w:rPr>
+          <w:rFonts w:hint="eastAsia"/>
+        </w:rPr>
+      </w:pPr>
       <w:r>
         <w:t xml:space="preserve">Your </w:t>
       </w:r>
@@ -3822,21 +6710,36 @@
       <w:r>
         <w:t xml:space="preserve"> is now complete. Ensure the latest </w:t>
       </w:r>
+      <w:proofErr w:type="spellStart"/>
       <w:r>
         <w:rPr>
           <w:rFonts w:ascii="Consolas" w:eastAsia="Consolas" w:hAnsi="Consolas" w:cs="Consolas"/>
         </w:rPr>
         <w:t>placer.odb</w:t>
       </w:r>
+      <w:proofErr w:type="spellEnd"/>
       <w:r>
         <w:t xml:space="preserve"> is present as well. Make sure you commit these completed files to your GitHub repository.</w:t>
       </w:r>
     </w:p>
-    <w:p/>
-    <w:p/>
-    <w:p>
-      <w:pPr>
-        <w:rPr>
+    <w:p>
+      <w:pPr>
+        <w:rPr>
+          <w:rFonts w:hint="eastAsia"/>
+        </w:rPr>
+      </w:pPr>
+    </w:p>
+    <w:p>
+      <w:pPr>
+        <w:rPr>
+          <w:rFonts w:hint="eastAsia"/>
+        </w:rPr>
+      </w:pPr>
+    </w:p>
+    <w:p>
+      <w:pPr>
+        <w:rPr>
+          <w:rFonts w:hint="eastAsia"/>
           <w:b/>
         </w:rPr>
       </w:pPr>
@@ -3847,10 +6750,34 @@
         <w:t>&lt;End&gt;</w:t>
       </w:r>
     </w:p>
-    <w:p/>
-    <w:p/>
-    <w:p/>
-    <w:p/>
+    <w:p>
+      <w:pPr>
+        <w:rPr>
+          <w:rFonts w:hint="eastAsia"/>
+        </w:rPr>
+      </w:pPr>
+    </w:p>
+    <w:p>
+      <w:pPr>
+        <w:rPr>
+          <w:rFonts w:hint="eastAsia"/>
+        </w:rPr>
+      </w:pPr>
+    </w:p>
+    <w:p>
+      <w:pPr>
+        <w:rPr>
+          <w:rFonts w:hint="eastAsia"/>
+        </w:rPr>
+      </w:pPr>
+    </w:p>
+    <w:p>
+      <w:pPr>
+        <w:rPr>
+          <w:rFonts w:hint="eastAsia"/>
+        </w:rPr>
+      </w:pPr>
+    </w:p>
     <w:sectPr>
       <w:pgSz w:w="12240" w:h="15840"/>
       <w:pgMar w:top="1440" w:right="1440" w:bottom="1440" w:left="1440" w:header="720" w:footer="720" w:gutter="0"/>

--- a/Lab 2/ECE 260C Lab 2.docx
+++ b/Lab 2/ECE 260C Lab 2.docx
@@ -769,10 +769,12 @@
         <w:t xml:space="preserve"> Python script will typically follow this basic format. The first lines import </w:t>
       </w:r>
       <w:proofErr w:type="spellStart"/>
+      <w:proofErr w:type="gramStart"/>
       <w:r>
         <w:t>OpenROAD”s</w:t>
       </w:r>
       <w:proofErr w:type="spellEnd"/>
+      <w:proofErr w:type="gramEnd"/>
       <w:r>
         <w:t xml:space="preserve"> Tech/Design objects as well as </w:t>
       </w:r>
@@ -1233,6 +1235,7 @@
               <w:t xml:space="preserve">For example, </w:t>
             </w:r>
             <w:proofErr w:type="spellStart"/>
+            <w:proofErr w:type="gramStart"/>
             <w:r>
               <w:rPr>
                 <w:rFonts w:ascii="Consolas" w:eastAsia="Consolas" w:hAnsi="Consolas" w:cs="Consolas"/>
@@ -1240,6 +1243,7 @@
               <w:t>design.getGlobalRouter</w:t>
             </w:r>
             <w:proofErr w:type="spellEnd"/>
+            <w:proofErr w:type="gramEnd"/>
             <w:r>
               <w:rPr>
                 <w:rFonts w:ascii="Consolas" w:eastAsia="Consolas" w:hAnsi="Consolas" w:cs="Consolas"/>
@@ -1524,6 +1528,7 @@
               <w:t xml:space="preserve">Equivalent to </w:t>
             </w:r>
             <w:proofErr w:type="spellStart"/>
+            <w:proofErr w:type="gramStart"/>
             <w:r>
               <w:rPr>
                 <w:rFonts w:ascii="Roboto Mono" w:eastAsia="Roboto Mono" w:hAnsi="Roboto Mono" w:cs="Roboto Mono"/>
@@ -1532,6 +1537,7 @@
               <w:t>design.getDb</w:t>
             </w:r>
             <w:proofErr w:type="spellEnd"/>
+            <w:proofErr w:type="gramEnd"/>
             <w:r>
               <w:rPr>
                 <w:rFonts w:ascii="Roboto Mono" w:eastAsia="Roboto Mono" w:hAnsi="Roboto Mono" w:cs="Roboto Mono"/>
@@ -1686,6 +1692,7 @@
               <w:t xml:space="preserve">This can be useful in situations where Python bindings lack a one-to-one wrapper. E.g., </w:t>
             </w:r>
             <w:proofErr w:type="spellStart"/>
+            <w:proofErr w:type="gramStart"/>
             <w:r>
               <w:rPr>
                 <w:rFonts w:ascii="Consolas" w:eastAsia="Consolas" w:hAnsi="Consolas" w:cs="Consolas"/>
@@ -1693,6 +1700,7 @@
               <w:t>design.getReplace</w:t>
             </w:r>
             <w:proofErr w:type="spellEnd"/>
+            <w:proofErr w:type="gramEnd"/>
             <w:r>
               <w:rPr>
                 <w:rFonts w:ascii="Consolas" w:eastAsia="Consolas" w:hAnsi="Consolas" w:cs="Consolas"/>
@@ -2053,6 +2061,7 @@
       <w:r>
         <w:t xml:space="preserve">. You will be dropped into the interactive Python REPL.  Ignore the warning </w:t>
       </w:r>
+      <w:proofErr w:type="gramStart"/>
       <w:r>
         <w:rPr>
           <w:rFonts w:ascii="Consolas" w:eastAsia="Consolas" w:hAnsi="Consolas" w:cs="Consolas"/>
@@ -2067,6 +2076,7 @@
         <w:t>openroad</w:t>
       </w:r>
       <w:proofErr w:type="spellEnd"/>
+      <w:proofErr w:type="gramEnd"/>
       <w:r>
         <w:rPr>
           <w:rFonts w:ascii="Consolas" w:eastAsia="Consolas" w:hAnsi="Consolas" w:cs="Consolas"/>
@@ -2158,17 +2168,33 @@
         <w:t>block.</w:t>
       </w:r>
       <w:r>
-        <w:t xml:space="preserve"> (with the dot) and press Tab – you should see the member methods of block. Paste a screenshot below. </w:t>
-      </w:r>
-    </w:p>
-    <w:p>
-      <w:pPr>
-        <w:rPr>
-          <w:rFonts w:hint="eastAsia"/>
-        </w:rPr>
-      </w:pPr>
-      <w:r>
-        <w:t xml:space="preserve">What function might you use to get the area (bounding box) of the design? What about the pins? (refer to the Databases lecture)  </w:t>
+        <w:t xml:space="preserve"> (</w:t>
+      </w:r>
+      <w:proofErr w:type="gramStart"/>
+      <w:r>
+        <w:t>with</w:t>
+      </w:r>
+      <w:proofErr w:type="gramEnd"/>
+      <w:r>
+        <w:t xml:space="preserve"> the dot) and press Tab – you should see the member methods of block. Paste a screenshot below. </w:t>
+      </w:r>
+    </w:p>
+    <w:p>
+      <w:pPr>
+        <w:rPr>
+          <w:rFonts w:hint="eastAsia"/>
+        </w:rPr>
+      </w:pPr>
+      <w:r>
+        <w:t>What function might you use to get the area (bounding box) of the design? What about the pins? (</w:t>
+      </w:r>
+      <w:proofErr w:type="gramStart"/>
+      <w:r>
+        <w:t>refer</w:t>
+      </w:r>
+      <w:proofErr w:type="gramEnd"/>
+      <w:r>
+        <w:t xml:space="preserve"> to the Databases lecture)  </w:t>
       </w:r>
     </w:p>
     <w:p>
@@ -2186,6 +2212,7 @@
         <w:t xml:space="preserve">: </w:t>
       </w:r>
       <w:proofErr w:type="spellStart"/>
+      <w:proofErr w:type="gramStart"/>
       <w:r>
         <w:rPr>
           <w:rFonts w:ascii="Consolas" w:hAnsi="Consolas"/>
@@ -2193,6 +2220,7 @@
         <w:t>block.getBBox</w:t>
       </w:r>
       <w:proofErr w:type="spellEnd"/>
+      <w:proofErr w:type="gramEnd"/>
       <w:r>
         <w:rPr>
           <w:rFonts w:ascii="Consolas" w:hAnsi="Consolas"/>
@@ -2216,6 +2244,7 @@
         <w:t xml:space="preserve">ins: </w:t>
       </w:r>
       <w:proofErr w:type="spellStart"/>
+      <w:proofErr w:type="gramStart"/>
       <w:r>
         <w:rPr>
           <w:rFonts w:ascii="Consolas" w:hAnsi="Consolas"/>
@@ -2223,6 +2252,7 @@
         <w:t>block.getITerms</w:t>
       </w:r>
       <w:proofErr w:type="spellEnd"/>
+      <w:proofErr w:type="gramEnd"/>
       <w:r>
         <w:rPr>
           <w:rFonts w:ascii="Consolas" w:hAnsi="Consolas"/>
@@ -2325,6 +2355,7 @@
         <w:t xml:space="preserve"> on a function like </w:t>
       </w:r>
       <w:proofErr w:type="spellStart"/>
+      <w:proofErr w:type="gramStart"/>
       <w:r>
         <w:rPr>
           <w:rFonts w:ascii="Consolas" w:eastAsia="Consolas" w:hAnsi="Consolas" w:cs="Consolas"/>
@@ -2332,6 +2363,7 @@
         <w:t>block.getInsts</w:t>
       </w:r>
       <w:proofErr w:type="spellEnd"/>
+      <w:proofErr w:type="gramEnd"/>
       <w:r>
         <w:rPr>
           <w:rFonts w:ascii="Consolas" w:eastAsia="Consolas" w:hAnsi="Consolas" w:cs="Consolas"/>
@@ -2379,6 +2411,7 @@
         <w:t xml:space="preserve"> = </w:t>
       </w:r>
       <w:proofErr w:type="spellStart"/>
+      <w:proofErr w:type="gramStart"/>
       <w:r>
         <w:rPr>
           <w:rFonts w:ascii="Consolas" w:eastAsia="Consolas" w:hAnsi="Consolas" w:cs="Consolas"/>
@@ -2386,6 +2419,7 @@
         <w:t>block.getInsts</w:t>
       </w:r>
       <w:proofErr w:type="spellEnd"/>
+      <w:proofErr w:type="gramEnd"/>
       <w:r>
         <w:rPr>
           <w:rFonts w:ascii="Consolas" w:eastAsia="Consolas" w:hAnsi="Consolas" w:cs="Consolas"/>
@@ -2396,6 +2430,7 @@
         <w:t xml:space="preserve">. This will return an array of instances. Then, try Tab completion on </w:t>
       </w:r>
       <w:proofErr w:type="spellStart"/>
+      <w:proofErr w:type="gramStart"/>
       <w:r>
         <w:rPr>
           <w:rFonts w:ascii="Consolas" w:eastAsia="Consolas" w:hAnsi="Consolas" w:cs="Consolas"/>
@@ -2407,7 +2442,14 @@
         <w:rPr>
           <w:rFonts w:ascii="Consolas" w:eastAsia="Consolas" w:hAnsi="Consolas" w:cs="Consolas"/>
         </w:rPr>
-        <w:t>[0]</w:t>
+        <w:t>[</w:t>
+      </w:r>
+      <w:proofErr w:type="gramEnd"/>
+      <w:r>
+        <w:rPr>
+          <w:rFonts w:ascii="Consolas" w:eastAsia="Consolas" w:hAnsi="Consolas" w:cs="Consolas"/>
+        </w:rPr>
+        <w:t>0]</w:t>
       </w:r>
       <w:r>
         <w:t xml:space="preserve">. You will see that this doesn’t work because of the array indexing. You could make a new variable to Tab-complete on but, even better, you can run </w:t>
@@ -2427,6 +2469,7 @@
         <w:t>(</w:t>
       </w:r>
       <w:proofErr w:type="spellStart"/>
+      <w:proofErr w:type="gramStart"/>
       <w:r>
         <w:rPr>
           <w:rFonts w:ascii="Consolas" w:eastAsia="Consolas" w:hAnsi="Consolas" w:cs="Consolas"/>
@@ -2438,7 +2481,14 @@
         <w:rPr>
           <w:rFonts w:ascii="Consolas" w:eastAsia="Consolas" w:hAnsi="Consolas" w:cs="Consolas"/>
         </w:rPr>
-        <w:t>[0])</w:t>
+        <w:t>[</w:t>
+      </w:r>
+      <w:proofErr w:type="gramEnd"/>
+      <w:r>
+        <w:rPr>
+          <w:rFonts w:ascii="Consolas" w:eastAsia="Consolas" w:hAnsi="Consolas" w:cs="Consolas"/>
+        </w:rPr>
+        <w:t>0])</w:t>
       </w:r>
       <w:r>
         <w:t>. Run this command, then paste a screenshot below.</w:t>
@@ -2522,11 +2572,19 @@
       <w:r>
         <w:t xml:space="preserve">Run </w:t>
       </w:r>
-      <w:r>
-        <w:rPr>
-          <w:rFonts w:ascii="Consolas" w:eastAsia="Consolas" w:hAnsi="Consolas" w:cs="Consolas"/>
-        </w:rPr>
-        <w:t>exit()</w:t>
+      <w:proofErr w:type="gramStart"/>
+      <w:r>
+        <w:rPr>
+          <w:rFonts w:ascii="Consolas" w:eastAsia="Consolas" w:hAnsi="Consolas" w:cs="Consolas"/>
+        </w:rPr>
+        <w:t>exit(</w:t>
+      </w:r>
+      <w:proofErr w:type="gramEnd"/>
+      <w:r>
+        <w:rPr>
+          <w:rFonts w:ascii="Consolas" w:eastAsia="Consolas" w:hAnsi="Consolas" w:cs="Consolas"/>
+        </w:rPr>
+        <w:t>)</w:t>
       </w:r>
       <w:r>
         <w:t xml:space="preserve"> to leave the </w:t>
@@ -2753,6 +2811,7 @@
         <w:t>[</w:t>
       </w:r>
       <w:proofErr w:type="spellStart"/>
+      <w:proofErr w:type="gramStart"/>
       <w:r>
         <w:rPr>
           <w:rFonts w:ascii="Consolas" w:eastAsia="Consolas" w:hAnsi="Consolas" w:cs="Consolas"/>
@@ -2762,6 +2821,7 @@
         <w:t>i.getName</w:t>
       </w:r>
       <w:proofErr w:type="spellEnd"/>
+      <w:proofErr w:type="gramEnd"/>
       <w:r>
         <w:rPr>
           <w:rFonts w:ascii="Consolas" w:eastAsia="Consolas" w:hAnsi="Consolas" w:cs="Consolas"/>
@@ -2908,6 +2968,7 @@
         <w:t xml:space="preserve"> = </w:t>
       </w:r>
       <w:proofErr w:type="spellStart"/>
+      <w:proofErr w:type="gramStart"/>
       <w:r>
         <w:rPr>
           <w:rFonts w:ascii="Consolas" w:hAnsi="Consolas"/>
@@ -2915,6 +2976,7 @@
         <w:t>block.getInsts</w:t>
       </w:r>
       <w:proofErr w:type="spellEnd"/>
+      <w:proofErr w:type="gramEnd"/>
       <w:r>
         <w:rPr>
           <w:rFonts w:ascii="Consolas" w:hAnsi="Consolas"/>
@@ -2935,6 +2997,7 @@
         <w:t>masters = [</w:t>
       </w:r>
       <w:proofErr w:type="spellStart"/>
+      <w:proofErr w:type="gramStart"/>
       <w:r>
         <w:rPr>
           <w:rFonts w:ascii="Consolas" w:hAnsi="Consolas"/>
@@ -2954,6 +3017,7 @@
         <w:t>Master</w:t>
       </w:r>
       <w:proofErr w:type="spellEnd"/>
+      <w:proofErr w:type="gramEnd"/>
       <w:r>
         <w:rPr>
           <w:rFonts w:ascii="Consolas" w:hAnsi="Consolas"/>
@@ -3067,6 +3131,7 @@
         <w:t>areas = [</w:t>
       </w:r>
       <w:proofErr w:type="spellStart"/>
+      <w:proofErr w:type="gramStart"/>
       <w:r>
         <w:rPr>
           <w:rFonts w:ascii="Consolas" w:hAnsi="Consolas"/>
@@ -3074,6 +3139,7 @@
         <w:t>master.getArea</w:t>
       </w:r>
       <w:proofErr w:type="spellEnd"/>
+      <w:proofErr w:type="gramEnd"/>
       <w:r>
         <w:rPr>
           <w:rFonts w:ascii="Consolas" w:hAnsi="Consolas"/>
@@ -3128,7 +3194,15 @@
         <w:t>Q1.6</w:t>
       </w:r>
       <w:r>
-        <w:t xml:space="preserve"> Use sum to find the total area,  then </w:t>
+        <w:t xml:space="preserve"> Use sum to find the total </w:t>
+      </w:r>
+      <w:proofErr w:type="gramStart"/>
+      <w:r>
+        <w:t>area,  then</w:t>
+      </w:r>
+      <w:proofErr w:type="gramEnd"/>
+      <w:r>
+        <w:t xml:space="preserve"> </w:t>
       </w:r>
       <w:r>
         <w:rPr>
@@ -3796,6 +3870,7 @@
               <w:t xml:space="preserve"> </w:t>
             </w:r>
             <w:proofErr w:type="spellStart"/>
+            <w:proofErr w:type="gramStart"/>
             <w:r>
               <w:rPr>
                 <w:rFonts w:ascii="Consolas" w:eastAsia="Consolas" w:hAnsi="Consolas" w:cs="Consolas"/>
@@ -3805,6 +3880,7 @@
               <w:t>i.getMaster</w:t>
             </w:r>
             <w:proofErr w:type="spellEnd"/>
+            <w:proofErr w:type="gramEnd"/>
             <w:r>
               <w:rPr>
                 <w:rFonts w:ascii="Consolas" w:eastAsia="Consolas" w:hAnsi="Consolas" w:cs="Consolas"/>
@@ -3956,6 +4032,7 @@
               </w:rPr>
             </w:pPr>
             <w:proofErr w:type="spellStart"/>
+            <w:proofErr w:type="gramStart"/>
             <w:r>
               <w:rPr>
                 <w:rFonts w:ascii="Consolas" w:eastAsia="Consolas" w:hAnsi="Consolas" w:cs="Consolas"/>
@@ -3965,6 +4042,7 @@
               <w:t>library.findMaster</w:t>
             </w:r>
             <w:proofErr w:type="spellEnd"/>
+            <w:proofErr w:type="gramEnd"/>
             <w:r>
               <w:rPr>
                 <w:rFonts w:ascii="Consolas" w:eastAsia="Consolas" w:hAnsi="Consolas" w:cs="Consolas"/>
@@ -4308,8 +4386,16 @@
         <w:rPr>
           <w:rFonts w:ascii="Consolas" w:hAnsi="Consolas"/>
         </w:rPr>
-        <w:t>out\[</w:t>
-      </w:r>
+        <w:t>out</w:t>
+      </w:r>
+      <w:proofErr w:type="gramStart"/>
+      <w:r>
+        <w:rPr>
+          <w:rFonts w:ascii="Consolas" w:hAnsi="Consolas"/>
+        </w:rPr>
+        <w:t>\[</w:t>
+      </w:r>
+      <w:proofErr w:type="gramEnd"/>
       <w:r>
         <w:rPr>
           <w:rFonts w:ascii="Consolas" w:hAnsi="Consolas"/>
@@ -4481,6 +4567,7 @@
               </w:rPr>
             </w:pPr>
             <w:proofErr w:type="spellStart"/>
+            <w:proofErr w:type="gramStart"/>
             <w:r>
               <w:rPr>
                 <w:rFonts w:ascii="Consolas" w:eastAsia="Consolas" w:hAnsi="Consolas" w:cs="Consolas"/>
@@ -4490,6 +4577,7 @@
               <w:t>design.evalTclString</w:t>
             </w:r>
             <w:proofErr w:type="spellEnd"/>
+            <w:proofErr w:type="gramEnd"/>
             <w:r>
               <w:rPr>
                 <w:rFonts w:ascii="Consolas" w:eastAsia="Consolas" w:hAnsi="Consolas" w:cs="Consolas"/>
@@ -4819,6 +4907,7 @@
         <w:t xml:space="preserve"> </w:t>
       </w:r>
       <w:proofErr w:type="spellStart"/>
+      <w:proofErr w:type="gramStart"/>
       <w:r>
         <w:rPr>
           <w:rFonts w:ascii="Consolas" w:eastAsia="Consolas" w:hAnsi="Consolas" w:cs="Consolas"/>
@@ -4830,7 +4919,14 @@
         <w:rPr>
           <w:rFonts w:ascii="Consolas" w:eastAsia="Consolas" w:hAnsi="Consolas" w:cs="Consolas"/>
         </w:rPr>
-        <w:t>(x, y)</w:t>
+        <w:t>(</w:t>
+      </w:r>
+      <w:proofErr w:type="gramEnd"/>
+      <w:r>
+        <w:rPr>
+          <w:rFonts w:ascii="Consolas" w:eastAsia="Consolas" w:hAnsi="Consolas" w:cs="Consolas"/>
+        </w:rPr>
+        <w:t>x, y)</w:t>
       </w:r>
       <w:r>
         <w:t xml:space="preserve"> method. The origin </w:t>
@@ -4868,7 +4964,15 @@
         <w:t>sg13g2_dfrbp_1</w:t>
       </w:r>
       <w:r>
-        <w:t xml:space="preserve"> instances.  Now, use </w:t>
+        <w:t xml:space="preserve"> </w:t>
+      </w:r>
+      <w:proofErr w:type="gramStart"/>
+      <w:r>
+        <w:t>instances</w:t>
+      </w:r>
+      <w:proofErr w:type="gramEnd"/>
+      <w:r>
+        <w:t xml:space="preserve">.  Now, use </w:t>
       </w:r>
       <w:proofErr w:type="spellStart"/>
       <w:r>
@@ -5077,6 +5181,7 @@
               </w:rPr>
             </w:pPr>
             <w:proofErr w:type="spellStart"/>
+            <w:proofErr w:type="gramStart"/>
             <w:r>
               <w:rPr>
                 <w:rFonts w:ascii="Consolas" w:eastAsia="Consolas" w:hAnsi="Consolas" w:cs="Consolas"/>
@@ -5086,6 +5191,7 @@
               <w:t>design.evalTclString</w:t>
             </w:r>
             <w:proofErr w:type="spellEnd"/>
+            <w:proofErr w:type="gramEnd"/>
             <w:r>
               <w:rPr>
                 <w:rFonts w:ascii="Consolas" w:eastAsia="Consolas" w:hAnsi="Consolas" w:cs="Consolas"/>
@@ -5472,7 +5578,15 @@
         <w:t>sg13g2_dfrbp_1</w:t>
       </w:r>
       <w:r>
-        <w:t xml:space="preserve"> instances.</w:t>
+        <w:t xml:space="preserve"> </w:t>
+      </w:r>
+      <w:proofErr w:type="gramStart"/>
+      <w:r>
+        <w:t>instances</w:t>
+      </w:r>
+      <w:proofErr w:type="gramEnd"/>
+      <w:r>
+        <w:t>.</w:t>
       </w:r>
     </w:p>
     <w:p>
@@ -5515,7 +5629,15 @@
       </w:r>
       <w:proofErr w:type="spellEnd"/>
       <w:r>
-        <w:t xml:space="preserve"> GUI. Select a DFF cell and then paste a screenshot below. Is its placement correct now? Can you see its updated placement status? Answer in 1-2 sentences.</w:t>
+        <w:t xml:space="preserve"> GUI. Select a DFF cell and then paste a screenshot below. Is its placement </w:t>
+      </w:r>
+      <w:proofErr w:type="gramStart"/>
+      <w:r>
+        <w:t>correct</w:t>
+      </w:r>
+      <w:proofErr w:type="gramEnd"/>
+      <w:r>
+        <w:t xml:space="preserve"> now? Can you see its updated placement status? Answer in 1-2 sentences.</w:t>
       </w:r>
     </w:p>
     <w:p>
@@ -5629,7 +5751,15 @@
         </w:rPr>
       </w:pPr>
       <w:r>
-        <w:t>Yes, the placement is correct now. All the sg13g2_dfrbp_1 instances are positioned around the center of the chip at (50000, 50000), and their placement status is shown as LOCKED in the Inspector, which prevents them from being moved during global or detailed placement.</w:t>
+        <w:t xml:space="preserve">Yes, the placement is correct now. All the sg13g2_dfrbp_1 </w:t>
+      </w:r>
+      <w:proofErr w:type="gramStart"/>
+      <w:r>
+        <w:t>instances</w:t>
+      </w:r>
+      <w:proofErr w:type="gramEnd"/>
+      <w:r>
+        <w:t xml:space="preserve"> are positioned around the center of the chip at (50000, 50000), and their placement status is shown as LOCKED in the Inspector, which prevents them from being moved during global or detailed placement.</w:t>
       </w:r>
     </w:p>
     <w:p>
@@ -6144,10 +6274,21 @@
         <w:rPr>
           <w:rFonts w:ascii="Consolas" w:eastAsia="Consolas" w:hAnsi="Consolas" w:cs="Consolas"/>
         </w:rPr>
-        <w:t>section3/design/section3.v</w:t>
-      </w:r>
-      <w:r>
-        <w:t>. What do you notice about the style of Verilog? How is logic, particularly the logic we want to perform custom placement on, declared? How many total cells do we have as part of our custom placement? Answer in 2-3 sentences.</w:t>
+        <w:t>section3/design/section</w:t>
+      </w:r>
+      <w:proofErr w:type="gramStart"/>
+      <w:r>
+        <w:rPr>
+          <w:rFonts w:ascii="Consolas" w:eastAsia="Consolas" w:hAnsi="Consolas" w:cs="Consolas"/>
+        </w:rPr>
+        <w:t>3.v</w:t>
+      </w:r>
+      <w:r>
+        <w:t>.</w:t>
+      </w:r>
+      <w:proofErr w:type="gramEnd"/>
+      <w:r>
+        <w:t xml:space="preserve"> What do you notice about the style of Verilog? How is logic, particularly the logic we want to perform custom placement on, declared? How many total cells do we have as part of our custom placement? Answer in 2-3 sentences.</w:t>
       </w:r>
     </w:p>
     <w:p>
@@ -6293,31 +6434,95 @@
         </w:rPr>
       </w:pPr>
       <w:r>
-        <w:t>All sg13g2_dfrbp_1 and sg13g2_xnor2_1 cells are named with the cam prefix. The naming follows the pattern cam[</w:t>
-      </w:r>
-      <w:proofErr w:type="spellStart"/>
-      <w:r>
+        <w:t xml:space="preserve">All </w:t>
+      </w:r>
+      <w:r>
+        <w:rPr>
+          <w:rFonts w:ascii="Consolas" w:hAnsi="Consolas"/>
+        </w:rPr>
+        <w:t>sg13g2_dfrbp_1</w:t>
+      </w:r>
+      <w:r>
+        <w:t xml:space="preserve"> and </w:t>
+      </w:r>
+      <w:r>
+        <w:rPr>
+          <w:rFonts w:ascii="Consolas" w:hAnsi="Consolas"/>
+        </w:rPr>
+        <w:t>sg13g2_xnor2_1</w:t>
+      </w:r>
+      <w:r>
+        <w:t xml:space="preserve"> </w:t>
+      </w:r>
+      <w:proofErr w:type="gramStart"/>
+      <w:r>
+        <w:t>cells</w:t>
+      </w:r>
+      <w:proofErr w:type="gramEnd"/>
+      <w:r>
+        <w:t xml:space="preserve"> are named with the cam prefix. The naming follows the pattern </w:t>
+      </w:r>
+      <w:r>
+        <w:rPr>
+          <w:rFonts w:ascii="Consolas" w:hAnsi="Consolas"/>
+        </w:rPr>
+        <w:t>cam[</w:t>
+      </w:r>
+      <w:proofErr w:type="spellStart"/>
+      <w:r>
+        <w:rPr>
+          <w:rFonts w:ascii="Consolas" w:hAnsi="Consolas"/>
+        </w:rPr>
         <w:t>i</w:t>
       </w:r>
       <w:proofErr w:type="spellEnd"/>
-      <w:r>
+      <w:proofErr w:type="gramStart"/>
+      <w:r>
+        <w:rPr>
+          <w:rFonts w:ascii="Consolas" w:hAnsi="Consolas"/>
+        </w:rPr>
         <w:t>].</w:t>
       </w:r>
       <w:proofErr w:type="spellStart"/>
       <w:r>
-        <w:t>mem_cell</w:t>
-      </w:r>
-      <w:proofErr w:type="spellEnd"/>
-      <w:r>
-        <w:t xml:space="preserve"> for the DFFs and cam[</w:t>
-      </w:r>
-      <w:proofErr w:type="spellStart"/>
-      <w:r>
+        <w:rPr>
+          <w:rFonts w:ascii="Consolas" w:hAnsi="Consolas"/>
+        </w:rPr>
+        <w:t>mem</w:t>
+      </w:r>
+      <w:proofErr w:type="gramEnd"/>
+      <w:r>
+        <w:rPr>
+          <w:rFonts w:ascii="Consolas" w:hAnsi="Consolas"/>
+        </w:rPr>
+        <w:t>_cell</w:t>
+      </w:r>
+      <w:proofErr w:type="spellEnd"/>
+      <w:r>
+        <w:t xml:space="preserve"> for the DFFs and </w:t>
+      </w:r>
+      <w:r>
+        <w:rPr>
+          <w:rFonts w:ascii="Consolas" w:hAnsi="Consolas"/>
+        </w:rPr>
+        <w:t>cam[</w:t>
+      </w:r>
+      <w:proofErr w:type="spellStart"/>
+      <w:r>
+        <w:rPr>
+          <w:rFonts w:ascii="Consolas" w:hAnsi="Consolas"/>
+        </w:rPr>
         <w:t>i</w:t>
       </w:r>
       <w:proofErr w:type="spellEnd"/>
       <w:r>
-        <w:t xml:space="preserve">].comparator for the XNORs, where </w:t>
+        <w:rPr>
+          <w:rFonts w:ascii="Consolas" w:hAnsi="Consolas"/>
+        </w:rPr>
+        <w:t>].comparator</w:t>
+      </w:r>
+      <w:r>
+        <w:t xml:space="preserve"> for the XNORs, where </w:t>
       </w:r>
       <w:proofErr w:type="spellStart"/>
       <w:r>
@@ -6361,9 +6566,96 @@
     <w:p>
       <w:pPr>
         <w:rPr>
-          <w:rFonts w:hint="eastAsia"/>
-        </w:rPr>
-      </w:pPr>
+          <w:rFonts w:ascii="Consolas" w:hAnsi="Consolas"/>
+        </w:rPr>
+      </w:pPr>
+      <w:proofErr w:type="spellStart"/>
+      <w:r>
+        <w:rPr>
+          <w:rFonts w:ascii="Consolas" w:hAnsi="Consolas"/>
+        </w:rPr>
+        <w:lastRenderedPageBreak/>
+        <w:t>cam_insts</w:t>
+      </w:r>
+      <w:proofErr w:type="spellEnd"/>
+      <w:r>
+        <w:rPr>
+          <w:rFonts w:ascii="Consolas" w:hAnsi="Consolas"/>
+        </w:rPr>
+        <w:t xml:space="preserve"> = [</w:t>
+      </w:r>
+      <w:proofErr w:type="spellStart"/>
+      <w:r>
+        <w:rPr>
+          <w:rFonts w:ascii="Consolas" w:hAnsi="Consolas"/>
+        </w:rPr>
+        <w:t>i</w:t>
+      </w:r>
+      <w:proofErr w:type="spellEnd"/>
+      <w:r>
+        <w:rPr>
+          <w:rFonts w:ascii="Consolas" w:hAnsi="Consolas"/>
+        </w:rPr>
+        <w:t xml:space="preserve"> for </w:t>
+      </w:r>
+      <w:proofErr w:type="spellStart"/>
+      <w:r>
+        <w:rPr>
+          <w:rFonts w:ascii="Consolas" w:hAnsi="Consolas"/>
+        </w:rPr>
+        <w:t>i</w:t>
+      </w:r>
+      <w:proofErr w:type="spellEnd"/>
+      <w:r>
+        <w:rPr>
+          <w:rFonts w:ascii="Consolas" w:hAnsi="Consolas"/>
+        </w:rPr>
+        <w:t xml:space="preserve"> in </w:t>
+      </w:r>
+      <w:proofErr w:type="spellStart"/>
+      <w:r>
+        <w:rPr>
+          <w:rFonts w:ascii="Consolas" w:hAnsi="Consolas"/>
+        </w:rPr>
+        <w:t>insts</w:t>
+      </w:r>
+      <w:proofErr w:type="spellEnd"/>
+      <w:r>
+        <w:rPr>
+          <w:rFonts w:ascii="Consolas" w:hAnsi="Consolas"/>
+        </w:rPr>
+        <w:t xml:space="preserve"> if </w:t>
+      </w:r>
+      <w:proofErr w:type="spellStart"/>
+      <w:proofErr w:type="gramStart"/>
+      <w:r>
+        <w:rPr>
+          <w:rFonts w:ascii="Consolas" w:hAnsi="Consolas"/>
+        </w:rPr>
+        <w:t>i.getName</w:t>
+      </w:r>
+      <w:proofErr w:type="spellEnd"/>
+      <w:proofErr w:type="gramEnd"/>
+      <w:r>
+        <w:rPr>
+          <w:rFonts w:ascii="Consolas" w:hAnsi="Consolas"/>
+        </w:rPr>
+        <w:t>().</w:t>
+      </w:r>
+      <w:proofErr w:type="spellStart"/>
+      <w:r>
+        <w:rPr>
+          <w:rFonts w:ascii="Consolas" w:hAnsi="Consolas"/>
+        </w:rPr>
+        <w:t>startswith</w:t>
+      </w:r>
+      <w:proofErr w:type="spellEnd"/>
+      <w:r>
+        <w:rPr>
+          <w:rFonts w:ascii="Consolas" w:hAnsi="Consolas"/>
+        </w:rPr>
+        <w:t>("cam")]</w:t>
+      </w:r>
     </w:p>
     <w:p>
       <w:pPr>
@@ -6442,11 +6734,19 @@
       <w:r>
         <w:t xml:space="preserve"> as the base location of the DFF of </w:t>
       </w:r>
-      <w:r>
-        <w:rPr>
-          <w:rFonts w:ascii="Consolas" w:eastAsia="Consolas" w:hAnsi="Consolas" w:cs="Consolas"/>
-        </w:rPr>
-        <w:t>cam[0]</w:t>
+      <w:proofErr w:type="gramStart"/>
+      <w:r>
+        <w:rPr>
+          <w:rFonts w:ascii="Consolas" w:eastAsia="Consolas" w:hAnsi="Consolas" w:cs="Consolas"/>
+        </w:rPr>
+        <w:t>cam[</w:t>
+      </w:r>
+      <w:proofErr w:type="gramEnd"/>
+      <w:r>
+        <w:rPr>
+          <w:rFonts w:ascii="Consolas" w:eastAsia="Consolas" w:hAnsi="Consolas" w:cs="Consolas"/>
+        </w:rPr>
+        <w:t>0]</w:t>
       </w:r>
       <w:r>
         <w:t xml:space="preserve"> – refer to the diagram below</w:t>
@@ -6680,10 +6980,164 @@
     </w:p>
     <w:p>
       <w:pPr>
-        <w:rPr>
-          <w:rFonts w:hint="eastAsia"/>
-        </w:rPr>
-      </w:pPr>
+        <w:jc w:val="center"/>
+      </w:pPr>
+      <w:r>
+        <w:rPr>
+          <w:rFonts w:hint="eastAsia"/>
+          <w:noProof/>
+        </w:rPr>
+        <w:lastRenderedPageBreak/>
+        <w:drawing>
+          <wp:inline distT="0" distB="0" distL="0" distR="0" wp14:anchorId="77CF8C26" wp14:editId="6FF7F68E">
+            <wp:extent cx="4916732" cy="3240000"/>
+            <wp:effectExtent l="0" t="0" r="0" b="0"/>
+            <wp:docPr id="17" name="图片 17"/>
+            <wp:cNvGraphicFramePr>
+              <a:graphicFrameLocks xmlns:a="http://schemas.openxmlformats.org/drawingml/2006/main" noChangeAspect="1"/>
+            </wp:cNvGraphicFramePr>
+            <a:graphic xmlns:a="http://schemas.openxmlformats.org/drawingml/2006/main">
+              <a:graphicData uri="http://schemas.openxmlformats.org/drawingml/2006/picture">
+                <pic:pic xmlns:pic="http://schemas.openxmlformats.org/drawingml/2006/picture">
+                  <pic:nvPicPr>
+                    <pic:cNvPr id="17" name="图片 17"/>
+                    <pic:cNvPicPr/>
+                  </pic:nvPicPr>
+                  <pic:blipFill>
+                    <a:blip r:embed="rId28" cstate="print">
+                      <a:extLst>
+                        <a:ext uri="{28A0092B-C50C-407E-A947-70E740481C1C}">
+                          <a14:useLocalDpi xmlns:a14="http://schemas.microsoft.com/office/drawing/2010/main" val="0"/>
+                        </a:ext>
+                      </a:extLst>
+                    </a:blip>
+                    <a:stretch>
+                      <a:fillRect/>
+                    </a:stretch>
+                  </pic:blipFill>
+                  <pic:spPr>
+                    <a:xfrm>
+                      <a:off x="0" y="0"/>
+                      <a:ext cx="4916732" cy="3240000"/>
+                    </a:xfrm>
+                    <a:prstGeom prst="rect">
+                      <a:avLst/>
+                    </a:prstGeom>
+                  </pic:spPr>
+                </pic:pic>
+              </a:graphicData>
+            </a:graphic>
+          </wp:inline>
+        </w:drawing>
+      </w:r>
+    </w:p>
+    <w:p>
+      <w:pPr>
+        <w:jc w:val="center"/>
+      </w:pPr>
+      <w:r>
+        <w:rPr>
+          <w:rFonts w:hint="eastAsia"/>
+          <w:noProof/>
+        </w:rPr>
+        <w:drawing>
+          <wp:inline distT="0" distB="0" distL="0" distR="0" wp14:anchorId="3E21934A" wp14:editId="13549C2E">
+            <wp:extent cx="4908773" cy="3240000"/>
+            <wp:effectExtent l="0" t="0" r="6350" b="0"/>
+            <wp:docPr id="18" name="图片 18"/>
+            <wp:cNvGraphicFramePr>
+              <a:graphicFrameLocks xmlns:a="http://schemas.openxmlformats.org/drawingml/2006/main" noChangeAspect="1"/>
+            </wp:cNvGraphicFramePr>
+            <a:graphic xmlns:a="http://schemas.openxmlformats.org/drawingml/2006/main">
+              <a:graphicData uri="http://schemas.openxmlformats.org/drawingml/2006/picture">
+                <pic:pic xmlns:pic="http://schemas.openxmlformats.org/drawingml/2006/picture">
+                  <pic:nvPicPr>
+                    <pic:cNvPr id="18" name="图片 18"/>
+                    <pic:cNvPicPr/>
+                  </pic:nvPicPr>
+                  <pic:blipFill>
+                    <a:blip r:embed="rId29" cstate="print">
+                      <a:extLst>
+                        <a:ext uri="{28A0092B-C50C-407E-A947-70E740481C1C}">
+                          <a14:useLocalDpi xmlns:a14="http://schemas.microsoft.com/office/drawing/2010/main" val="0"/>
+                        </a:ext>
+                      </a:extLst>
+                    </a:blip>
+                    <a:stretch>
+                      <a:fillRect/>
+                    </a:stretch>
+                  </pic:blipFill>
+                  <pic:spPr>
+                    <a:xfrm>
+                      <a:off x="0" y="0"/>
+                      <a:ext cx="4908773" cy="3240000"/>
+                    </a:xfrm>
+                    <a:prstGeom prst="rect">
+                      <a:avLst/>
+                    </a:prstGeom>
+                  </pic:spPr>
+                </pic:pic>
+              </a:graphicData>
+            </a:graphic>
+          </wp:inline>
+        </w:drawing>
+      </w:r>
+    </w:p>
+    <w:p>
+      <w:pPr>
+        <w:jc w:val="center"/>
+        <w:rPr>
+          <w:rFonts w:hint="eastAsia"/>
+        </w:rPr>
+      </w:pPr>
+      <w:r>
+        <w:rPr>
+          <w:rFonts w:hint="eastAsia"/>
+          <w:noProof/>
+        </w:rPr>
+        <w:lastRenderedPageBreak/>
+        <w:drawing>
+          <wp:inline distT="0" distB="0" distL="0" distR="0" wp14:anchorId="62AD3EA1" wp14:editId="63932924">
+            <wp:extent cx="3207234" cy="2880000"/>
+            <wp:effectExtent l="0" t="0" r="0" b="0"/>
+            <wp:docPr id="19" name="图片 19"/>
+            <wp:cNvGraphicFramePr>
+              <a:graphicFrameLocks xmlns:a="http://schemas.openxmlformats.org/drawingml/2006/main" noChangeAspect="1"/>
+            </wp:cNvGraphicFramePr>
+            <a:graphic xmlns:a="http://schemas.openxmlformats.org/drawingml/2006/main">
+              <a:graphicData uri="http://schemas.openxmlformats.org/drawingml/2006/picture">
+                <pic:pic xmlns:pic="http://schemas.openxmlformats.org/drawingml/2006/picture">
+                  <pic:nvPicPr>
+                    <pic:cNvPr id="19" name="图片 19"/>
+                    <pic:cNvPicPr/>
+                  </pic:nvPicPr>
+                  <pic:blipFill>
+                    <a:blip r:embed="rId30" cstate="print">
+                      <a:extLst>
+                        <a:ext uri="{28A0092B-C50C-407E-A947-70E740481C1C}">
+                          <a14:useLocalDpi xmlns:a14="http://schemas.microsoft.com/office/drawing/2010/main" val="0"/>
+                        </a:ext>
+                      </a:extLst>
+                    </a:blip>
+                    <a:stretch>
+                      <a:fillRect/>
+                    </a:stretch>
+                  </pic:blipFill>
+                  <pic:spPr>
+                    <a:xfrm>
+                      <a:off x="0" y="0"/>
+                      <a:ext cx="3207234" cy="2880000"/>
+                    </a:xfrm>
+                    <a:prstGeom prst="rect">
+                      <a:avLst/>
+                    </a:prstGeom>
+                  </pic:spPr>
+                </pic:pic>
+              </a:graphicData>
+            </a:graphic>
+          </wp:inline>
+        </w:drawing>
+      </w:r>
     </w:p>
     <w:p>
       <w:pPr>
